--- a/klagomål/A 63008-2025 FSC-klagomål.docx
+++ b/klagomål/A 63008-2025 FSC-klagomål.docx
@@ -1114,7 +1114,7 @@
     <w:r>
       <w:tab/>
       <w:tab/>
-      <w:t>2025-12-19</w:t>
+      <w:t>2025-12-20</w:t>
       <w:br/>
       <w:br/>
     </w:r>

--- a/klagomål/A 63008-2025 FSC-klagomål.docx
+++ b/klagomål/A 63008-2025 FSC-klagomål.docx
@@ -191,7 +191,7 @@
     </w:p>
     <w:p>
       <w:r>
-        <w:t>I avverkningsanmälan har följande 11 naturvårdsarter hittats: gyllenspindling (VU), rynkskinn (VU), rosenticka (NT), talltita (NT, §4), ullticka (NT), vedtrappmossa (NT), brandticka (S), grön sköldmossa (S, §8), svavelriska (S), vårärt (S) och blåsippa (§9). Av dessa är 6 rödlistade. För rödlistade arter har rödlistekategorin angivits inom parentes. Arter som är signalarter enligt Skogsstyrelsen har markerats med (S). För fridlysta arter anges även paragrafen i Artskyddsförordningen som arten är fridlyst enligt.</w:t>
+        <w:t>I avverkningsanmälan har följande 16 naturvårdsarter hittats: gyllenspindling (VU), rynkskinn (VU), rosenticka (NT), spillkråka (NT, §4), talltita (NT, §4), ullticka (NT), vedtrappmossa (NT), björksplintborre (S), brandticka (S), bronshjon (S), grön sköldmossa (S, §8), rödgul trumpetsvamp (S), stubbspretmossa (S), svavelriska (S), vårärt (S) och blåsippa (§9). Av dessa är 7 rödlistade. För rödlistade arter har rödlistekategorin angivits inom parentes. Arter som är signalarter enligt Skogsstyrelsen har markerats med (S). För fridlysta arter anges även paragrafen i Artskyddsförordningen som arten är fridlyst enligt.</w:t>
       </w:r>
     </w:p>
     <w:p>
@@ -206,7 +206,7 @@
       <w:r>
         <w:drawing>
           <wp:inline xmlns:a="http://schemas.openxmlformats.org/drawingml/2006/main" xmlns:pic="http://schemas.openxmlformats.org/drawingml/2006/picture">
-            <wp:extent cx="5486400" cy="5455721"/>
+            <wp:extent cx="5486400" cy="5398699"/>
             <wp:docPr id="1" name="Picture 1"/>
             <wp:cNvGraphicFramePr>
               <a:graphicFrameLocks noChangeAspect="1"/>
@@ -227,7 +227,7 @@
                   <pic:spPr>
                     <a:xfrm>
                       <a:off x="0" y="0"/>
-                      <a:ext cx="5486400" cy="5455721"/>
+                      <a:ext cx="5486400" cy="5398699"/>
                     </a:xfrm>
                     <a:prstGeom prst="rect"/>
                   </pic:spPr>
@@ -284,6 +284,28 @@
         <w:rPr>
           <w:b/>
         </w:rPr>
+        <w:t xml:space="preserve">Rödgul trumpetsvamp </w:t>
+      </w:r>
+      <w:r>
+        <w:t>signalerar kalkrika barrsumpskogar eller avgränsade små mineralrika ytor i barrskogslandskapet, vilka normalt har höga naturvärden. I urbergsbygder är den en bra signalart på känsliga skogsbiotoper (Nitare &amp; Skogsstyrelsen, 2019).</w:t>
+      </w:r>
+    </w:p>
+    <w:p>
+      <w:r>
+        <w:rPr>
+          <w:b/>
+        </w:rPr>
+        <w:t>Stubbspretmossa</w:t>
+      </w:r>
+      <w:r>
+        <w:t xml:space="preserve"> växer på ved i rika löv- och barrskogar med relativt hög luftfuktighet och indikerar fuktiga skogsmiljöer med gott om murken ved och ofta höga naturvärden (SLU Artdatabanken, 2024).</w:t>
+      </w:r>
+    </w:p>
+    <w:p>
+      <w:r>
+        <w:rPr>
+          <w:b/>
+        </w:rPr>
         <w:t>Ullticka (NT)</w:t>
       </w:r>
       <w:r>
@@ -340,7 +362,7 @@
     </w:p>
     <w:p>
       <w:r>
-        <w:t>Följande fridlysta arter har sina livsmiljöer och växtplatser i den avverkningsanmälda skogen: talltita (NT, §4), grön sköldmossa (S, §8) och blåsippa (§9).</w:t>
+        <w:t>Följande fridlysta arter har sina livsmiljöer och växtplatser i den avverkningsanmälda skogen: spillkråka (NT, §4), talltita (NT, §4), grön sköldmossa (S, §8) och blåsippa (§9).</w:t>
       </w:r>
     </w:p>
     <w:p>
@@ -366,6 +388,17 @@
       </w:r>
       <w:r>
         <w:t xml:space="preserve"> omfattas av EU:s art- och habitatdirektiv bilaga 2 vilket innebär att det finns ett uttalat intresse inom Europeiska unionen att bevara arten. Grön sköldmossa kräver skog som har ett speciellt mikroklimat med hög och jämn luftfuktighet i kombination med rik tillgång på död ved (Nitare, 2019). I praktiken handlar det om åtminstone 50 meter med skyddande skog för att undvika uttorkning av marken (Hallingbäck, personligt meddelande 2022-02-24). Grön sköldmossa är en ansvarsart för Sverige då en särskilt stor andel av Europas population finns i landet. Mark- och miljööverdomstolen (MÖD) har i mål nr M 2019-20 (18 februari 2019) slagit fast att grön sköldmossa (§8) är dispenspliktig och att exemplar av arten inte får skadas utan dispens (MÖD, mål nr M 2019-20).</w:t>
+      </w:r>
+    </w:p>
+    <w:p>
+      <w:r>
+        <w:rPr>
+          <w:b/>
+        </w:rPr>
+        <w:t>Spillkråka (NT, §4)</w:t>
+      </w:r>
+      <w:r>
+        <w:t xml:space="preserve"> är rödlistad som nära hotad och ingår i bilaga 1 i EU:s fågeldirektiv. Den minskar i population på grund av minskad tillgång på lämpliga bo- och födoträd och minskad födotillgång. Spillkråkans minskningstakt har uppgått till 19 (24–10) % under de senaste 15 åren. Minskningstakten för den svenska populationen bedöms vara nära gränsvärdet för Sårbar (VU) (A2bc). Skogsbruk med korta omloppstider och täta, homogena ungskogar utgör det största hotet, (SLU Artdatabanken, 2023).</w:t>
       </w:r>
     </w:p>
     <w:p>
@@ -490,7 +523,7 @@
         <w:rPr>
           <w:i/>
         </w:rPr>
-        <w:t>I det avverkningsanmälda skogsområdet har 11 naturvårdsarter varav 6 rödlistade arter sina livsmiljöer och växtplatser.</w:t>
+        <w:t>I det avverkningsanmälda skogsområdet har 16 naturvårdsarter varav 7 rödlistade arter sina livsmiljöer och växtplatser.</w:t>
       </w:r>
     </w:p>
     <w:p>
@@ -864,6 +897,46 @@
         <w:t>MVH</w:t>
         <w:br/>
         <w:t>Tomas Hallingbäck</w:t>
+      </w:r>
+    </w:p>
+    <w:p>
+      <w:pPr>
+        <w:pStyle w:val="Heading1"/>
+      </w:pPr>
+      <w:r>
+        <w:t>Spillkråka – ekologi samt krav på livsmiljön</w:t>
+      </w:r>
+    </w:p>
+    <w:p>
+      <w:r>
+        <w:t>Spillkråka (NT) är rödlistad som nära hotad, fridlyst enligt §4 Artskyddsförordningen och ingår i bilaga 1 i EU:s fågeldirektiv. Spillkråka lever i både barr- och blandskog liksom i ren lövskog. De tätaste populationerna tenderar att finnas i äldre, variationsrik blandskog med gott om död ved och gamla träd.</w:t>
+      </w:r>
+    </w:p>
+    <w:p>
+      <w:r>
+        <w:t>Varje par utnyttjar 400–1000 hektar skog beroende på skogens kvalitet. En minskning av populationen pågår på grund av minskad tillgång på lämpliga bo- och födoträd och minskad födotillgång. Spillkråkans minskningstakt har uppgått till 19 (24–10) % under de senaste 15 åren. Minskningstakten för den svenska populationen bedöms vara nära gränsvärdet för Sårbar (VU) (A2bc). Skogsbruk med korta omloppstider och täta, homogena ungskogar utgör det största hotet (Artdatabanken 2023).</w:t>
+      </w:r>
+    </w:p>
+    <w:p>
+      <w:pPr>
+        <w:pStyle w:val="Heading2"/>
+      </w:pPr>
+      <w:r>
+        <w:t>Referenser – spillkråka</w:t>
+      </w:r>
+    </w:p>
+    <w:p>
+      <w:r>
+        <w:t xml:space="preserve">SLU Artdatabanken, 2021. </w:t>
+      </w:r>
+      <w:r>
+        <w:rPr>
+          <w:i/>
+        </w:rPr>
+        <w:t xml:space="preserve">Artfaktablad. Naturvård – artfakta. </w:t>
+      </w:r>
+      <w:r>
+        <w:t>SLU Artdatabanken, Uppsala</w:t>
       </w:r>
     </w:p>
     <w:p>
@@ -1114,7 +1187,7 @@
     <w:r>
       <w:tab/>
       <w:tab/>
-      <w:t>2025-12-20</w:t>
+      <w:t>2025-12-21</w:t>
       <w:br/>
       <w:br/>
     </w:r>

--- a/klagomål/A 63008-2025 FSC-klagomål.docx
+++ b/klagomål/A 63008-2025 FSC-klagomål.docx
@@ -1187,7 +1187,7 @@
     <w:r>
       <w:tab/>
       <w:tab/>
-      <w:t>2025-12-21</w:t>
+      <w:t>2025-12-22</w:t>
       <w:br/>
       <w:br/>
     </w:r>

--- a/klagomål/A 63008-2025 FSC-klagomål.docx
+++ b/klagomål/A 63008-2025 FSC-klagomål.docx
@@ -1187,7 +1187,7 @@
     <w:r>
       <w:tab/>
       <w:tab/>
-      <w:t>2025-12-22</w:t>
+      <w:t>2025-12-26</w:t>
       <w:br/>
       <w:br/>
     </w:r>

--- a/klagomål/A 63008-2025 FSC-klagomål.docx
+++ b/klagomål/A 63008-2025 FSC-klagomål.docx
@@ -1187,7 +1187,7 @@
     <w:r>
       <w:tab/>
       <w:tab/>
-      <w:t>2026-01-07</w:t>
+      <w:t>2026-01-08</w:t>
       <w:br/>
       <w:br/>
     </w:r>

--- a/klagomål/A 63008-2025 FSC-klagomål.docx
+++ b/klagomål/A 63008-2025 FSC-klagomål.docx
@@ -1187,7 +1187,7 @@
     <w:r>
       <w:tab/>
       <w:tab/>
-      <w:t>2026-01-08</w:t>
+      <w:t>2026-01-09</w:t>
       <w:br/>
       <w:br/>
     </w:r>

--- a/klagomål/A 63008-2025 FSC-klagomål.docx
+++ b/klagomål/A 63008-2025 FSC-klagomål.docx
@@ -1187,7 +1187,7 @@
     <w:r>
       <w:tab/>
       <w:tab/>
-      <w:t>2026-01-09</w:t>
+      <w:t>2026-01-10</w:t>
       <w:br/>
       <w:br/>
     </w:r>

--- a/klagomål/A 63008-2025 FSC-klagomål.docx
+++ b/klagomål/A 63008-2025 FSC-klagomål.docx
@@ -1187,7 +1187,7 @@
     <w:r>
       <w:tab/>
       <w:tab/>
-      <w:t>2026-01-10</w:t>
+      <w:t>2026-01-11</w:t>
       <w:br/>
       <w:br/>
     </w:r>

--- a/klagomål/A 63008-2025 FSC-klagomål.docx
+++ b/klagomål/A 63008-2025 FSC-klagomål.docx
@@ -1187,7 +1187,7 @@
     <w:r>
       <w:tab/>
       <w:tab/>
-      <w:t>2026-01-11</w:t>
+      <w:t>2026-01-12</w:t>
       <w:br/>
       <w:br/>
     </w:r>

--- a/klagomål/A 63008-2025 FSC-klagomål.docx
+++ b/klagomål/A 63008-2025 FSC-klagomål.docx
@@ -1187,7 +1187,7 @@
     <w:r>
       <w:tab/>
       <w:tab/>
-      <w:t>2026-01-12</w:t>
+      <w:t>2026-01-13</w:t>
       <w:br/>
       <w:br/>
     </w:r>

--- a/klagomål/A 63008-2025 FSC-klagomål.docx
+++ b/klagomål/A 63008-2025 FSC-klagomål.docx
@@ -1187,7 +1187,7 @@
     <w:r>
       <w:tab/>
       <w:tab/>
-      <w:t>2026-01-13</w:t>
+      <w:t>2026-01-14</w:t>
       <w:br/>
       <w:br/>
     </w:r>

--- a/klagomål/A 63008-2025 FSC-klagomål.docx
+++ b/klagomål/A 63008-2025 FSC-klagomål.docx
@@ -1187,7 +1187,7 @@
     <w:r>
       <w:tab/>
       <w:tab/>
-      <w:t>2026-01-14</w:t>
+      <w:t>2026-01-15</w:t>
       <w:br/>
       <w:br/>
     </w:r>

--- a/klagomål/A 63008-2025 FSC-klagomål.docx
+++ b/klagomål/A 63008-2025 FSC-klagomål.docx
@@ -1187,7 +1187,7 @@
     <w:r>
       <w:tab/>
       <w:tab/>
-      <w:t>2026-01-15</w:t>
+      <w:t>2026-01-16</w:t>
       <w:br/>
       <w:br/>
     </w:r>

--- a/klagomål/A 63008-2025 FSC-klagomål.docx
+++ b/klagomål/A 63008-2025 FSC-klagomål.docx
@@ -1187,7 +1187,7 @@
     <w:r>
       <w:tab/>
       <w:tab/>
-      <w:t>2026-01-16</w:t>
+      <w:t>2026-01-17</w:t>
       <w:br/>
       <w:br/>
     </w:r>

--- a/klagomål/A 63008-2025 FSC-klagomål.docx
+++ b/klagomål/A 63008-2025 FSC-klagomål.docx
@@ -1187,7 +1187,7 @@
     <w:r>
       <w:tab/>
       <w:tab/>
-      <w:t>2026-01-17</w:t>
+      <w:t>2026-01-18</w:t>
       <w:br/>
       <w:br/>
     </w:r>

--- a/klagomål/A 63008-2025 FSC-klagomål.docx
+++ b/klagomål/A 63008-2025 FSC-klagomål.docx
@@ -1187,7 +1187,7 @@
     <w:r>
       <w:tab/>
       <w:tab/>
-      <w:t>2026-01-18</w:t>
+      <w:t>2026-01-19</w:t>
       <w:br/>
       <w:br/>
     </w:r>

--- a/klagomål/A 63008-2025 FSC-klagomål.docx
+++ b/klagomål/A 63008-2025 FSC-klagomål.docx
@@ -1187,7 +1187,7 @@
     <w:r>
       <w:tab/>
       <w:tab/>
-      <w:t>2026-01-19</w:t>
+      <w:t>2026-01-20</w:t>
       <w:br/>
       <w:br/>
     </w:r>

--- a/klagomål/A 63008-2025 FSC-klagomål.docx
+++ b/klagomål/A 63008-2025 FSC-klagomål.docx
@@ -1187,7 +1187,7 @@
     <w:r>
       <w:tab/>
       <w:tab/>
-      <w:t>2026-01-20</w:t>
+      <w:t>2026-01-21</w:t>
       <w:br/>
       <w:br/>
     </w:r>

--- a/klagomål/A 63008-2025 FSC-klagomål.docx
+++ b/klagomål/A 63008-2025 FSC-klagomål.docx
@@ -1187,7 +1187,7 @@
     <w:r>
       <w:tab/>
       <w:tab/>
-      <w:t>2026-01-21</w:t>
+      <w:t>2026-01-23</w:t>
       <w:br/>
       <w:br/>
     </w:r>

--- a/klagomål/A 63008-2025 FSC-klagomål.docx
+++ b/klagomål/A 63008-2025 FSC-klagomål.docx
@@ -1187,7 +1187,7 @@
     <w:r>
       <w:tab/>
       <w:tab/>
-      <w:t>2026-01-23</w:t>
+      <w:t>2026-01-24</w:t>
       <w:br/>
       <w:br/>
     </w:r>

--- a/klagomål/A 63008-2025 FSC-klagomål.docx
+++ b/klagomål/A 63008-2025 FSC-klagomål.docx
@@ -1187,7 +1187,7 @@
     <w:r>
       <w:tab/>
       <w:tab/>
-      <w:t>2026-01-24</w:t>
+      <w:t>2026-01-25</w:t>
       <w:br/>
       <w:br/>
     </w:r>

--- a/klagomål/A 63008-2025 FSC-klagomål.docx
+++ b/klagomål/A 63008-2025 FSC-klagomål.docx
@@ -1187,7 +1187,7 @@
     <w:r>
       <w:tab/>
       <w:tab/>
-      <w:t>2026-01-25</w:t>
+      <w:t>2026-01-26</w:t>
       <w:br/>
       <w:br/>
     </w:r>

--- a/klagomål/A 63008-2025 FSC-klagomål.docx
+++ b/klagomål/A 63008-2025 FSC-klagomål.docx
@@ -1187,7 +1187,7 @@
     <w:r>
       <w:tab/>
       <w:tab/>
-      <w:t>2026-01-26</w:t>
+      <w:t>2026-01-27</w:t>
       <w:br/>
       <w:br/>
     </w:r>

--- a/klagomål/A 63008-2025 FSC-klagomål.docx
+++ b/klagomål/A 63008-2025 FSC-klagomål.docx
@@ -1187,7 +1187,7 @@
     <w:r>
       <w:tab/>
       <w:tab/>
-      <w:t>2026-01-27</w:t>
+      <w:t>2026-01-28</w:t>
       <w:br/>
       <w:br/>
     </w:r>

--- a/klagomål/A 63008-2025 FSC-klagomål.docx
+++ b/klagomål/A 63008-2025 FSC-klagomål.docx
@@ -112,7 +112,7 @@
         <w:pStyle w:val="ListBullet"/>
       </w:pPr>
       <w:r>
-        <w:t>Om ett ombud (tex Norra skog eller Mellanskog) avverkningsanmäler en skog med naturvärden motsvarande nyckelbiotops kvalité men markägaren inte är FSC certifierad, bör du skicka in ett FSC kontrollerat virke klagomål. Då ska klagomålet skickas till ombudsföretaget.</w:t>
+        <w:t>Om ett ombud (tex Norra skog eller Mellanskog) avverkningsanmäler en skog med naturvärden motsvarande nyckelbiotops kvalitet men markägaren inte är FSC certifierad, bör du skicka in ett FSC kontrollerat virke klagomål. Då ska klagomålet skickas till ombudsföretaget.</w:t>
       </w:r>
     </w:p>
     <w:p>
@@ -251,6 +251,26 @@
         <w:rPr>
           <w:b/>
         </w:rPr>
+        <w:t>Bronshjon</w:t>
+      </w:r>
+      <w:r>
+        <w:t xml:space="preserve"> är en skalbagge vars larvutveckling sker under grov bark på stammar av döda eller döende barrträd, främst gran, i mindre omfattning tall. Arten är knuten till äldre, naturskogslik granskog med inslag av torkande träd. Bronshjon är typisk art för </w:t>
+      </w:r>
+      <w:r>
+        <w:rPr>
+          <w:i/>
+        </w:rPr>
+        <w:t>9010 Taiga</w:t>
+      </w:r>
+      <w:r>
+        <w:t xml:space="preserve"> (SLU Artdatabanken, 2025).</w:t>
+      </w:r>
+    </w:p>
+    <w:p>
+      <w:r>
+        <w:rPr>
+          <w:b/>
+        </w:rPr>
         <w:t>Gyllenspindling (VU)</w:t>
       </w:r>
       <w:r>
@@ -265,7 +285,25 @@
         <w:t>Rosenticka (NT)</w:t>
       </w:r>
       <w:r>
-        <w:t>, rödlistad som nära hotad, ingår i en karaktäristisk association av vedsvampar som växer på gamla, grova granlågor i urskogsartade barrskogar. Den är placerad i toppen av Skogsstyrelsens värdepyramid för bedömning av skog med höga naturvärden och indikerar ett granskogsekosystem med långvarig kontinuitet av grova lågor. Artens beroende av grova granlågor innebär att alla skogsskötselåtgärder på eller i omedelbar närhet av lokalerna utgör ett hot på lång sikt. Det är angeläget att populationerna inte ytterligare glesas ut och ett tillräckligt antal områden där arten nu finns måste sparas för framtiden (Nitare &amp; Skogsstyrelsen, 2019; SLU Artdatabanken, 2024).</w:t>
+        <w:t xml:space="preserve">, rödlistad som nära hotad, ingår i en karaktäristisk association av vedsvampar som växer på gamla, grova granlågor i urskogsartade barrskogar. Den är placerad i toppen av Skogsstyrelsens värdepyramid för bedömning av skog med höga naturvärden och indikerar ett granskogsekosystem med långvarig kontinuitet av grova lågor. Artens beroende av grova granlågor innebär att alla skogsskötselåtgärder på eller i omedelbar närhet av lokalerna utgör ett hot på lång sikt. Det är angeläget att populationerna inte ytterligare glesas ut och ett tillräckligt antal områden där arten nu finns måste sparas för framtiden. Rosenticka är typisk art för </w:t>
+      </w:r>
+      <w:r>
+        <w:rPr>
+          <w:i/>
+        </w:rPr>
+        <w:t xml:space="preserve">9010 Taiga </w:t>
+      </w:r>
+      <w:r>
+        <w:t xml:space="preserve">och </w:t>
+      </w:r>
+      <w:r>
+        <w:rPr>
+          <w:i/>
+        </w:rPr>
+        <w:t>9050 Näringsrik granskog</w:t>
+      </w:r>
+      <w:r>
+        <w:t xml:space="preserve"> (Nitare &amp; Skogsstyrelsen, 2019; SLU Artdatabanken, 2024).</w:t>
       </w:r>
     </w:p>
     <w:p>
@@ -276,7 +314,25 @@
         <w:t>Rynkskinn (VU)</w:t>
       </w:r>
       <w:r>
-        <w:t>, rödlistad som sårbar, är en vednedbrytare som växer på grova granlågor och ingår i en karaktäristisk association av vedsvampar knutna till urskogsartade barrskogar. Den har klassificerats som en “urskogsindikator” och är placerad i toppen av Skogsstyrelsens värdepyramid för bedömning av skog med höga naturvärden. Allt tyder på att rynkskinn är mycket känslig för skogliga ingrepp (Nitare &amp; Skogsstyrelsen, 2019; SLU Artdatabanken, 2024).</w:t>
+        <w:t xml:space="preserve">, rödlistad som sårbar, är en vednedbrytare som växer på grova granlågor och ingår i en karaktäristisk association av vedsvampar knutna till urskogsartade barrskogar. Den har klassificerats som en “urskogsindikator” och är placerad i toppen av Skogsstyrelsens värdepyramid för bedömning av skog med höga naturvärden. Allt tyder på att rynkskinn är mycket känslig för skogliga ingrepp. Rynkskinn är typisk art för </w:t>
+      </w:r>
+      <w:r>
+        <w:rPr>
+          <w:i/>
+        </w:rPr>
+        <w:t xml:space="preserve">9010 Taiga, 9050 Näringsrik granskog </w:t>
+      </w:r>
+      <w:r>
+        <w:t>och</w:t>
+      </w:r>
+      <w:r>
+        <w:rPr>
+          <w:i/>
+        </w:rPr>
+        <w:t xml:space="preserve"> 9030 Landhöjningsskog</w:t>
+      </w:r>
+      <w:r>
+        <w:t xml:space="preserve"> (Nitare &amp; Skogsstyrelsen, 2019; SLU Artdatabanken, 2024).</w:t>
       </w:r>
     </w:p>
     <w:p>
@@ -298,7 +354,16 @@
         <w:t>Stubbspretmossa</w:t>
       </w:r>
       <w:r>
-        <w:t xml:space="preserve"> växer på ved i rika löv- och barrskogar med relativt hög luftfuktighet och indikerar fuktiga skogsmiljöer med gott om murken ved och ofta höga naturvärden (SLU Artdatabanken, 2024).</w:t>
+        <w:t xml:space="preserve"> växer på ved i rika löv- och barrskogar med relativt hög luftfuktighet och indikerar fuktiga skogsmiljöer med gott om murken ved och ofta höga naturvärden. Stubbspretmossa är typisk art för </w:t>
+      </w:r>
+      <w:r>
+        <w:rPr>
+          <w:i/>
+        </w:rPr>
+        <w:t>9020 Nordlig ädellövskog</w:t>
+      </w:r>
+      <w:r>
+        <w:t xml:space="preserve"> (SLU Artdatabanken, 2024).</w:t>
       </w:r>
     </w:p>
     <w:p>
@@ -309,7 +374,25 @@
         <w:t>Ullticka (NT)</w:t>
       </w:r>
       <w:r>
-        <w:t xml:space="preserve"> är knuten till restbestånd av barrnaturskog och förekommer med ett tydligt optimum i orörda eller måttligt påverkade gamla granskogar där det föreligger viss kontinuitet av grov död ved. Ullticka är en bra signalart inom hela sitt utbredningsområde och i södra Sverige är den sällsynt och en god signalart för skyddsvärda granskogsmiljöer. Den hotas av avverkning och fragmentering av naturskog och äldre granskog med lång trädkontinuitet. På ullticka kan ibland ulltickeporing (VU) påträffas - det är en sällsynt ticka som nyligen delats upp i tre olika arter: </w:t>
+        <w:t xml:space="preserve"> är knuten till restbestånd av barrnaturskog och förekommer med ett tydligt optimum i orörda eller måttligt påverkade gamla granskogar där det föreligger viss kontinuitet av grov död ved. Ullticka är en bra signalart inom hela sitt utbredningsområde och i södra Sverige är den sällsynt och en god signalart för skyddsvärda granskogsmiljöer. Den hotas av avverkning och fragmentering av naturskog och äldre granskog med lång trädkontinuitet. Ullticka är typisk art för </w:t>
+      </w:r>
+      <w:r>
+        <w:rPr>
+          <w:i/>
+        </w:rPr>
+        <w:t xml:space="preserve">9010 Taiga, 9050 Näringsrik granskog </w:t>
+      </w:r>
+      <w:r>
+        <w:t xml:space="preserve">och </w:t>
+      </w:r>
+      <w:r>
+        <w:rPr>
+          <w:i/>
+        </w:rPr>
+        <w:t>9030 Landhöjningsskog</w:t>
+      </w:r>
+      <w:r>
+        <w:t xml:space="preserve">. På ullticka kan ibland ulltickeporing (VU) påträffas - det är en sällsynt ticka som nyligen delats upp i tre olika arter: </w:t>
       </w:r>
       <w:r>
         <w:rPr>
@@ -338,7 +421,16 @@
         <w:t xml:space="preserve">Vedtrappmossa (NT) </w:t>
       </w:r>
       <w:r>
-        <w:t>växer på död ved, främst i gammal granskog. Den förekommer knappast alls i fjällnära barrskogar utan finns i skogslandskapet nedom fjällen och framför allt i landets södra delar är den en mycket bra signalart för barrnaturskog med höga naturvärden. Skogsavverkning och brist på grov död ved i skogen är de allvarligaste hoten och den överlever inte kalhyggesbruk. Lokaler med sluten granskog, tillräckligt stora för att säkerställa ett kontinuerligt tillskott på grova lågor, bör undantas från storskaligt skogsbruk (SLU Artdatabanken, 2024).</w:t>
+        <w:t xml:space="preserve">växer på död ved, främst i gammal granskog. Den förekommer knappast alls i fjällnära barrskogar utan finns i skogslandskapet nedom fjällen och framför allt i landets södra delar är den en mycket bra signalart för barrnaturskog med höga naturvärden. Skogsavverkning och brist på grov död ved i skogen är de allvarligaste hoten och den överlever inte kalhyggesbruk. Lokaler med sluten granskog, tillräckligt stora för att säkerställa ett kontinuerligt tillskott på grova lågor, bör undantas från storskaligt skogsbruk. Vedtrappmossa är typisk art för </w:t>
+      </w:r>
+      <w:r>
+        <w:rPr>
+          <w:i/>
+        </w:rPr>
+        <w:t>9010 Taiga</w:t>
+      </w:r>
+      <w:r>
+        <w:t xml:space="preserve"> (SLU Artdatabanken, 2024).</w:t>
       </w:r>
     </w:p>
     <w:p>
@@ -349,7 +441,25 @@
         <w:t>Vårärt</w:t>
       </w:r>
       <w:r>
-        <w:t xml:space="preserve"> är en kalkgynnad mullväxt som är knuten till rik lundartad vegetation och har sin huvudsakliga förekomst i sydliga kalklövskogar, lövängen och hässlen. Den har även viktiga förekomster av reliktkaraktär i örtrika kalkgranskogar på frisk eller något fuktig mark i mellersta Sverige. Vårärt är en extra betydelsefull signalart i boreala (och boreonemorala) kalkgranskogar, då dessa förekomster nu är starkt fragmenterade och troligen visar på en flertusenårig ekologisk kontinuitet där spridning och etablering kan ha skett under postglaciala värmetiden. Arten tål inte dagens rationella skogsbruksmetoder (Nitare &amp; Skogsstyrelsen, 2019).</w:t>
+        <w:t xml:space="preserve"> är en kalkgynnad mullväxt som är knuten till rik lundartad vegetation och har sin huvudsakliga förekomst i sydliga kalklövskogar, lövängen och hässlen. Den har även viktiga förekomster av reliktkaraktär i örtrika kalkgranskogar på frisk eller något fuktig mark i mellersta Sverige. Vårärt är en extra betydelsefull signalart i boreala (och boreonemorala) kalkgranskogar, då dessa förekomster nu är starkt fragmenterade och troligen visar på en flertusenårig ekologisk kontinuitet där spridning och etablering kan ha skett under postglaciala värmetiden. Arten tål inte dagens rationella skogsbruksmetoder. Vårärt är typisk art för </w:t>
+      </w:r>
+      <w:r>
+        <w:rPr>
+          <w:i/>
+        </w:rPr>
+        <w:t xml:space="preserve">9050 Näringsrik granskog, 9020 Nordlig ädellövskog, 9160 Näringsrik ekskog </w:t>
+      </w:r>
+      <w:r>
+        <w:t xml:space="preserve">och </w:t>
+      </w:r>
+      <w:r>
+        <w:rPr>
+          <w:i/>
+        </w:rPr>
+        <w:t>9180 Ädellövskog i branter</w:t>
+      </w:r>
+      <w:r>
+        <w:t>. Den har minskat kraftigt under de senaste åren och enligt artdatabankens preliminära bedömning kommer den att bli rödlistad som nära hotad (NT) i nästa rödlista som kommer 2026 (Nitare &amp; Skogsstyrelsen, 2019; SLU Artdatabanken, 2025).</w:t>
       </w:r>
     </w:p>
     <w:p>
@@ -384,10 +494,57 @@
         <w:rPr>
           <w:b/>
         </w:rPr>
+        <w:t>Blåsippa (§9)</w:t>
+      </w:r>
+      <w:r>
+        <w:t xml:space="preserve"> är typisk art för </w:t>
+      </w:r>
+      <w:r>
+        <w:rPr>
+          <w:i/>
+        </w:rPr>
+        <w:t>9050 Näringsrik granskog, 9020 Nordlig ädellövskog</w:t>
+      </w:r>
+      <w:r>
+        <w:t xml:space="preserve"> och </w:t>
+      </w:r>
+      <w:r>
+        <w:rPr>
+          <w:i/>
+        </w:rPr>
+        <w:t>8240 Karsthällmarker</w:t>
+      </w:r>
+      <w:r>
+        <w:t xml:space="preserve"> (SLU Artdatabanken, 2025).</w:t>
+      </w:r>
+    </w:p>
+    <w:p>
+      <w:r>
+        <w:rPr>
+          <w:b/>
+        </w:rPr>
         <w:t>Grön sköldmossa (§8)</w:t>
       </w:r>
       <w:r>
-        <w:t xml:space="preserve"> omfattas av EU:s art- och habitatdirektiv bilaga 2 vilket innebär att det finns ett uttalat intresse inom Europeiska unionen att bevara arten. Grön sköldmossa kräver skog som har ett speciellt mikroklimat med hög och jämn luftfuktighet i kombination med rik tillgång på död ved (Nitare, 2019). I praktiken handlar det om åtminstone 50 meter med skyddande skog för att undvika uttorkning av marken (Hallingbäck, personligt meddelande 2022-02-24). Grön sköldmossa är en ansvarsart för Sverige då en särskilt stor andel av Europas population finns i landet. Mark- och miljööverdomstolen (MÖD) har i mål nr M 2019-20 (18 februari 2019) slagit fast att grön sköldmossa (§8) är dispenspliktig och att exemplar av arten inte får skadas utan dispens (MÖD, mål nr M 2019-20).</w:t>
+        <w:t xml:space="preserve"> är typisk art för </w:t>
+      </w:r>
+      <w:r>
+        <w:rPr>
+          <w:i/>
+        </w:rPr>
+        <w:t xml:space="preserve">9010 Taiga </w:t>
+      </w:r>
+      <w:r>
+        <w:t>och</w:t>
+      </w:r>
+      <w:r>
+        <w:rPr>
+          <w:i/>
+        </w:rPr>
+        <w:t xml:space="preserve"> 9750 Svämlövskog</w:t>
+      </w:r>
+      <w:r>
+        <w:t xml:space="preserve"> och omfattas av EU:s art- och habitatdirektiv bilaga 2 vilket innebär att det finns ett uttalat intresse inom Europeiska unionen att bevara arten. Grön sköldmossa kräver skog som har ett speciellt mikroklimat med hög och jämn luftfuktighet i kombination med rik tillgång på död ved (Nitare &amp; Skogsstyrelsen, 2019; SLU Artdatabanken, 2025). I praktiken handlar det om åtminstone 50 meter med skyddande skog för att undvika uttorkning av marken (Hallingbäck, personligt meddelande 2022-02-24). Grön sköldmossa är en ansvarsart för Sverige då en särskilt stor andel av Europas population finns i landet. Mark- och miljööverdomstolen (MÖD) har i mål nr M 2019-20 (18 februari 2019) slagit fast att grön sköldmossa (§8) är dispenspliktig och att exemplar av arten inte får skadas utan dispens (MÖD, mål nr M 2019-20).</w:t>
       </w:r>
     </w:p>
     <w:p>
@@ -398,7 +555,25 @@
         <w:t>Spillkråka (NT, §4)</w:t>
       </w:r>
       <w:r>
-        <w:t xml:space="preserve"> är rödlistad som nära hotad och ingår i bilaga 1 i EU:s fågeldirektiv. Den minskar i population på grund av minskad tillgång på lämpliga bo- och födoträd och minskad födotillgång. Spillkråkans minskningstakt har uppgått till 19 (24–10) % under de senaste 15 åren. Minskningstakten för den svenska populationen bedöms vara nära gränsvärdet för Sårbar (VU) (A2bc). Skogsbruk med korta omloppstider och täta, homogena ungskogar utgör det största hotet, (SLU Artdatabanken, 2023).</w:t>
+        <w:t xml:space="preserve"> är rödlistad som nära hotad och ingår i bilaga 1 i EU:s fågeldirektiv. Den minskar i population på grund av minskad tillgång på lämpliga bo- och födoträd och minskad födotillgång. Spillkråkans minskningstakt har uppgått till 19 (24–10) % under de senaste 15 åren. Minskningstakten för den svenska populationen bedöms vara nära gränsvärdet för Sårbar (VU) (A2bc). Skogsbruk med korta omloppstider och täta, homogena ungskogar utgör det största hotet. Spillkråka är typisk art för </w:t>
+      </w:r>
+      <w:r>
+        <w:rPr>
+          <w:i/>
+        </w:rPr>
+        <w:t xml:space="preserve">9010 Taiga </w:t>
+      </w:r>
+      <w:r>
+        <w:t>och</w:t>
+      </w:r>
+      <w:r>
+        <w:rPr>
+          <w:i/>
+        </w:rPr>
+        <w:t xml:space="preserve"> 9740 Skogsbevuxen myr </w:t>
+      </w:r>
+      <w:r>
+        <w:t>(SLU Artdatabanken, 2023).</w:t>
       </w:r>
     </w:p>
     <w:p>
@@ -743,7 +918,25 @@
     </w:p>
     <w:p>
       <w:r>
-        <w:t>Grön sköldmossa är upptagen i EU:s Habitatdirektiv bilaga 2 vilket innebär att det  finns ett uttalat intresse inom Europeiska unionen att bevara arten. Grön sköldmossa är en ansvarsart för Sverige då en särskilt stor andel av Europas population finns i landet. Förutom i östra Sverige har arten inga större sammanhängande utbredningar med gynnsam bevarandestatus söderut i Europa förrän i Montenegro. Det finns enbart liten förekomst med gynnsam regional bevarandestatus i södra Frankrike och södra Polen. Grön sköldmossa är typisk art för 9010 Taiga och 9750 Svämlövskog (Natura 2000) och omfattas även av Bernkonventionen bilaga 1.</w:t>
+        <w:t xml:space="preserve">Grön sköldmossa är typisk art för </w:t>
+      </w:r>
+      <w:r>
+        <w:rPr>
+          <w:i/>
+        </w:rPr>
+        <w:t xml:space="preserve">9010 Taiga </w:t>
+      </w:r>
+      <w:r>
+        <w:t>och</w:t>
+      </w:r>
+      <w:r>
+        <w:rPr>
+          <w:i/>
+        </w:rPr>
+        <w:t xml:space="preserve"> 9750 Svämlövskog</w:t>
+      </w:r>
+      <w:r>
+        <w:t xml:space="preserve"> och upptagen i EU:s Habitatdirektiv bilaga 2 vilket innebär att det finns ett uttalat intresse inom Europeiska unionen att bevara arten. Grön sköldmossa är en ansvarsart för Sverige då en särskilt stor andel av Europas population finns i landet. Förutom i östra Sverige har arten inga större sammanhängande utbredningar med gynnsam bevarandestatus söderut i Europa förrän i Montenegro. Det finns enbart liten förekomst med gynnsam regional bevarandestatus i södra Frankrike och södra Polen. Grön sköldmossa är typisk art för 9010 Taiga och 9750 Svämlövskog (Natura 2000) och omfattas även av Bernkonventionen bilaga 1.</w:t>
       </w:r>
     </w:p>
     <w:p>
@@ -909,12 +1102,30 @@
     </w:p>
     <w:p>
       <w:r>
-        <w:t>Spillkråka (NT) är rödlistad som nära hotad, fridlyst enligt §4 Artskyddsförordningen och ingår i bilaga 1 i EU:s fågeldirektiv. Spillkråka lever i både barr- och blandskog liksom i ren lövskog. De tätaste populationerna tenderar att finnas i äldre, variationsrik blandskog med gott om död ved och gamla träd.</w:t>
+        <w:t xml:space="preserve">Spillkråka (NT) är rödlistad som nära hotad, fridlyst enligt §4 Artskyddsförordningen, typisk art för </w:t>
+      </w:r>
+      <w:r>
+        <w:rPr>
+          <w:i/>
+        </w:rPr>
+        <w:t xml:space="preserve">9010 Taiga </w:t>
+      </w:r>
+      <w:r>
+        <w:t>och</w:t>
+      </w:r>
+      <w:r>
+        <w:rPr>
+          <w:i/>
+        </w:rPr>
+        <w:t xml:space="preserve"> 9740 Skogsbevuxen myr</w:t>
+      </w:r>
+      <w:r>
+        <w:t xml:space="preserve"> och ingår i bilaga 1 i EU:s fågeldirektiv. Spillkråka lever i både barr- och blandskog liksom i ren lövskog. De tätaste populationerna tenderar att finnas i äldre, variationsrik blandskog med gott om död ved och gamla träd.</w:t>
       </w:r>
     </w:p>
     <w:p>
       <w:r>
-        <w:t>Varje par utnyttjar 400–1000 hektar skog beroende på skogens kvalitet. En minskning av populationen pågår på grund av minskad tillgång på lämpliga bo- och födoträd och minskad födotillgång. Spillkråkans minskningstakt har uppgått till 19 (24–10) % under de senaste 15 åren. Minskningstakten för den svenska populationen bedöms vara nära gränsvärdet för Sårbar (VU) (A2bc). Skogsbruk med korta omloppstider och täta, homogena ungskogar utgör det största hotet (Artdatabanken 2023).</w:t>
+        <w:t>Varje par utnyttjar 400–1000 hektar skog beroende på skogens kvalitet. En minskning av populationen pågår på grund av minskad tillgång på lämpliga bo- och födoträd och minskad födotillgång. Spillkråkans minskningstakt har uppgått till 19 (24–10) % under de senaste 15 åren. Minskningstakten för den svenska populationen bedöms vara nära gränsvärdet för Sårbar (VU) (A2bc). Skogsbruk med korta omloppstider och täta, homogena ungskogar utgör det största hotet (SLU Artdatabanken 2023).</w:t>
       </w:r>
     </w:p>
     <w:p>
@@ -1187,7 +1398,7 @@
     <w:r>
       <w:tab/>
       <w:tab/>
-      <w:t>2026-01-28</w:t>
+      <w:t>2026-01-29</w:t>
       <w:br/>
       <w:br/>
     </w:r>

--- a/klagomål/A 63008-2025 FSC-klagomål.docx
+++ b/klagomål/A 63008-2025 FSC-klagomål.docx
@@ -1398,7 +1398,7 @@
     <w:r>
       <w:tab/>
       <w:tab/>
-      <w:t>2026-01-29</w:t>
+      <w:t>2026-01-30</w:t>
       <w:br/>
       <w:br/>
     </w:r>

--- a/klagomål/A 63008-2025 FSC-klagomål.docx
+++ b/klagomål/A 63008-2025 FSC-klagomål.docx
@@ -1398,7 +1398,7 @@
     <w:r>
       <w:tab/>
       <w:tab/>
-      <w:t>2026-01-30</w:t>
+      <w:t>2026-01-31</w:t>
       <w:br/>
       <w:br/>
     </w:r>

--- a/klagomål/A 63008-2025 FSC-klagomål.docx
+++ b/klagomål/A 63008-2025 FSC-klagomål.docx
@@ -251,6 +251,17 @@
         <w:rPr>
           <w:b/>
         </w:rPr>
+        <w:t xml:space="preserve">Brandticka </w:t>
+      </w:r>
+      <w:r>
+        <w:t>förekommer främst i olikåldrig fuktig granskog med mycket död ved, ofta i kärrkanter eller vid bäckar på lokaler med hög luftfuktighet. Växer huvudsakligen på grova granlågor, någon enstaka gång på tall, asp eller björk, och verkar knuten till ved som först rötats av klibbticka. Arten var tidigare rödlistad men en sentida ökning, bland annat i barkborreangripna granplanteringar i sydligaste Skandinavien har förändrat hotbilden. Populationen i landet kan påverkas negativt av kalavverkning och ett skogsbruk som innebär att mängden grova granlågor minskar. Även dikning och gallring som leder till ett torrare mikroklimat på växtplatserna kan ha negativ inverkan. För att säkerställa en gynnsam bevarandestatus på sikt bör områdesskydd av artens livsmiljöer upprättas på ett sätt som tryggar livskraftiga populationer på landskapsnivå. Vid skogsbruk bör grov död ved och skyddszoner vid kärr och vattendrag lämnas, och träd tillåtas åldras och dö på ett sätt som skapar kontinuerlig tillgång på livsmiljöer (SLU Artdatabanken, 2025).</w:t>
+      </w:r>
+    </w:p>
+    <w:p>
+      <w:r>
+        <w:rPr>
+          <w:b/>
+        </w:rPr>
         <w:t>Bronshjon</w:t>
       </w:r>
       <w:r>
@@ -1398,7 +1409,7 @@
     <w:r>
       <w:tab/>
       <w:tab/>
-      <w:t>2026-03-02</w:t>
+      <w:t>2026-03-03</w:t>
       <w:br/>
       <w:br/>
     </w:r>

--- a/klagomål/A 63008-2025 FSC-klagomål.docx
+++ b/klagomål/A 63008-2025 FSC-klagomål.docx
@@ -1409,7 +1409,7 @@
     <w:r>
       <w:tab/>
       <w:tab/>
-      <w:t>2026-03-03</w:t>
+      <w:t>2026-03-04</w:t>
       <w:br/>
       <w:br/>
     </w:r>

--- a/klagomål/A 63008-2025 FSC-klagomål.docx
+++ b/klagomål/A 63008-2025 FSC-klagomål.docx
@@ -1409,7 +1409,7 @@
     <w:r>
       <w:tab/>
       <w:tab/>
-      <w:t>2026-03-04</w:t>
+      <w:t>2026-03-05</w:t>
       <w:br/>
       <w:br/>
     </w:r>

--- a/klagomål/A 63008-2025 FSC-klagomål.docx
+++ b/klagomål/A 63008-2025 FSC-klagomål.docx
@@ -1409,7 +1409,7 @@
     <w:r>
       <w:tab/>
       <w:tab/>
-      <w:t>2026-03-05</w:t>
+      <w:t>2026-03-06</w:t>
       <w:br/>
       <w:br/>
     </w:r>

--- a/klagomål/A 63008-2025 FSC-klagomål.docx
+++ b/klagomål/A 63008-2025 FSC-klagomål.docx
@@ -1409,7 +1409,7 @@
     <w:r>
       <w:tab/>
       <w:tab/>
-      <w:t>2026-03-06</w:t>
+      <w:t>2026-03-07</w:t>
       <w:br/>
       <w:br/>
     </w:r>

--- a/klagomål/A 63008-2025 FSC-klagomål.docx
+++ b/klagomål/A 63008-2025 FSC-klagomål.docx
@@ -1438,7 +1438,7 @@
     <w:r>
       <w:tab/>
       <w:tab/>
-      <w:t>2026-04-14</w:t>
+      <w:t>2026-04-15</w:t>
       <w:br/>
       <w:br/>
     </w:r>

--- a/klagomål/A 63008-2025 FSC-klagomål.docx
+++ b/klagomål/A 63008-2025 FSC-klagomål.docx
@@ -1438,7 +1438,7 @@
     <w:r>
       <w:tab/>
       <w:tab/>
-      <w:t>2026-04-15</w:t>
+      <w:t>2026-04-16</w:t>
       <w:br/>
       <w:br/>
     </w:r>

--- a/klagomål/A 63008-2025 FSC-klagomål.docx
+++ b/klagomål/A 63008-2025 FSC-klagomål.docx
@@ -1438,7 +1438,7 @@
     <w:r>
       <w:tab/>
       <w:tab/>
-      <w:t>2026-04-16</w:t>
+      <w:t>2026-04-17</w:t>
       <w:br/>
       <w:br/>
     </w:r>

--- a/klagomål/A 63008-2025 FSC-klagomål.docx
+++ b/klagomål/A 63008-2025 FSC-klagomål.docx
@@ -1438,7 +1438,7 @@
     <w:r>
       <w:tab/>
       <w:tab/>
-      <w:t>2026-04-17</w:t>
+      <w:t>2026-04-18</w:t>
       <w:br/>
       <w:br/>
     </w:r>

--- a/klagomål/A 63008-2025 FSC-klagomål.docx
+++ b/klagomål/A 63008-2025 FSC-klagomål.docx
@@ -1438,7 +1438,7 @@
     <w:r>
       <w:tab/>
       <w:tab/>
-      <w:t>2026-04-18</w:t>
+      <w:t>2026-04-19</w:t>
       <w:br/>
       <w:br/>
     </w:r>

--- a/klagomål/A 63008-2025 FSC-klagomål.docx
+++ b/klagomål/A 63008-2025 FSC-klagomål.docx
@@ -1438,7 +1438,7 @@
     <w:r>
       <w:tab/>
       <w:tab/>
-      <w:t>2026-04-19</w:t>
+      <w:t>2026-04-20</w:t>
       <w:br/>
       <w:br/>
     </w:r>

--- a/klagomål/A 63008-2025 FSC-klagomål.docx
+++ b/klagomål/A 63008-2025 FSC-klagomål.docx
@@ -1438,7 +1438,7 @@
     <w:r>
       <w:tab/>
       <w:tab/>
-      <w:t>2026-04-20</w:t>
+      <w:t>2026-04-21</w:t>
       <w:br/>
       <w:br/>
     </w:r>

--- a/klagomål/A 63008-2025 FSC-klagomål.docx
+++ b/klagomål/A 63008-2025 FSC-klagomål.docx
@@ -1438,7 +1438,7 @@
     <w:r>
       <w:tab/>
       <w:tab/>
-      <w:t>2026-04-21</w:t>
+      <w:t>2026-04-22</w:t>
       <w:br/>
       <w:br/>
     </w:r>

--- a/klagomål/A 63008-2025 FSC-klagomål.docx
+++ b/klagomål/A 63008-2025 FSC-klagomål.docx
@@ -1438,7 +1438,7 @@
     <w:r>
       <w:tab/>
       <w:tab/>
-      <w:t>2026-04-22</w:t>
+      <w:t>2026-04-23</w:t>
       <w:br/>
       <w:br/>
     </w:r>

--- a/klagomål/A 63008-2025 FSC-klagomål.docx
+++ b/klagomål/A 63008-2025 FSC-klagomål.docx
@@ -1438,7 +1438,7 @@
     <w:r>
       <w:tab/>
       <w:tab/>
-      <w:t>2026-04-23</w:t>
+      <w:t>2026-04-24</w:t>
       <w:br/>
       <w:br/>
     </w:r>

--- a/klagomål/A 63008-2025 FSC-klagomål.docx
+++ b/klagomål/A 63008-2025 FSC-klagomål.docx
@@ -1438,7 +1438,7 @@
     <w:r>
       <w:tab/>
       <w:tab/>
-      <w:t>2026-04-24</w:t>
+      <w:t>2026-04-25</w:t>
       <w:br/>
       <w:br/>
     </w:r>

--- a/klagomål/A 63008-2025 FSC-klagomål.docx
+++ b/klagomål/A 63008-2025 FSC-klagomål.docx
@@ -1438,7 +1438,7 @@
     <w:r>
       <w:tab/>
       <w:tab/>
-      <w:t>2026-04-25</w:t>
+      <w:t>2026-04-26</w:t>
       <w:br/>
       <w:br/>
     </w:r>

--- a/klagomål/A 63008-2025 FSC-klagomål.docx
+++ b/klagomål/A 63008-2025 FSC-klagomål.docx
@@ -1438,7 +1438,7 @@
     <w:r>
       <w:tab/>
       <w:tab/>
-      <w:t>2026-04-26</w:t>
+      <w:t>2026-04-27</w:t>
       <w:br/>
       <w:br/>
     </w:r>

--- a/klagomål/A 63008-2025 FSC-klagomål.docx
+++ b/klagomål/A 63008-2025 FSC-klagomål.docx
@@ -1438,7 +1438,7 @@
     <w:r>
       <w:tab/>
       <w:tab/>
-      <w:t>2026-04-27</w:t>
+      <w:t>2026-04-28</w:t>
       <w:br/>
       <w:br/>
     </w:r>

--- a/klagomål/A 63008-2025 FSC-klagomål.docx
+++ b/klagomål/A 63008-2025 FSC-klagomål.docx
@@ -1438,7 +1438,7 @@
     <w:r>
       <w:tab/>
       <w:tab/>
-      <w:t>2026-04-28</w:t>
+      <w:t>2026-04-29</w:t>
       <w:br/>
       <w:br/>
     </w:r>

--- a/klagomål/A 63008-2025 FSC-klagomål.docx
+++ b/klagomål/A 63008-2025 FSC-klagomål.docx
@@ -1438,7 +1438,7 @@
     <w:r>
       <w:tab/>
       <w:tab/>
-      <w:t>2026-04-29</w:t>
+      <w:t>2026-04-30</w:t>
       <w:br/>
       <w:br/>
     </w:r>

--- a/klagomål/A 63008-2025 FSC-klagomål.docx
+++ b/klagomål/A 63008-2025 FSC-klagomål.docx
@@ -1438,7 +1438,7 @@
     <w:r>
       <w:tab/>
       <w:tab/>
-      <w:t>2026-04-30</w:t>
+      <w:t>2026-05-01</w:t>
       <w:br/>
       <w:br/>
     </w:r>

--- a/klagomål/A 63008-2025 FSC-klagomål.docx
+++ b/klagomål/A 63008-2025 FSC-klagomål.docx
@@ -1438,7 +1438,7 @@
     <w:r>
       <w:tab/>
       <w:tab/>
-      <w:t>2026-05-01</w:t>
+      <w:t>2026-05-02</w:t>
       <w:br/>
       <w:br/>
     </w:r>

--- a/klagomål/A 63008-2025 FSC-klagomål.docx
+++ b/klagomål/A 63008-2025 FSC-klagomål.docx
@@ -1438,7 +1438,7 @@
     <w:r>
       <w:tab/>
       <w:tab/>
-      <w:t>2026-05-02</w:t>
+      <w:t>2026-05-03</w:t>
       <w:br/>
       <w:br/>
     </w:r>

--- a/klagomål/A 63008-2025 FSC-klagomål.docx
+++ b/klagomål/A 63008-2025 FSC-klagomål.docx
@@ -1438,7 +1438,7 @@
     <w:r>
       <w:tab/>
       <w:tab/>
-      <w:t>2026-05-03</w:t>
+      <w:t>2026-05-04</w:t>
       <w:br/>
       <w:br/>
     </w:r>

--- a/klagomål/A 63008-2025 FSC-klagomål.docx
+++ b/klagomål/A 63008-2025 FSC-klagomål.docx
@@ -1438,7 +1438,7 @@
     <w:r>
       <w:tab/>
       <w:tab/>
-      <w:t>2026-05-04</w:t>
+      <w:t>2026-05-05</w:t>
       <w:br/>
       <w:br/>
     </w:r>

--- a/klagomål/A 63008-2025 FSC-klagomål.docx
+++ b/klagomål/A 63008-2025 FSC-klagomål.docx
@@ -1438,7 +1438,7 @@
     <w:r>
       <w:tab/>
       <w:tab/>
-      <w:t>2026-05-05</w:t>
+      <w:t>2026-05-06</w:t>
       <w:br/>
       <w:br/>
     </w:r>

--- a/klagomål/A 63008-2025 FSC-klagomål.docx
+++ b/klagomål/A 63008-2025 FSC-klagomål.docx
@@ -1438,7 +1438,7 @@
     <w:r>
       <w:tab/>
       <w:tab/>
-      <w:t>2026-05-16</w:t>
+      <w:t>2026-05-17</w:t>
       <w:br/>
       <w:br/>
     </w:r>

--- a/klagomål/A 63008-2025 FSC-klagomål.docx
+++ b/klagomål/A 63008-2025 FSC-klagomål.docx
@@ -1438,7 +1438,7 @@
     <w:r>
       <w:tab/>
       <w:tab/>
-      <w:t>2026-05-17</w:t>
+      <w:t>2026-05-18</w:t>
       <w:br/>
       <w:br/>
     </w:r>

--- a/klagomål/A 63008-2025 FSC-klagomål.docx
+++ b/klagomål/A 63008-2025 FSC-klagomål.docx
@@ -1438,7 +1438,7 @@
     <w:r>
       <w:tab/>
       <w:tab/>
-      <w:t>2026-05-18</w:t>
+      <w:t>2026-05-19</w:t>
       <w:br/>
       <w:br/>
     </w:r>

--- a/klagomål/A 63008-2025 FSC-klagomål.docx
+++ b/klagomål/A 63008-2025 FSC-klagomål.docx
@@ -1438,7 +1438,7 @@
     <w:r>
       <w:tab/>
       <w:tab/>
-      <w:t>2026-05-19</w:t>
+      <w:t>2026-05-20</w:t>
       <w:br/>
       <w:br/>
     </w:r>

--- a/klagomål/A 63008-2025 FSC-klagomål.docx
+++ b/klagomål/A 63008-2025 FSC-klagomål.docx
@@ -1438,7 +1438,7 @@
     <w:r>
       <w:tab/>
       <w:tab/>
-      <w:t>2026-06-15</w:t>
+      <w:t>2026-06-16</w:t>
       <w:br/>
       <w:br/>
     </w:r>

--- a/klagomål/A 63008-2025 FSC-klagomål.docx
+++ b/klagomål/A 63008-2025 FSC-klagomål.docx
@@ -1438,7 +1438,7 @@
     <w:r>
       <w:tab/>
       <w:tab/>
-      <w:t>2026-06-16</w:t>
+      <w:t>2026-06-17</w:t>
       <w:br/>
       <w:br/>
     </w:r>

--- a/klagomål/A 63008-2025 FSC-klagomål.docx
+++ b/klagomål/A 63008-2025 FSC-klagomål.docx
@@ -1,6 +1,6 @@
 
 <file path=word/document.xml><?xml version="1.0" encoding="utf-8"?>
-<w:document xmlns:wpc="http://schemas.microsoft.com/office/word/2010/wordprocessingCanvas" xmlns:cx="http://schemas.microsoft.com/office/drawing/2014/chartex" xmlns:cx1="http://schemas.microsoft.com/office/drawing/2015/9/8/chartex" xmlns:cx2="http://schemas.microsoft.com/office/drawing/2015/10/21/chartex" xmlns:cx3="http://schemas.microsoft.com/office/drawing/2016/5/9/chartex" xmlns:cx4="http://schemas.microsoft.com/office/drawing/2016/5/10/chartex" xmlns:cx5="http://schemas.microsoft.com/office/drawing/2016/5/11/chartex" xmlns:cx6="http://schemas.microsoft.com/office/drawing/2016/5/12/chartex" xmlns:cx7="http://schemas.microsoft.com/office/drawing/2016/5/13/chartex" xmlns:cx8="http://schemas.microsoft.com/office/drawing/2016/5/14/chartex" xmlns:mc="http://schemas.openxmlformats.org/markup-compatibility/2006" xmlns:aink="http://schemas.microsoft.com/office/drawing/2016/ink" xmlns:am3d="http://schemas.microsoft.com/office/drawing/2017/model3d" xmlns:o="urn:schemas-microsoft-com:office:office" xmlns:oel="http://schemas.microsoft.com/office/2019/extlst" xmlns:r="http://schemas.openxmlformats.org/officeDocument/2006/relationships" xmlns:m="http://schemas.openxmlformats.org/officeDocument/2006/math" xmlns:v="urn:schemas-microsoft-com:vml" xmlns:wp14="http://schemas.microsoft.com/office/word/2010/wordprocessingDrawing" xmlns:wp="http://schemas.openxmlformats.org/drawingml/2006/wordprocessingDrawing" xmlns:w10="urn:schemas-microsoft-com:office:word" xmlns:w="http://schemas.openxmlformats.org/wordprocessingml/2006/main" xmlns:w14="http://schemas.microsoft.com/office/word/2010/wordml" xmlns:w15="http://schemas.microsoft.com/office/word/2012/wordml" xmlns:w16cex="http://schemas.microsoft.com/office/word/2018/wordml/cex" xmlns:w16cid="http://schemas.microsoft.com/office/word/2016/wordml/cid" xmlns:w16="http://schemas.microsoft.com/office/word/2018/wordml" xmlns:w16sdtdh="http://schemas.microsoft.com/office/word/2020/wordml/sdtdatahash" xmlns:w16se="http://schemas.microsoft.com/office/word/2015/wordml/symex" xmlns:wpg="http://schemas.microsoft.com/office/word/2010/wordprocessingGroup" xmlns:wpi="http://schemas.microsoft.com/office/word/2010/wordprocessingInk" xmlns:wne="http://schemas.microsoft.com/office/word/2006/wordml" xmlns:wps="http://schemas.microsoft.com/office/word/2010/wordprocessingShape" mc:Ignorable="w14 w15 w16se w16cid w16 w16cex w16sdtdh wp14">
+<w:document xmlns:wpc="http://schemas.microsoft.com/office/word/2010/wordprocessingCanvas" xmlns:cx="http://schemas.microsoft.com/office/drawing/2014/chartex" xmlns:cx1="http://schemas.microsoft.com/office/drawing/2015/9/8/chartex" xmlns:cx2="http://schemas.microsoft.com/office/drawing/2015/10/21/chartex" xmlns:cx3="http://schemas.microsoft.com/office/drawing/2016/5/9/chartex" xmlns:cx4="http://schemas.microsoft.com/office/drawing/2016/5/10/chartex" xmlns:cx5="http://schemas.microsoft.com/office/drawing/2016/5/11/chartex" xmlns:cx6="http://schemas.microsoft.com/office/drawing/2016/5/12/chartex" xmlns:cx7="http://schemas.microsoft.com/office/drawing/2016/5/13/chartex" xmlns:cx8="http://schemas.microsoft.com/office/drawing/2016/5/14/chartex" xmlns:mc="http://schemas.openxmlformats.org/markup-compatibility/2006" xmlns:aink="http://schemas.microsoft.com/office/drawing/2016/ink" xmlns:am3d="http://schemas.microsoft.com/office/drawing/2017/model3d" xmlns:o="urn:schemas-microsoft-com:office:office" xmlns:oel="http://schemas.microsoft.com/office/2019/extlst" xmlns:r="http://schemas.openxmlformats.org/officeDocument/2006/relationships" xmlns:m="http://schemas.openxmlformats.org/officeDocument/2006/math" xmlns:v="urn:schemas-microsoft-com:vml" xmlns:wp14="http://schemas.microsoft.com/office/word/2010/wordprocessingDrawing" xmlns:wp="http://schemas.openxmlformats.org/drawingml/2006/wordprocessingDrawing" xmlns:w10="urn:schemas-microsoft-com:office:word" xmlns:w="http://schemas.openxmlformats.org/wordprocessingml/2006/main" xmlns:w14="http://schemas.microsoft.com/office/word/2010/wordml" xmlns:w15="http://schemas.microsoft.com/office/word/2012/wordml" xmlns:w16cex="http://schemas.microsoft.com/office/word/2018/wordml/cex" xmlns:w16cid="http://schemas.microsoft.com/office/word/2016/wordml/cid" xmlns:w16="http://schemas.microsoft.com/office/word/2018/wordml" xmlns:w16du="http://schemas.microsoft.com/office/word/2023/wordml/word16du" xmlns:w16sdtdh="http://schemas.microsoft.com/office/word/2020/wordml/sdtdatahash" xmlns:w16sdtfl="http://schemas.microsoft.com/office/word/2024/wordml/sdtformatlock" xmlns:w16se="http://schemas.microsoft.com/office/word/2015/wordml/symex" xmlns:wpg="http://schemas.microsoft.com/office/word/2010/wordprocessingGroup" xmlns:wpi="http://schemas.microsoft.com/office/word/2010/wordprocessingInk" xmlns:wne="http://schemas.microsoft.com/office/word/2006/wordml" xmlns:wps="http://schemas.microsoft.com/office/word/2010/wordprocessingShape" mc:Ignorable="w14 w15 w16se w16cid w16 w16cex w16sdtdh w16sdtfl w16du wp14">
   <w:body>
     <w:p>
       <w:r>
@@ -168,7 +168,7 @@
     </w:p>
     <w:p>
       <w:r>
-        <w:t>Detta dokument behandlar höga naturvärden i avverkningsanmälan A 63008-2025 i Uppsala kommun. Denna avverkningsanmälan inkom 2025-12-18 13:54:15 och omfattar 12,2 ha.</w:t>
+        <w:t>Detta dokument behandlar höga naturvärden i avverkningsanmälan A 63008-2025 i Uppsala kommun som inkom 2025-12-18 och omfattar 12,2 ha.</w:t>
       </w:r>
     </w:p>
     <w:p>
@@ -191,12 +191,15 @@
     </w:p>
     <w:p>
       <w:r>
-        <w:t>I avverkningsanmälan har följande 16 naturvårdsarter hittats: gyllenspindling (VU), rynkskinn (VU), rosenticka (NT), spillkråka (NT, §4), talltita (NT, §4), ullticka (NT), vedtrappmossa (NT), björksplintborre (S), brandticka (S), bronshjon (S), grön sköldmossa (S, §8), rödgul trumpetsvamp (S), stubbspretmossa (S), svavelriska (S), vårärt (S) och blåsippa (§9). Av dessa är 7 rödlistade. För rödlistade arter har rödlistekategorin angivits inom parentes. Arter som är signalarter enligt Skogsstyrelsen har markerats med (S). För fridlysta arter anges även paragrafen i Artskyddsförordningen som arten är fridlyst enligt.</w:t>
+        <w:t>I och inom 25 meter från avverkningsanmälan har följande 19 naturvårdsarter hittats: gyllenspindling (VU), gullpudra (NT, T), rosenticka (NT, T), rynkskinn (NT, T), talltita (NT, §4), ullticka (NT, T), vedtrappmossa (NT, T), vårärt (NT, T), björksplintborre (S), brandticka (S), bronshjon (S, T), granbräken (S), grön sköldmossa (S, T, §8), rödgul trumpetsvamp (S), stubbspretmossa (S, T), svavelriska (S), blåsippa (T, §9), spillkråka (T, §4) och revlummer (§9). Av dessa är 8 rödlistade. För rödlistade arter har rödlistekategorin angivits inom parentes. Arter som är signalarter enligt Skogsstyrelsen har markerats med (S). Typiska arter inom Natura 2000 som är kopplade till skogsekosystem har markerats med (T). För fridlysta arter anges även paragrafen i Artskyddsförordningen som arten är fridlyst enligt.</w:t>
       </w:r>
     </w:p>
     <w:p>
       <w:r>
-        <w:t>De påträffade naturvårdsarterna är ett tydligt kvitto på att detta rör sig om en skog med höga naturvärden. I Figur 1 visas en karta över det avverkningsanmälda området, där samtliga fyndplatser för naturvårdsarter som finns registrerade på Artportalen har markerats.</w:t>
+        <w:t>De påträffade naturvårdsarterna är ett tydligt kvitto på att det rör sig om en skog med höga naturvärden.</w:t>
+      </w:r>
+      <w:r>
+        <w:t xml:space="preserve"> I Figur 1 visas fyndplatser för naturvårdsarter i området, som finns registrerade på Artportalen.</w:t>
       </w:r>
     </w:p>
     <w:p>
@@ -206,7 +209,7 @@
       <w:r>
         <w:drawing>
           <wp:inline xmlns:a="http://schemas.openxmlformats.org/drawingml/2006/main" xmlns:pic="http://schemas.openxmlformats.org/drawingml/2006/picture">
-            <wp:extent cx="5486400" cy="5398699"/>
+            <wp:extent cx="5486400" cy="5253512"/>
             <wp:docPr id="1" name="Picture 1"/>
             <wp:cNvGraphicFramePr>
               <a:graphicFrameLocks noChangeAspect="1"/>
@@ -227,7 +230,7 @@
                   <pic:spPr>
                     <a:xfrm>
                       <a:off x="0" y="0"/>
-                      <a:ext cx="5486400" cy="5398699"/>
+                      <a:ext cx="5486400" cy="5253512"/>
                     </a:xfrm>
                     <a:prstGeom prst="rect"/>
                   </pic:spPr>
@@ -241,9 +244,148 @@
     <w:p>
       <w:pPr>
         <w:pStyle w:val="Caption"/>
+        <w:spacing w:after="240"/>
       </w:pPr>
       <w:r>
-        <w:t>Figur 1. Fyndplatser för naturvårdsarter i det avverkningsanmälda området (röd linje). Markörer utan svart kant är placerade på fyndplatsen. Markörer med svart kant är placerade vid sidan av fyndplatsen och har ett svart streck som visar fyndplatsens exakta position. Kartans mittpunktskoordinat är N 6664104, E 631761 i SWEREF 99 TM.</w:t>
+        <w:t>Figur 1. Fyndplatser för naturvårdsarter i och inom 25 meter från avverkningsanmälan (röd linje). Markörer utan svart kant är placerade på fyndplatsen. Markörer med svart kant är placerade vid sidan av fyndplatsen och har ett svart streck som visar fyndplatsens exakta position. Kartans mittpunktskoordinat är N 6664104, E 631761 i SWEREF 99 TM.</w:t>
+      </w:r>
+    </w:p>
+    <w:p>
+      <w:pPr>
+        <w:pStyle w:val="Heading2"/>
+      </w:pPr>
+      <w:r>
+        <w:t>Fridlysta arter</w:t>
+      </w:r>
+    </w:p>
+    <w:p>
+      <w:r>
+        <w:t>Följande fridlysta arter har sina livsmiljöer och växtplatser i den avverkningsanmälda skogen: talltita (NT, §4), grön sköldmossa (S, T, §8), blåsippa (T, §9), spillkråka (T, §4) och revlummer (§9).</w:t>
+      </w:r>
+    </w:p>
+    <w:p>
+      <w:r>
+        <w:t xml:space="preserve">Observera att medlemsländerna är skyldiga att agera i enlighet med EU:s fågeldirektiv där det uttryckligen står att direktivet gäller för fåglar samt för deras ägg, bon och </w:t>
+      </w:r>
+      <w:r>
+        <w:rPr>
+          <w:b/>
+        </w:rPr>
+        <w:t xml:space="preserve">livsmiljöer </w:t>
+      </w:r>
+      <w:r>
+        <w:t>(artikel 1). Vidare att de åtgärder som vidtas inte får leda till en försämring av den nuvarande situationen beträffande bevarandet av de fågelarter som avses i artikel 1 (artikel 13). Fågeldirektivet är styrande för tillsynsansvariga myndigheters ärendehantering, ställningstaganden och beslutsfattande.</w:t>
+      </w:r>
+    </w:p>
+    <w:p>
+      <w:r>
+        <w:rPr>
+          <w:b/>
+        </w:rPr>
+        <w:t>Blåsippa (§9)</w:t>
+      </w:r>
+      <w:r>
+        <w:t xml:space="preserve"> är typisk art för </w:t>
+      </w:r>
+      <w:r>
+        <w:rPr>
+          <w:i/>
+        </w:rPr>
+        <w:t>9050 Näringsrik granskog, 9020 Nordlig ädellövskog</w:t>
+      </w:r>
+      <w:r>
+        <w:t xml:space="preserve"> och </w:t>
+      </w:r>
+      <w:r>
+        <w:rPr>
+          <w:i/>
+        </w:rPr>
+        <w:t>8240 Karsthällmarker</w:t>
+      </w:r>
+      <w:r>
+        <w:t xml:space="preserve"> (SLU Artdatabanken, 2025).</w:t>
+      </w:r>
+    </w:p>
+    <w:p>
+      <w:r>
+        <w:rPr>
+          <w:b/>
+        </w:rPr>
+        <w:t>Grön sköldmossa (§8)</w:t>
+      </w:r>
+      <w:r>
+        <w:t xml:space="preserve"> är typisk art för </w:t>
+      </w:r>
+      <w:r>
+        <w:rPr>
+          <w:i/>
+        </w:rPr>
+        <w:t xml:space="preserve">9010 Taiga </w:t>
+      </w:r>
+      <w:r>
+        <w:t>och</w:t>
+      </w:r>
+      <w:r>
+        <w:rPr>
+          <w:i/>
+        </w:rPr>
+        <w:t xml:space="preserve"> 9750 Svämlövskog</w:t>
+      </w:r>
+      <w:r>
+        <w:t xml:space="preserve"> och omfattas av EU:s art- och habitatdirektiv bilaga 2 vilket innebär att det finns ett uttalat intresse inom Europeiska unionen att bevara arten. Grön sköldmossa kräver skog som har ett speciellt mikroklimat med hög och jämn luftfuktighet i kombination med rik tillgång på död ved (Nitare &amp; Skogsstyrelsen, 2019; SLU Artdatabanken, 2025). I praktiken handlar det om åtminstone 50 meter med skyddande skog för att undvika uttorkning av marken (Hallingbäck, personligt meddelande 2022-02-24). Grön sköldmossa är en ansvarsart för Sverige då en särskilt stor andel av Europas population finns i landet. Mark- och miljööverdomstolen (MÖD) har i mål nr M 2019-20 (18 februari 2019) slagit fast att grön sköldmossa (§8) är dispenspliktig och att exemplar av arten inte får skadas utan dispens (MÖD, mål nr M 2019-20).</w:t>
+      </w:r>
+    </w:p>
+    <w:p>
+      <w:r>
+        <w:rPr>
+          <w:b/>
+        </w:rPr>
+        <w:t>Spillkråka (§4)</w:t>
+      </w:r>
+      <w:r>
+        <w:t xml:space="preserve"> omfattas av bilaga 1 i EU:s fågeldirektiv och är typisk art för </w:t>
+      </w:r>
+      <w:r>
+        <w:rPr>
+          <w:i/>
+        </w:rPr>
+        <w:t xml:space="preserve">9010 Taiga </w:t>
+      </w:r>
+      <w:r>
+        <w:t>och</w:t>
+      </w:r>
+      <w:r>
+        <w:rPr>
+          <w:i/>
+        </w:rPr>
+        <w:t xml:space="preserve"> 9740 Skogsbevuxen myr</w:t>
+      </w:r>
+      <w:r>
+        <w:t>. Den behöver grova träd, främst tall, asp och bok som boträd. Skogsbruk med korta omloppstider och täta, homogena ungskogar utgör det största hotet. Spillkråka är en nyckelart i skogliga miljöer vars övergivna bohål utnyttjas av flera andra hålhäckande fågelarter och fladdermöss, däribland pärluggla (EN, §4), knipa (§4), salskrake (§4) och skogsduva (§4). Hökuggla (VU, §4) och slaguggla (§4) häckar ofta i högstubbar som brutits av i höjd med ett gammalt spillkråkebo (SLU Artdatabanken, 2026; Skogsstyrelsen, 2016).</w:t>
+      </w:r>
+    </w:p>
+    <w:p>
+      <w:r>
+        <w:rPr>
+          <w:b/>
+        </w:rPr>
+        <w:t>Talltita (NT, §4)</w:t>
+      </w:r>
+      <w:r>
+        <w:t>, rödlistad som nära hotad och prioriterad art i Skogsvårdslagen, har häckningsrevir i anmälan. Arten har minskat kraftigt de senaste 30 åren och minskningstakten innevarande 10-årsperiod beräknas till 20 (10–30) %. Talltitan är synnerligen trogen sitt cirka 15 hektar stora revir och är beroende av flerskiktade olikåldriga skogar för att kunna föda upp sina ungar. Talltitan försvinner om dess livsmiljö kalavverkas (Eggers &amp; Low, 2014; Ekman, 1979; Griesser et al, 2007; Klein, 2020; Siffczyk et al, 2003; SLU Artdatabanken, 2021).</w:t>
+      </w:r>
+    </w:p>
+    <w:p>
+      <w:r>
+        <w:t>I BILAGA 1 finns mer detaljerad information om ekologi samt krav på livsmiljö hos fridlysta arter.</w:t>
+      </w:r>
+    </w:p>
+    <w:p>
+      <w:pPr>
+        <w:pStyle w:val="Heading2"/>
+      </w:pPr>
+      <w:r>
+        <w:t>Övriga naturvårdsarter</w:t>
       </w:r>
     </w:p>
     <w:p>
@@ -286,6 +428,35 @@
       </w:r>
       <w:r>
         <w:t xml:space="preserve"> (SLU Artdatabanken, 2025).</w:t>
+      </w:r>
+    </w:p>
+    <w:p>
+      <w:r>
+        <w:rPr>
+          <w:b/>
+        </w:rPr>
+        <w:t>Gullpudra (NT)</w:t>
+      </w:r>
+      <w:r>
+        <w:t xml:space="preserve"> växer sparsamt främst i källpåverkad sumpskog i södra och mellersta Sverige norrut till Jämtland-Västernorrland. Kommer in på rödlistan för första gången 2025 till följd av en stark minskning (&gt;50%) i Riksskogstaxeringens data. Minskningstakten överstiger gränsvärdet för Starkt hotad (EN) enligt A-kriteriet.  Då minskningen har en stor osäkerhet så nedgraderas rödlistekategorin två steg till Nära hotad. Gullpudra är typisk art för </w:t>
+      </w:r>
+      <w:r>
+        <w:rPr>
+          <w:i/>
+        </w:rPr>
+        <w:t xml:space="preserve">9080 Lövsumpskog, 7160 Källor och källkärr </w:t>
+      </w:r>
+      <w:r>
+        <w:t>och</w:t>
+      </w:r>
+      <w:r>
+        <w:rPr>
+          <w:i/>
+        </w:rPr>
+        <w:t xml:space="preserve"> 7310 Aapamyrar</w:t>
+      </w:r>
+      <w:r>
+        <w:t xml:space="preserve"> (SLU Artdatabanken, 2026).</w:t>
       </w:r>
     </w:p>
     <w:p>
@@ -498,136 +669,6 @@
         <w:pStyle w:val="Heading1"/>
       </w:pPr>
       <w:r>
-        <w:t>Fridlysta arter</w:t>
-      </w:r>
-    </w:p>
-    <w:p>
-      <w:r>
-        <w:t>Följande fridlysta arter har sina livsmiljöer och växtplatser i den avverkningsanmälda skogen: spillkråka (NT, §4), talltita (NT, §4), grön sköldmossa (S, §8) och blåsippa (§9).</w:t>
-      </w:r>
-    </w:p>
-    <w:p>
-      <w:r>
-        <w:t xml:space="preserve">Observera att medlemsländerna är skyldiga att agera i enlighet med EU:s fågeldirektiv där det uttryckligen står att direktivet gäller för fåglar samt för deras ägg, bon och </w:t>
-      </w:r>
-      <w:r>
-        <w:rPr>
-          <w:b/>
-        </w:rPr>
-        <w:t xml:space="preserve">livsmiljöer </w:t>
-      </w:r>
-      <w:r>
-        <w:t>(artikel 1). Vidare att de åtgärder som vidtas inte får leda till en försämring av den nuvarande situationen beträffande bevarandet av de fågelarter som avses i artikel 1 (artikel 13). Fågeldirektivet är styrande för tillsynsansvariga myndigheters ärendehantering, ställningstaganden och beslutsfattande.</w:t>
-      </w:r>
-    </w:p>
-    <w:p>
-      <w:r>
-        <w:rPr>
-          <w:b/>
-        </w:rPr>
-        <w:t>Blåsippa (§9)</w:t>
-      </w:r>
-      <w:r>
-        <w:t xml:space="preserve"> är typisk art för </w:t>
-      </w:r>
-      <w:r>
-        <w:rPr>
-          <w:i/>
-        </w:rPr>
-        <w:t>9050 Näringsrik granskog, 9020 Nordlig ädellövskog</w:t>
-      </w:r>
-      <w:r>
-        <w:t xml:space="preserve"> och </w:t>
-      </w:r>
-      <w:r>
-        <w:rPr>
-          <w:i/>
-        </w:rPr>
-        <w:t>8240 Karsthällmarker</w:t>
-      </w:r>
-      <w:r>
-        <w:t xml:space="preserve"> (SLU Artdatabanken, 2025).</w:t>
-      </w:r>
-    </w:p>
-    <w:p>
-      <w:r>
-        <w:rPr>
-          <w:b/>
-        </w:rPr>
-        <w:t>Grön sköldmossa (§8)</w:t>
-      </w:r>
-      <w:r>
-        <w:t xml:space="preserve"> är typisk art för </w:t>
-      </w:r>
-      <w:r>
-        <w:rPr>
-          <w:i/>
-        </w:rPr>
-        <w:t xml:space="preserve">9010 Taiga </w:t>
-      </w:r>
-      <w:r>
-        <w:t>och</w:t>
-      </w:r>
-      <w:r>
-        <w:rPr>
-          <w:i/>
-        </w:rPr>
-        <w:t xml:space="preserve"> 9750 Svämlövskog</w:t>
-      </w:r>
-      <w:r>
-        <w:t xml:space="preserve"> och omfattas av EU:s art- och habitatdirektiv bilaga 2 vilket innebär att det finns ett uttalat intresse inom Europeiska unionen att bevara arten. Grön sköldmossa kräver skog som har ett speciellt mikroklimat med hög och jämn luftfuktighet i kombination med rik tillgång på död ved (Nitare &amp; Skogsstyrelsen, 2019; SLU Artdatabanken, 2025). I praktiken handlar det om åtminstone 50 meter med skyddande skog för att undvika uttorkning av marken (Hallingbäck, personligt meddelande 2022-02-24). Grön sköldmossa är en ansvarsart för Sverige då en särskilt stor andel av Europas population finns i landet. Mark- och miljööverdomstolen (MÖD) har i mål nr M 2019-20 (18 februari 2019) slagit fast att grön sköldmossa (§8) är dispenspliktig och att exemplar av arten inte får skadas utan dispens (MÖD, mål nr M 2019-20).</w:t>
-      </w:r>
-    </w:p>
-    <w:p>
-      <w:r>
-        <w:rPr>
-          <w:b/>
-        </w:rPr>
-        <w:t>Spillkråka (§4)</w:t>
-      </w:r>
-      <w:r>
-        <w:t xml:space="preserve"> omfattas av bilaga 1 i EU:s fågeldirektiv och är typisk art för </w:t>
-      </w:r>
-      <w:r>
-        <w:rPr>
-          <w:i/>
-        </w:rPr>
-        <w:t xml:space="preserve">9010 Taiga </w:t>
-      </w:r>
-      <w:r>
-        <w:t>och</w:t>
-      </w:r>
-      <w:r>
-        <w:rPr>
-          <w:i/>
-        </w:rPr>
-        <w:t xml:space="preserve"> 9740 Skogsbevuxen myr</w:t>
-      </w:r>
-      <w:r>
-        <w:t>. Den behöver grova träd, främst tall, asp och bok som boträd. Skogsbruk med korta omloppstider och täta, homogena ungskogar utgör det största hotet. Spillkråka är en nyckelart i skogliga miljöer vars övergivna bohål utnyttjas av flera andra hålhäckande fågelarter och fladdermöss, däribland pärluggla (EN, §4), knipa (§4), salskrake (§4) och skogsduva (§4). Hökuggla (VU, §4) och slaguggla (§4) häckar ofta i högstubbar som brutits av i höjd med ett gammalt spillkråkebo (SLU Artdatabanken, 2026; Skogsstyrelsen, 2016).</w:t>
-      </w:r>
-    </w:p>
-    <w:p>
-      <w:r>
-        <w:rPr>
-          <w:b/>
-        </w:rPr>
-        <w:t>Talltita (NT, §4)</w:t>
-      </w:r>
-      <w:r>
-        <w:t>, rödlistad som nära hotad och prioriterad art i Skogsvårdslagen, har häckningsrevir i anmälan. Arten har minskat kraftigt de senaste 30 åren och minskningstakten innevarande 10-årsperiod beräknas till 20 (10–30) %. Talltitan är synnerligen trogen sitt cirka 15 hektar stora revir och är beroende av flerskiktade olikåldriga skogar för att kunna föda upp sina ungar. Talltitan försvinner om dess livsmiljö kalavverkas (Eggers &amp; Low, 2014; Ekman, 1979; Griesser et al, 2007; Klein, 2020; Siffczyk et al, 2003; SLU Artdatabanken, 2021).</w:t>
-      </w:r>
-    </w:p>
-    <w:p>
-      <w:r>
-        <w:t>I BILAGA 1 finns mer detaljerad information om ekologi samt krav på livsmiljö hos fridlysta arter.</w:t>
-      </w:r>
-    </w:p>
-    <w:p>
-      <w:pPr>
-        <w:pStyle w:val="Heading1"/>
-      </w:pPr>
-      <w:r>
         <w:t>Certifiering</w:t>
       </w:r>
     </w:p>
@@ -729,7 +770,7 @@
         <w:rPr>
           <w:i/>
         </w:rPr>
-        <w:t>I det avverkningsanmälda skogsområdet har 16 naturvårdsarter varav 7 rödlistade arter sina livsmiljöer och växtplatser.</w:t>
+        <w:t>I det avverkningsanmälda skogsområdet har 19 naturvårdsarter varav 8 rödlistade arter sina livsmiljöer och växtplatser.</w:t>
       </w:r>
     </w:p>
     <w:p>
@@ -1328,7 +1369,7 @@
 </file>
 
 <file path=word/endnotes.xml><?xml version="1.0" encoding="utf-8"?>
-<w:endnotes xmlns:wpc="http://schemas.microsoft.com/office/word/2010/wordprocessingCanvas" xmlns:cx="http://schemas.microsoft.com/office/drawing/2014/chartex" xmlns:cx1="http://schemas.microsoft.com/office/drawing/2015/9/8/chartex" xmlns:cx2="http://schemas.microsoft.com/office/drawing/2015/10/21/chartex" xmlns:cx3="http://schemas.microsoft.com/office/drawing/2016/5/9/chartex" xmlns:cx4="http://schemas.microsoft.com/office/drawing/2016/5/10/chartex" xmlns:cx5="http://schemas.microsoft.com/office/drawing/2016/5/11/chartex" xmlns:cx6="http://schemas.microsoft.com/office/drawing/2016/5/12/chartex" xmlns:cx7="http://schemas.microsoft.com/office/drawing/2016/5/13/chartex" xmlns:cx8="http://schemas.microsoft.com/office/drawing/2016/5/14/chartex" xmlns:mc="http://schemas.openxmlformats.org/markup-compatibility/2006" xmlns:aink="http://schemas.microsoft.com/office/drawing/2016/ink" xmlns:am3d="http://schemas.microsoft.com/office/drawing/2017/model3d" xmlns:o="urn:schemas-microsoft-com:office:office" xmlns:oel="http://schemas.microsoft.com/office/2019/extlst" xmlns:r="http://schemas.openxmlformats.org/officeDocument/2006/relationships" xmlns:m="http://schemas.openxmlformats.org/officeDocument/2006/math" xmlns:v="urn:schemas-microsoft-com:vml" xmlns:wp14="http://schemas.microsoft.com/office/word/2010/wordprocessingDrawing" xmlns:wp="http://schemas.openxmlformats.org/drawingml/2006/wordprocessingDrawing" xmlns:w10="urn:schemas-microsoft-com:office:word" xmlns:w="http://schemas.openxmlformats.org/wordprocessingml/2006/main" xmlns:w14="http://schemas.microsoft.com/office/word/2010/wordml" xmlns:w15="http://schemas.microsoft.com/office/word/2012/wordml" xmlns:w16cex="http://schemas.microsoft.com/office/word/2018/wordml/cex" xmlns:w16cid="http://schemas.microsoft.com/office/word/2016/wordml/cid" xmlns:w16="http://schemas.microsoft.com/office/word/2018/wordml" xmlns:w16sdtdh="http://schemas.microsoft.com/office/word/2020/wordml/sdtdatahash" xmlns:w16se="http://schemas.microsoft.com/office/word/2015/wordml/symex" xmlns:wpg="http://schemas.microsoft.com/office/word/2010/wordprocessingGroup" xmlns:wpi="http://schemas.microsoft.com/office/word/2010/wordprocessingInk" xmlns:wne="http://schemas.microsoft.com/office/word/2006/wordml" xmlns:wps="http://schemas.microsoft.com/office/word/2010/wordprocessingShape" mc:Ignorable="w14 w15 w16se w16cid w16 w16cex w16sdtdh wp14">
+<w:endnotes xmlns:wpc="http://schemas.microsoft.com/office/word/2010/wordprocessingCanvas" xmlns:cx="http://schemas.microsoft.com/office/drawing/2014/chartex" xmlns:cx1="http://schemas.microsoft.com/office/drawing/2015/9/8/chartex" xmlns:cx2="http://schemas.microsoft.com/office/drawing/2015/10/21/chartex" xmlns:cx3="http://schemas.microsoft.com/office/drawing/2016/5/9/chartex" xmlns:cx4="http://schemas.microsoft.com/office/drawing/2016/5/10/chartex" xmlns:cx5="http://schemas.microsoft.com/office/drawing/2016/5/11/chartex" xmlns:cx6="http://schemas.microsoft.com/office/drawing/2016/5/12/chartex" xmlns:cx7="http://schemas.microsoft.com/office/drawing/2016/5/13/chartex" xmlns:cx8="http://schemas.microsoft.com/office/drawing/2016/5/14/chartex" xmlns:mc="http://schemas.openxmlformats.org/markup-compatibility/2006" xmlns:aink="http://schemas.microsoft.com/office/drawing/2016/ink" xmlns:am3d="http://schemas.microsoft.com/office/drawing/2017/model3d" xmlns:o="urn:schemas-microsoft-com:office:office" xmlns:oel="http://schemas.microsoft.com/office/2019/extlst" xmlns:r="http://schemas.openxmlformats.org/officeDocument/2006/relationships" xmlns:m="http://schemas.openxmlformats.org/officeDocument/2006/math" xmlns:v="urn:schemas-microsoft-com:vml" xmlns:wp14="http://schemas.microsoft.com/office/word/2010/wordprocessingDrawing" xmlns:wp="http://schemas.openxmlformats.org/drawingml/2006/wordprocessingDrawing" xmlns:w10="urn:schemas-microsoft-com:office:word" xmlns:w="http://schemas.openxmlformats.org/wordprocessingml/2006/main" xmlns:w14="http://schemas.microsoft.com/office/word/2010/wordml" xmlns:w15="http://schemas.microsoft.com/office/word/2012/wordml" xmlns:w16cex="http://schemas.microsoft.com/office/word/2018/wordml/cex" xmlns:w16cid="http://schemas.microsoft.com/office/word/2016/wordml/cid" xmlns:w16="http://schemas.microsoft.com/office/word/2018/wordml" xmlns:w16du="http://schemas.microsoft.com/office/word/2023/wordml/word16du" xmlns:w16sdtdh="http://schemas.microsoft.com/office/word/2020/wordml/sdtdatahash" xmlns:w16sdtfl="http://schemas.microsoft.com/office/word/2024/wordml/sdtformatlock" xmlns:w16se="http://schemas.microsoft.com/office/word/2015/wordml/symex" xmlns:wpg="http://schemas.microsoft.com/office/word/2010/wordprocessingGroup" xmlns:wpi="http://schemas.microsoft.com/office/word/2010/wordprocessingInk" xmlns:wne="http://schemas.microsoft.com/office/word/2006/wordml" xmlns:wps="http://schemas.microsoft.com/office/word/2010/wordprocessingShape" mc:Ignorable="w14 w15 w16se w16cid w16 w16cex w16sdtdh w16sdtfl w16du wp14">
   <w:endnote w:type="separator" w:id="-1">
     <w:p>
       <w:pPr>
@@ -1353,7 +1394,7 @@
 </file>
 
 <file path=word/footer1.xml><?xml version="1.0" encoding="utf-8"?>
-<w:ftr xmlns:wpc="http://schemas.microsoft.com/office/word/2010/wordprocessingCanvas" xmlns:cx="http://schemas.microsoft.com/office/drawing/2014/chartex" xmlns:cx1="http://schemas.microsoft.com/office/drawing/2015/9/8/chartex" xmlns:cx2="http://schemas.microsoft.com/office/drawing/2015/10/21/chartex" xmlns:cx3="http://schemas.microsoft.com/office/drawing/2016/5/9/chartex" xmlns:cx4="http://schemas.microsoft.com/office/drawing/2016/5/10/chartex" xmlns:cx5="http://schemas.microsoft.com/office/drawing/2016/5/11/chartex" xmlns:cx6="http://schemas.microsoft.com/office/drawing/2016/5/12/chartex" xmlns:cx7="http://schemas.microsoft.com/office/drawing/2016/5/13/chartex" xmlns:cx8="http://schemas.microsoft.com/office/drawing/2016/5/14/chartex" xmlns:mc="http://schemas.openxmlformats.org/markup-compatibility/2006" xmlns:aink="http://schemas.microsoft.com/office/drawing/2016/ink" xmlns:am3d="http://schemas.microsoft.com/office/drawing/2017/model3d" xmlns:o="urn:schemas-microsoft-com:office:office" xmlns:oel="http://schemas.microsoft.com/office/2019/extlst" xmlns:r="http://schemas.openxmlformats.org/officeDocument/2006/relationships" xmlns:m="http://schemas.openxmlformats.org/officeDocument/2006/math" xmlns:v="urn:schemas-microsoft-com:vml" xmlns:wp14="http://schemas.microsoft.com/office/word/2010/wordprocessingDrawing" xmlns:wp="http://schemas.openxmlformats.org/drawingml/2006/wordprocessingDrawing" xmlns:w10="urn:schemas-microsoft-com:office:word" xmlns:w="http://schemas.openxmlformats.org/wordprocessingml/2006/main" xmlns:w14="http://schemas.microsoft.com/office/word/2010/wordml" xmlns:w15="http://schemas.microsoft.com/office/word/2012/wordml" xmlns:w16cex="http://schemas.microsoft.com/office/word/2018/wordml/cex" xmlns:w16cid="http://schemas.microsoft.com/office/word/2016/wordml/cid" xmlns:w16="http://schemas.microsoft.com/office/word/2018/wordml" xmlns:w16sdtdh="http://schemas.microsoft.com/office/word/2020/wordml/sdtdatahash" xmlns:w16se="http://schemas.microsoft.com/office/word/2015/wordml/symex" xmlns:wpg="http://schemas.microsoft.com/office/word/2010/wordprocessingGroup" xmlns:wpi="http://schemas.microsoft.com/office/word/2010/wordprocessingInk" xmlns:wne="http://schemas.microsoft.com/office/word/2006/wordml" xmlns:wps="http://schemas.microsoft.com/office/word/2010/wordprocessingShape" mc:Ignorable="w14 w15 w16se w16cid w16 w16cex w16sdtdh wp14">
+<w:ftr xmlns:wpc="http://schemas.microsoft.com/office/word/2010/wordprocessingCanvas" xmlns:cx="http://schemas.microsoft.com/office/drawing/2014/chartex" xmlns:cx1="http://schemas.microsoft.com/office/drawing/2015/9/8/chartex" xmlns:cx2="http://schemas.microsoft.com/office/drawing/2015/10/21/chartex" xmlns:cx3="http://schemas.microsoft.com/office/drawing/2016/5/9/chartex" xmlns:cx4="http://schemas.microsoft.com/office/drawing/2016/5/10/chartex" xmlns:cx5="http://schemas.microsoft.com/office/drawing/2016/5/11/chartex" xmlns:cx6="http://schemas.microsoft.com/office/drawing/2016/5/12/chartex" xmlns:cx7="http://schemas.microsoft.com/office/drawing/2016/5/13/chartex" xmlns:cx8="http://schemas.microsoft.com/office/drawing/2016/5/14/chartex" xmlns:mc="http://schemas.openxmlformats.org/markup-compatibility/2006" xmlns:aink="http://schemas.microsoft.com/office/drawing/2016/ink" xmlns:am3d="http://schemas.microsoft.com/office/drawing/2017/model3d" xmlns:o="urn:schemas-microsoft-com:office:office" xmlns:oel="http://schemas.microsoft.com/office/2019/extlst" xmlns:r="http://schemas.openxmlformats.org/officeDocument/2006/relationships" xmlns:m="http://schemas.openxmlformats.org/officeDocument/2006/math" xmlns:v="urn:schemas-microsoft-com:vml" xmlns:wp14="http://schemas.microsoft.com/office/word/2010/wordprocessingDrawing" xmlns:wp="http://schemas.openxmlformats.org/drawingml/2006/wordprocessingDrawing" xmlns:w10="urn:schemas-microsoft-com:office:word" xmlns:w="http://schemas.openxmlformats.org/wordprocessingml/2006/main" xmlns:w14="http://schemas.microsoft.com/office/word/2010/wordml" xmlns:w15="http://schemas.microsoft.com/office/word/2012/wordml" xmlns:w16cex="http://schemas.microsoft.com/office/word/2018/wordml/cex" xmlns:w16cid="http://schemas.microsoft.com/office/word/2016/wordml/cid" xmlns:w16="http://schemas.microsoft.com/office/word/2018/wordml" xmlns:w16du="http://schemas.microsoft.com/office/word/2023/wordml/word16du" xmlns:w16sdtdh="http://schemas.microsoft.com/office/word/2020/wordml/sdtdatahash" xmlns:w16sdtfl="http://schemas.microsoft.com/office/word/2024/wordml/sdtformatlock" xmlns:w16se="http://schemas.microsoft.com/office/word/2015/wordml/symex" xmlns:wpg="http://schemas.microsoft.com/office/word/2010/wordprocessingGroup" xmlns:wpi="http://schemas.microsoft.com/office/word/2010/wordprocessingInk" xmlns:wne="http://schemas.microsoft.com/office/word/2006/wordml" xmlns:wps="http://schemas.microsoft.com/office/word/2010/wordprocessingShape" mc:Ignorable="w14 w15 w16se w16cid w16 w16cex w16sdtdh w16sdtfl w16du wp14">
   <w:p>
     <w:pPr>
       <w:pStyle w:val="Footer"/>
@@ -1363,7 +1404,7 @@
 </file>
 
 <file path=word/footer2.xml><?xml version="1.0" encoding="utf-8"?>
-<w:ftr xmlns:wpc="http://schemas.microsoft.com/office/word/2010/wordprocessingCanvas" xmlns:cx="http://schemas.microsoft.com/office/drawing/2014/chartex" xmlns:cx1="http://schemas.microsoft.com/office/drawing/2015/9/8/chartex" xmlns:cx2="http://schemas.microsoft.com/office/drawing/2015/10/21/chartex" xmlns:cx3="http://schemas.microsoft.com/office/drawing/2016/5/9/chartex" xmlns:cx4="http://schemas.microsoft.com/office/drawing/2016/5/10/chartex" xmlns:cx5="http://schemas.microsoft.com/office/drawing/2016/5/11/chartex" xmlns:cx6="http://schemas.microsoft.com/office/drawing/2016/5/12/chartex" xmlns:cx7="http://schemas.microsoft.com/office/drawing/2016/5/13/chartex" xmlns:cx8="http://schemas.microsoft.com/office/drawing/2016/5/14/chartex" xmlns:mc="http://schemas.openxmlformats.org/markup-compatibility/2006" xmlns:aink="http://schemas.microsoft.com/office/drawing/2016/ink" xmlns:am3d="http://schemas.microsoft.com/office/drawing/2017/model3d" xmlns:o="urn:schemas-microsoft-com:office:office" xmlns:oel="http://schemas.microsoft.com/office/2019/extlst" xmlns:r="http://schemas.openxmlformats.org/officeDocument/2006/relationships" xmlns:m="http://schemas.openxmlformats.org/officeDocument/2006/math" xmlns:v="urn:schemas-microsoft-com:vml" xmlns:wp14="http://schemas.microsoft.com/office/word/2010/wordprocessingDrawing" xmlns:wp="http://schemas.openxmlformats.org/drawingml/2006/wordprocessingDrawing" xmlns:w10="urn:schemas-microsoft-com:office:word" xmlns:w="http://schemas.openxmlformats.org/wordprocessingml/2006/main" xmlns:w14="http://schemas.microsoft.com/office/word/2010/wordml" xmlns:w15="http://schemas.microsoft.com/office/word/2012/wordml" xmlns:w16cex="http://schemas.microsoft.com/office/word/2018/wordml/cex" xmlns:w16cid="http://schemas.microsoft.com/office/word/2016/wordml/cid" xmlns:w16="http://schemas.microsoft.com/office/word/2018/wordml" xmlns:w16sdtdh="http://schemas.microsoft.com/office/word/2020/wordml/sdtdatahash" xmlns:w16se="http://schemas.microsoft.com/office/word/2015/wordml/symex" xmlns:wpg="http://schemas.microsoft.com/office/word/2010/wordprocessingGroup" xmlns:wpi="http://schemas.microsoft.com/office/word/2010/wordprocessingInk" xmlns:wne="http://schemas.microsoft.com/office/word/2006/wordml" xmlns:wps="http://schemas.microsoft.com/office/word/2010/wordprocessingShape" mc:Ignorable="w14 w15 w16se w16cid w16 w16cex w16sdtdh wp14">
+<w:ftr xmlns:wpc="http://schemas.microsoft.com/office/word/2010/wordprocessingCanvas" xmlns:cx="http://schemas.microsoft.com/office/drawing/2014/chartex" xmlns:cx1="http://schemas.microsoft.com/office/drawing/2015/9/8/chartex" xmlns:cx2="http://schemas.microsoft.com/office/drawing/2015/10/21/chartex" xmlns:cx3="http://schemas.microsoft.com/office/drawing/2016/5/9/chartex" xmlns:cx4="http://schemas.microsoft.com/office/drawing/2016/5/10/chartex" xmlns:cx5="http://schemas.microsoft.com/office/drawing/2016/5/11/chartex" xmlns:cx6="http://schemas.microsoft.com/office/drawing/2016/5/12/chartex" xmlns:cx7="http://schemas.microsoft.com/office/drawing/2016/5/13/chartex" xmlns:cx8="http://schemas.microsoft.com/office/drawing/2016/5/14/chartex" xmlns:mc="http://schemas.openxmlformats.org/markup-compatibility/2006" xmlns:aink="http://schemas.microsoft.com/office/drawing/2016/ink" xmlns:am3d="http://schemas.microsoft.com/office/drawing/2017/model3d" xmlns:o="urn:schemas-microsoft-com:office:office" xmlns:oel="http://schemas.microsoft.com/office/2019/extlst" xmlns:r="http://schemas.openxmlformats.org/officeDocument/2006/relationships" xmlns:m="http://schemas.openxmlformats.org/officeDocument/2006/math" xmlns:v="urn:schemas-microsoft-com:vml" xmlns:wp14="http://schemas.microsoft.com/office/word/2010/wordprocessingDrawing" xmlns:wp="http://schemas.openxmlformats.org/drawingml/2006/wordprocessingDrawing" xmlns:w10="urn:schemas-microsoft-com:office:word" xmlns:w="http://schemas.openxmlformats.org/wordprocessingml/2006/main" xmlns:w14="http://schemas.microsoft.com/office/word/2010/wordml" xmlns:w15="http://schemas.microsoft.com/office/word/2012/wordml" xmlns:w16cex="http://schemas.microsoft.com/office/word/2018/wordml/cex" xmlns:w16cid="http://schemas.microsoft.com/office/word/2016/wordml/cid" xmlns:w16="http://schemas.microsoft.com/office/word/2018/wordml" xmlns:w16du="http://schemas.microsoft.com/office/word/2023/wordml/word16du" xmlns:w16sdtdh="http://schemas.microsoft.com/office/word/2020/wordml/sdtdatahash" xmlns:w16sdtfl="http://schemas.microsoft.com/office/word/2024/wordml/sdtformatlock" xmlns:w16se="http://schemas.microsoft.com/office/word/2015/wordml/symex" xmlns:wpg="http://schemas.microsoft.com/office/word/2010/wordprocessingGroup" xmlns:wpi="http://schemas.microsoft.com/office/word/2010/wordprocessingInk" xmlns:wne="http://schemas.microsoft.com/office/word/2006/wordml" xmlns:wps="http://schemas.microsoft.com/office/word/2010/wordprocessingShape" mc:Ignorable="w14 w15 w16se w16cid w16 w16cex w16sdtdh w16sdtfl w16du wp14">
   <w:p>
     <w:pPr>
       <w:pStyle w:val="Footer"/>
@@ -1373,7 +1414,7 @@
 </file>
 
 <file path=word/footer3.xml><?xml version="1.0" encoding="utf-8"?>
-<w:ftr xmlns:wpc="http://schemas.microsoft.com/office/word/2010/wordprocessingCanvas" xmlns:cx="http://schemas.microsoft.com/office/drawing/2014/chartex" xmlns:cx1="http://schemas.microsoft.com/office/drawing/2015/9/8/chartex" xmlns:cx2="http://schemas.microsoft.com/office/drawing/2015/10/21/chartex" xmlns:cx3="http://schemas.microsoft.com/office/drawing/2016/5/9/chartex" xmlns:cx4="http://schemas.microsoft.com/office/drawing/2016/5/10/chartex" xmlns:cx5="http://schemas.microsoft.com/office/drawing/2016/5/11/chartex" xmlns:cx6="http://schemas.microsoft.com/office/drawing/2016/5/12/chartex" xmlns:cx7="http://schemas.microsoft.com/office/drawing/2016/5/13/chartex" xmlns:cx8="http://schemas.microsoft.com/office/drawing/2016/5/14/chartex" xmlns:mc="http://schemas.openxmlformats.org/markup-compatibility/2006" xmlns:aink="http://schemas.microsoft.com/office/drawing/2016/ink" xmlns:am3d="http://schemas.microsoft.com/office/drawing/2017/model3d" xmlns:o="urn:schemas-microsoft-com:office:office" xmlns:oel="http://schemas.microsoft.com/office/2019/extlst" xmlns:r="http://schemas.openxmlformats.org/officeDocument/2006/relationships" xmlns:m="http://schemas.openxmlformats.org/officeDocument/2006/math" xmlns:v="urn:schemas-microsoft-com:vml" xmlns:wp14="http://schemas.microsoft.com/office/word/2010/wordprocessingDrawing" xmlns:wp="http://schemas.openxmlformats.org/drawingml/2006/wordprocessingDrawing" xmlns:w10="urn:schemas-microsoft-com:office:word" xmlns:w="http://schemas.openxmlformats.org/wordprocessingml/2006/main" xmlns:w14="http://schemas.microsoft.com/office/word/2010/wordml" xmlns:w15="http://schemas.microsoft.com/office/word/2012/wordml" xmlns:w16cex="http://schemas.microsoft.com/office/word/2018/wordml/cex" xmlns:w16cid="http://schemas.microsoft.com/office/word/2016/wordml/cid" xmlns:w16="http://schemas.microsoft.com/office/word/2018/wordml" xmlns:w16sdtdh="http://schemas.microsoft.com/office/word/2020/wordml/sdtdatahash" xmlns:w16se="http://schemas.microsoft.com/office/word/2015/wordml/symex" xmlns:wpg="http://schemas.microsoft.com/office/word/2010/wordprocessingGroup" xmlns:wpi="http://schemas.microsoft.com/office/word/2010/wordprocessingInk" xmlns:wne="http://schemas.microsoft.com/office/word/2006/wordml" xmlns:wps="http://schemas.microsoft.com/office/word/2010/wordprocessingShape" mc:Ignorable="w14 w15 w16se w16cid w16 w16cex w16sdtdh wp14">
+<w:ftr xmlns:wpc="http://schemas.microsoft.com/office/word/2010/wordprocessingCanvas" xmlns:cx="http://schemas.microsoft.com/office/drawing/2014/chartex" xmlns:cx1="http://schemas.microsoft.com/office/drawing/2015/9/8/chartex" xmlns:cx2="http://schemas.microsoft.com/office/drawing/2015/10/21/chartex" xmlns:cx3="http://schemas.microsoft.com/office/drawing/2016/5/9/chartex" xmlns:cx4="http://schemas.microsoft.com/office/drawing/2016/5/10/chartex" xmlns:cx5="http://schemas.microsoft.com/office/drawing/2016/5/11/chartex" xmlns:cx6="http://schemas.microsoft.com/office/drawing/2016/5/12/chartex" xmlns:cx7="http://schemas.microsoft.com/office/drawing/2016/5/13/chartex" xmlns:cx8="http://schemas.microsoft.com/office/drawing/2016/5/14/chartex" xmlns:mc="http://schemas.openxmlformats.org/markup-compatibility/2006" xmlns:aink="http://schemas.microsoft.com/office/drawing/2016/ink" xmlns:am3d="http://schemas.microsoft.com/office/drawing/2017/model3d" xmlns:o="urn:schemas-microsoft-com:office:office" xmlns:oel="http://schemas.microsoft.com/office/2019/extlst" xmlns:r="http://schemas.openxmlformats.org/officeDocument/2006/relationships" xmlns:m="http://schemas.openxmlformats.org/officeDocument/2006/math" xmlns:v="urn:schemas-microsoft-com:vml" xmlns:wp14="http://schemas.microsoft.com/office/word/2010/wordprocessingDrawing" xmlns:wp="http://schemas.openxmlformats.org/drawingml/2006/wordprocessingDrawing" xmlns:w10="urn:schemas-microsoft-com:office:word" xmlns:w="http://schemas.openxmlformats.org/wordprocessingml/2006/main" xmlns:w14="http://schemas.microsoft.com/office/word/2010/wordml" xmlns:w15="http://schemas.microsoft.com/office/word/2012/wordml" xmlns:w16cex="http://schemas.microsoft.com/office/word/2018/wordml/cex" xmlns:w16cid="http://schemas.microsoft.com/office/word/2016/wordml/cid" xmlns:w16="http://schemas.microsoft.com/office/word/2018/wordml" xmlns:w16du="http://schemas.microsoft.com/office/word/2023/wordml/word16du" xmlns:w16sdtdh="http://schemas.microsoft.com/office/word/2020/wordml/sdtdatahash" xmlns:w16sdtfl="http://schemas.microsoft.com/office/word/2024/wordml/sdtformatlock" xmlns:w16se="http://schemas.microsoft.com/office/word/2015/wordml/symex" xmlns:wpg="http://schemas.microsoft.com/office/word/2010/wordprocessingGroup" xmlns:wpi="http://schemas.microsoft.com/office/word/2010/wordprocessingInk" xmlns:wne="http://schemas.microsoft.com/office/word/2006/wordml" xmlns:wps="http://schemas.microsoft.com/office/word/2010/wordprocessingShape" mc:Ignorable="w14 w15 w16se w16cid w16 w16cex w16sdtdh w16sdtfl w16du wp14">
   <w:p>
     <w:pPr>
       <w:pStyle w:val="Footer"/>
@@ -1383,7 +1424,7 @@
 </file>
 
 <file path=word/footnotes.xml><?xml version="1.0" encoding="utf-8"?>
-<w:footnotes xmlns:wpc="http://schemas.microsoft.com/office/word/2010/wordprocessingCanvas" xmlns:cx="http://schemas.microsoft.com/office/drawing/2014/chartex" xmlns:cx1="http://schemas.microsoft.com/office/drawing/2015/9/8/chartex" xmlns:cx2="http://schemas.microsoft.com/office/drawing/2015/10/21/chartex" xmlns:cx3="http://schemas.microsoft.com/office/drawing/2016/5/9/chartex" xmlns:cx4="http://schemas.microsoft.com/office/drawing/2016/5/10/chartex" xmlns:cx5="http://schemas.microsoft.com/office/drawing/2016/5/11/chartex" xmlns:cx6="http://schemas.microsoft.com/office/drawing/2016/5/12/chartex" xmlns:cx7="http://schemas.microsoft.com/office/drawing/2016/5/13/chartex" xmlns:cx8="http://schemas.microsoft.com/office/drawing/2016/5/14/chartex" xmlns:mc="http://schemas.openxmlformats.org/markup-compatibility/2006" xmlns:aink="http://schemas.microsoft.com/office/drawing/2016/ink" xmlns:am3d="http://schemas.microsoft.com/office/drawing/2017/model3d" xmlns:o="urn:schemas-microsoft-com:office:office" xmlns:oel="http://schemas.microsoft.com/office/2019/extlst" xmlns:r="http://schemas.openxmlformats.org/officeDocument/2006/relationships" xmlns:m="http://schemas.openxmlformats.org/officeDocument/2006/math" xmlns:v="urn:schemas-microsoft-com:vml" xmlns:wp14="http://schemas.microsoft.com/office/word/2010/wordprocessingDrawing" xmlns:wp="http://schemas.openxmlformats.org/drawingml/2006/wordprocessingDrawing" xmlns:w10="urn:schemas-microsoft-com:office:word" xmlns:w="http://schemas.openxmlformats.org/wordprocessingml/2006/main" xmlns:w14="http://schemas.microsoft.com/office/word/2010/wordml" xmlns:w15="http://schemas.microsoft.com/office/word/2012/wordml" xmlns:w16cex="http://schemas.microsoft.com/office/word/2018/wordml/cex" xmlns:w16cid="http://schemas.microsoft.com/office/word/2016/wordml/cid" xmlns:w16="http://schemas.microsoft.com/office/word/2018/wordml" xmlns:w16sdtdh="http://schemas.microsoft.com/office/word/2020/wordml/sdtdatahash" xmlns:w16se="http://schemas.microsoft.com/office/word/2015/wordml/symex" xmlns:wpg="http://schemas.microsoft.com/office/word/2010/wordprocessingGroup" xmlns:wpi="http://schemas.microsoft.com/office/word/2010/wordprocessingInk" xmlns:wne="http://schemas.microsoft.com/office/word/2006/wordml" xmlns:wps="http://schemas.microsoft.com/office/word/2010/wordprocessingShape" mc:Ignorable="w14 w15 w16se w16cid w16 w16cex w16sdtdh wp14">
+<w:footnotes xmlns:wpc="http://schemas.microsoft.com/office/word/2010/wordprocessingCanvas" xmlns:cx="http://schemas.microsoft.com/office/drawing/2014/chartex" xmlns:cx1="http://schemas.microsoft.com/office/drawing/2015/9/8/chartex" xmlns:cx2="http://schemas.microsoft.com/office/drawing/2015/10/21/chartex" xmlns:cx3="http://schemas.microsoft.com/office/drawing/2016/5/9/chartex" xmlns:cx4="http://schemas.microsoft.com/office/drawing/2016/5/10/chartex" xmlns:cx5="http://schemas.microsoft.com/office/drawing/2016/5/11/chartex" xmlns:cx6="http://schemas.microsoft.com/office/drawing/2016/5/12/chartex" xmlns:cx7="http://schemas.microsoft.com/office/drawing/2016/5/13/chartex" xmlns:cx8="http://schemas.microsoft.com/office/drawing/2016/5/14/chartex" xmlns:mc="http://schemas.openxmlformats.org/markup-compatibility/2006" xmlns:aink="http://schemas.microsoft.com/office/drawing/2016/ink" xmlns:am3d="http://schemas.microsoft.com/office/drawing/2017/model3d" xmlns:o="urn:schemas-microsoft-com:office:office" xmlns:oel="http://schemas.microsoft.com/office/2019/extlst" xmlns:r="http://schemas.openxmlformats.org/officeDocument/2006/relationships" xmlns:m="http://schemas.openxmlformats.org/officeDocument/2006/math" xmlns:v="urn:schemas-microsoft-com:vml" xmlns:wp14="http://schemas.microsoft.com/office/word/2010/wordprocessingDrawing" xmlns:wp="http://schemas.openxmlformats.org/drawingml/2006/wordprocessingDrawing" xmlns:w10="urn:schemas-microsoft-com:office:word" xmlns:w="http://schemas.openxmlformats.org/wordprocessingml/2006/main" xmlns:w14="http://schemas.microsoft.com/office/word/2010/wordml" xmlns:w15="http://schemas.microsoft.com/office/word/2012/wordml" xmlns:w16cex="http://schemas.microsoft.com/office/word/2018/wordml/cex" xmlns:w16cid="http://schemas.microsoft.com/office/word/2016/wordml/cid" xmlns:w16="http://schemas.microsoft.com/office/word/2018/wordml" xmlns:w16du="http://schemas.microsoft.com/office/word/2023/wordml/word16du" xmlns:w16sdtdh="http://schemas.microsoft.com/office/word/2020/wordml/sdtdatahash" xmlns:w16sdtfl="http://schemas.microsoft.com/office/word/2024/wordml/sdtformatlock" xmlns:w16se="http://schemas.microsoft.com/office/word/2015/wordml/symex" xmlns:wpg="http://schemas.microsoft.com/office/word/2010/wordprocessingGroup" xmlns:wpi="http://schemas.microsoft.com/office/word/2010/wordprocessingInk" xmlns:wne="http://schemas.microsoft.com/office/word/2006/wordml" xmlns:wps="http://schemas.microsoft.com/office/word/2010/wordprocessingShape" mc:Ignorable="w14 w15 w16se w16cid w16 w16cex w16sdtdh w16sdtfl w16du wp14">
   <w:footnote w:type="separator" w:id="-1">
     <w:p>
       <w:pPr>
@@ -1408,7 +1449,7 @@
 </file>
 
 <file path=word/header1.xml><?xml version="1.0" encoding="utf-8"?>
-<w:hdr xmlns:wpc="http://schemas.microsoft.com/office/word/2010/wordprocessingCanvas" xmlns:cx="http://schemas.microsoft.com/office/drawing/2014/chartex" xmlns:cx1="http://schemas.microsoft.com/office/drawing/2015/9/8/chartex" xmlns:cx2="http://schemas.microsoft.com/office/drawing/2015/10/21/chartex" xmlns:cx3="http://schemas.microsoft.com/office/drawing/2016/5/9/chartex" xmlns:cx4="http://schemas.microsoft.com/office/drawing/2016/5/10/chartex" xmlns:cx5="http://schemas.microsoft.com/office/drawing/2016/5/11/chartex" xmlns:cx6="http://schemas.microsoft.com/office/drawing/2016/5/12/chartex" xmlns:cx7="http://schemas.microsoft.com/office/drawing/2016/5/13/chartex" xmlns:cx8="http://schemas.microsoft.com/office/drawing/2016/5/14/chartex" xmlns:mc="http://schemas.openxmlformats.org/markup-compatibility/2006" xmlns:aink="http://schemas.microsoft.com/office/drawing/2016/ink" xmlns:am3d="http://schemas.microsoft.com/office/drawing/2017/model3d" xmlns:o="urn:schemas-microsoft-com:office:office" xmlns:oel="http://schemas.microsoft.com/office/2019/extlst" xmlns:r="http://schemas.openxmlformats.org/officeDocument/2006/relationships" xmlns:m="http://schemas.openxmlformats.org/officeDocument/2006/math" xmlns:v="urn:schemas-microsoft-com:vml" xmlns:wp14="http://schemas.microsoft.com/office/word/2010/wordprocessingDrawing" xmlns:wp="http://schemas.openxmlformats.org/drawingml/2006/wordprocessingDrawing" xmlns:w10="urn:schemas-microsoft-com:office:word" xmlns:w="http://schemas.openxmlformats.org/wordprocessingml/2006/main" xmlns:w14="http://schemas.microsoft.com/office/word/2010/wordml" xmlns:w15="http://schemas.microsoft.com/office/word/2012/wordml" xmlns:w16cex="http://schemas.microsoft.com/office/word/2018/wordml/cex" xmlns:w16cid="http://schemas.microsoft.com/office/word/2016/wordml/cid" xmlns:w16="http://schemas.microsoft.com/office/word/2018/wordml" xmlns:w16sdtdh="http://schemas.microsoft.com/office/word/2020/wordml/sdtdatahash" xmlns:w16se="http://schemas.microsoft.com/office/word/2015/wordml/symex" xmlns:wpg="http://schemas.microsoft.com/office/word/2010/wordprocessingGroup" xmlns:wpi="http://schemas.microsoft.com/office/word/2010/wordprocessingInk" xmlns:wne="http://schemas.microsoft.com/office/word/2006/wordml" xmlns:wps="http://schemas.microsoft.com/office/word/2010/wordprocessingShape" mc:Ignorable="w14 w15 w16se w16cid w16 w16cex w16sdtdh wp14">
+<w:hdr xmlns:wpc="http://schemas.microsoft.com/office/word/2010/wordprocessingCanvas" xmlns:cx="http://schemas.microsoft.com/office/drawing/2014/chartex" xmlns:cx1="http://schemas.microsoft.com/office/drawing/2015/9/8/chartex" xmlns:cx2="http://schemas.microsoft.com/office/drawing/2015/10/21/chartex" xmlns:cx3="http://schemas.microsoft.com/office/drawing/2016/5/9/chartex" xmlns:cx4="http://schemas.microsoft.com/office/drawing/2016/5/10/chartex" xmlns:cx5="http://schemas.microsoft.com/office/drawing/2016/5/11/chartex" xmlns:cx6="http://schemas.microsoft.com/office/drawing/2016/5/12/chartex" xmlns:cx7="http://schemas.microsoft.com/office/drawing/2016/5/13/chartex" xmlns:cx8="http://schemas.microsoft.com/office/drawing/2016/5/14/chartex" xmlns:mc="http://schemas.openxmlformats.org/markup-compatibility/2006" xmlns:aink="http://schemas.microsoft.com/office/drawing/2016/ink" xmlns:am3d="http://schemas.microsoft.com/office/drawing/2017/model3d" xmlns:o="urn:schemas-microsoft-com:office:office" xmlns:oel="http://schemas.microsoft.com/office/2019/extlst" xmlns:r="http://schemas.openxmlformats.org/officeDocument/2006/relationships" xmlns:m="http://schemas.openxmlformats.org/officeDocument/2006/math" xmlns:v="urn:schemas-microsoft-com:vml" xmlns:wp14="http://schemas.microsoft.com/office/word/2010/wordprocessingDrawing" xmlns:wp="http://schemas.openxmlformats.org/drawingml/2006/wordprocessingDrawing" xmlns:w10="urn:schemas-microsoft-com:office:word" xmlns:w="http://schemas.openxmlformats.org/wordprocessingml/2006/main" xmlns:w14="http://schemas.microsoft.com/office/word/2010/wordml" xmlns:w15="http://schemas.microsoft.com/office/word/2012/wordml" xmlns:w16cex="http://schemas.microsoft.com/office/word/2018/wordml/cex" xmlns:w16cid="http://schemas.microsoft.com/office/word/2016/wordml/cid" xmlns:w16="http://schemas.microsoft.com/office/word/2018/wordml" xmlns:w16du="http://schemas.microsoft.com/office/word/2023/wordml/word16du" xmlns:w16sdtdh="http://schemas.microsoft.com/office/word/2020/wordml/sdtdatahash" xmlns:w16sdtfl="http://schemas.microsoft.com/office/word/2024/wordml/sdtformatlock" xmlns:w16se="http://schemas.microsoft.com/office/word/2015/wordml/symex" xmlns:wpg="http://schemas.microsoft.com/office/word/2010/wordprocessingGroup" xmlns:wpi="http://schemas.microsoft.com/office/word/2010/wordprocessingInk" xmlns:wne="http://schemas.microsoft.com/office/word/2006/wordml" xmlns:wps="http://schemas.microsoft.com/office/word/2010/wordprocessingShape" mc:Ignorable="w14 w15 w16se w16cid w16 w16cex w16sdtdh w16sdtfl w16du wp14">
   <w:p>
     <w:pPr>
       <w:pStyle w:val="Header"/>
@@ -1418,7 +1459,7 @@
 </file>
 
 <file path=word/header2.xml><?xml version="1.0" encoding="utf-8"?>
-<w:hdr xmlns:wpc="http://schemas.microsoft.com/office/word/2010/wordprocessingCanvas" xmlns:cx="http://schemas.microsoft.com/office/drawing/2014/chartex" xmlns:cx1="http://schemas.microsoft.com/office/drawing/2015/9/8/chartex" xmlns:cx2="http://schemas.microsoft.com/office/drawing/2015/10/21/chartex" xmlns:cx3="http://schemas.microsoft.com/office/drawing/2016/5/9/chartex" xmlns:cx4="http://schemas.microsoft.com/office/drawing/2016/5/10/chartex" xmlns:cx5="http://schemas.microsoft.com/office/drawing/2016/5/11/chartex" xmlns:cx6="http://schemas.microsoft.com/office/drawing/2016/5/12/chartex" xmlns:cx7="http://schemas.microsoft.com/office/drawing/2016/5/13/chartex" xmlns:cx8="http://schemas.microsoft.com/office/drawing/2016/5/14/chartex" xmlns:mc="http://schemas.openxmlformats.org/markup-compatibility/2006" xmlns:aink="http://schemas.microsoft.com/office/drawing/2016/ink" xmlns:am3d="http://schemas.microsoft.com/office/drawing/2017/model3d" xmlns:o="urn:schemas-microsoft-com:office:office" xmlns:oel="http://schemas.microsoft.com/office/2019/extlst" xmlns:r="http://schemas.openxmlformats.org/officeDocument/2006/relationships" xmlns:m="http://schemas.openxmlformats.org/officeDocument/2006/math" xmlns:v="urn:schemas-microsoft-com:vml" xmlns:wp14="http://schemas.microsoft.com/office/word/2010/wordprocessingDrawing" xmlns:wp="http://schemas.openxmlformats.org/drawingml/2006/wordprocessingDrawing" xmlns:w10="urn:schemas-microsoft-com:office:word" xmlns:w="http://schemas.openxmlformats.org/wordprocessingml/2006/main" xmlns:w14="http://schemas.microsoft.com/office/word/2010/wordml" xmlns:w15="http://schemas.microsoft.com/office/word/2012/wordml" xmlns:w16cex="http://schemas.microsoft.com/office/word/2018/wordml/cex" xmlns:w16cid="http://schemas.microsoft.com/office/word/2016/wordml/cid" xmlns:w16="http://schemas.microsoft.com/office/word/2018/wordml" xmlns:w16sdtdh="http://schemas.microsoft.com/office/word/2020/wordml/sdtdatahash" xmlns:w16se="http://schemas.microsoft.com/office/word/2015/wordml/symex" xmlns:wpg="http://schemas.microsoft.com/office/word/2010/wordprocessingGroup" xmlns:wpi="http://schemas.microsoft.com/office/word/2010/wordprocessingInk" xmlns:wne="http://schemas.microsoft.com/office/word/2006/wordml" xmlns:wps="http://schemas.microsoft.com/office/word/2010/wordprocessingShape" mc:Ignorable="w14 w15 w16se w16cid w16 w16cex w16sdtdh wp14">
+<w:hdr xmlns:wpc="http://schemas.microsoft.com/office/word/2010/wordprocessingCanvas" xmlns:cx="http://schemas.microsoft.com/office/drawing/2014/chartex" xmlns:cx1="http://schemas.microsoft.com/office/drawing/2015/9/8/chartex" xmlns:cx2="http://schemas.microsoft.com/office/drawing/2015/10/21/chartex" xmlns:cx3="http://schemas.microsoft.com/office/drawing/2016/5/9/chartex" xmlns:cx4="http://schemas.microsoft.com/office/drawing/2016/5/10/chartex" xmlns:cx5="http://schemas.microsoft.com/office/drawing/2016/5/11/chartex" xmlns:cx6="http://schemas.microsoft.com/office/drawing/2016/5/12/chartex" xmlns:cx7="http://schemas.microsoft.com/office/drawing/2016/5/13/chartex" xmlns:cx8="http://schemas.microsoft.com/office/drawing/2016/5/14/chartex" xmlns:mc="http://schemas.openxmlformats.org/markup-compatibility/2006" xmlns:aink="http://schemas.microsoft.com/office/drawing/2016/ink" xmlns:am3d="http://schemas.microsoft.com/office/drawing/2017/model3d" xmlns:o="urn:schemas-microsoft-com:office:office" xmlns:oel="http://schemas.microsoft.com/office/2019/extlst" xmlns:r="http://schemas.openxmlformats.org/officeDocument/2006/relationships" xmlns:m="http://schemas.openxmlformats.org/officeDocument/2006/math" xmlns:v="urn:schemas-microsoft-com:vml" xmlns:wp14="http://schemas.microsoft.com/office/word/2010/wordprocessingDrawing" xmlns:wp="http://schemas.openxmlformats.org/drawingml/2006/wordprocessingDrawing" xmlns:w10="urn:schemas-microsoft-com:office:word" xmlns:w="http://schemas.openxmlformats.org/wordprocessingml/2006/main" xmlns:w14="http://schemas.microsoft.com/office/word/2010/wordml" xmlns:w15="http://schemas.microsoft.com/office/word/2012/wordml" xmlns:w16cex="http://schemas.microsoft.com/office/word/2018/wordml/cex" xmlns:w16cid="http://schemas.microsoft.com/office/word/2016/wordml/cid" xmlns:w16="http://schemas.microsoft.com/office/word/2018/wordml" xmlns:w16du="http://schemas.microsoft.com/office/word/2023/wordml/word16du" xmlns:w16sdtdh="http://schemas.microsoft.com/office/word/2020/wordml/sdtdatahash" xmlns:w16sdtfl="http://schemas.microsoft.com/office/word/2024/wordml/sdtformatlock" xmlns:w16se="http://schemas.microsoft.com/office/word/2015/wordml/symex" xmlns:wpg="http://schemas.microsoft.com/office/word/2010/wordprocessingGroup" xmlns:wpi="http://schemas.microsoft.com/office/word/2010/wordprocessingInk" xmlns:wne="http://schemas.microsoft.com/office/word/2006/wordml" xmlns:wps="http://schemas.microsoft.com/office/word/2010/wordprocessingShape" mc:Ignorable="w14 w15 w16se w16cid w16 w16cex w16sdtdh w16sdtfl w16du wp14">
   <w:p>
     <w:pPr>
       <w:pStyle w:val="Header"/>
@@ -1429,7 +1470,7 @@
 </file>
 
 <file path=word/header3.xml><?xml version="1.0" encoding="utf-8"?>
-<w:hdr xmlns:wpc="http://schemas.microsoft.com/office/word/2010/wordprocessingCanvas" xmlns:cx="http://schemas.microsoft.com/office/drawing/2014/chartex" xmlns:cx1="http://schemas.microsoft.com/office/drawing/2015/9/8/chartex" xmlns:cx2="http://schemas.microsoft.com/office/drawing/2015/10/21/chartex" xmlns:cx3="http://schemas.microsoft.com/office/drawing/2016/5/9/chartex" xmlns:cx4="http://schemas.microsoft.com/office/drawing/2016/5/10/chartex" xmlns:cx5="http://schemas.microsoft.com/office/drawing/2016/5/11/chartex" xmlns:cx6="http://schemas.microsoft.com/office/drawing/2016/5/12/chartex" xmlns:cx7="http://schemas.microsoft.com/office/drawing/2016/5/13/chartex" xmlns:cx8="http://schemas.microsoft.com/office/drawing/2016/5/14/chartex" xmlns:mc="http://schemas.openxmlformats.org/markup-compatibility/2006" xmlns:aink="http://schemas.microsoft.com/office/drawing/2016/ink" xmlns:am3d="http://schemas.microsoft.com/office/drawing/2017/model3d" xmlns:o="urn:schemas-microsoft-com:office:office" xmlns:oel="http://schemas.microsoft.com/office/2019/extlst" xmlns:r="http://schemas.openxmlformats.org/officeDocument/2006/relationships" xmlns:m="http://schemas.openxmlformats.org/officeDocument/2006/math" xmlns:v="urn:schemas-microsoft-com:vml" xmlns:wp14="http://schemas.microsoft.com/office/word/2010/wordprocessingDrawing" xmlns:wp="http://schemas.openxmlformats.org/drawingml/2006/wordprocessingDrawing" xmlns:w10="urn:schemas-microsoft-com:office:word" xmlns:w="http://schemas.openxmlformats.org/wordprocessingml/2006/main" xmlns:w14="http://schemas.microsoft.com/office/word/2010/wordml" xmlns:w15="http://schemas.microsoft.com/office/word/2012/wordml" xmlns:w16cex="http://schemas.microsoft.com/office/word/2018/wordml/cex" xmlns:w16cid="http://schemas.microsoft.com/office/word/2016/wordml/cid" xmlns:w16="http://schemas.microsoft.com/office/word/2018/wordml" xmlns:w16sdtdh="http://schemas.microsoft.com/office/word/2020/wordml/sdtdatahash" xmlns:w16se="http://schemas.microsoft.com/office/word/2015/wordml/symex" xmlns:wpg="http://schemas.microsoft.com/office/word/2010/wordprocessingGroup" xmlns:wpi="http://schemas.microsoft.com/office/word/2010/wordprocessingInk" xmlns:wne="http://schemas.microsoft.com/office/word/2006/wordml" xmlns:wps="http://schemas.microsoft.com/office/word/2010/wordprocessingShape" mc:Ignorable="w14 w15 w16se w16cid w16 w16cex w16sdtdh wp14">
+<w:hdr xmlns:wpc="http://schemas.microsoft.com/office/word/2010/wordprocessingCanvas" xmlns:cx="http://schemas.microsoft.com/office/drawing/2014/chartex" xmlns:cx1="http://schemas.microsoft.com/office/drawing/2015/9/8/chartex" xmlns:cx2="http://schemas.microsoft.com/office/drawing/2015/10/21/chartex" xmlns:cx3="http://schemas.microsoft.com/office/drawing/2016/5/9/chartex" xmlns:cx4="http://schemas.microsoft.com/office/drawing/2016/5/10/chartex" xmlns:cx5="http://schemas.microsoft.com/office/drawing/2016/5/11/chartex" xmlns:cx6="http://schemas.microsoft.com/office/drawing/2016/5/12/chartex" xmlns:cx7="http://schemas.microsoft.com/office/drawing/2016/5/13/chartex" xmlns:cx8="http://schemas.microsoft.com/office/drawing/2016/5/14/chartex" xmlns:mc="http://schemas.openxmlformats.org/markup-compatibility/2006" xmlns:aink="http://schemas.microsoft.com/office/drawing/2016/ink" xmlns:am3d="http://schemas.microsoft.com/office/drawing/2017/model3d" xmlns:o="urn:schemas-microsoft-com:office:office" xmlns:oel="http://schemas.microsoft.com/office/2019/extlst" xmlns:r="http://schemas.openxmlformats.org/officeDocument/2006/relationships" xmlns:m="http://schemas.openxmlformats.org/officeDocument/2006/math" xmlns:v="urn:schemas-microsoft-com:vml" xmlns:wp14="http://schemas.microsoft.com/office/word/2010/wordprocessingDrawing" xmlns:wp="http://schemas.openxmlformats.org/drawingml/2006/wordprocessingDrawing" xmlns:w10="urn:schemas-microsoft-com:office:word" xmlns:w="http://schemas.openxmlformats.org/wordprocessingml/2006/main" xmlns:w14="http://schemas.microsoft.com/office/word/2010/wordml" xmlns:w15="http://schemas.microsoft.com/office/word/2012/wordml" xmlns:w16cex="http://schemas.microsoft.com/office/word/2018/wordml/cex" xmlns:w16cid="http://schemas.microsoft.com/office/word/2016/wordml/cid" xmlns:w16="http://schemas.microsoft.com/office/word/2018/wordml" xmlns:w16du="http://schemas.microsoft.com/office/word/2023/wordml/word16du" xmlns:w16sdtdh="http://schemas.microsoft.com/office/word/2020/wordml/sdtdatahash" xmlns:w16sdtfl="http://schemas.microsoft.com/office/word/2024/wordml/sdtformatlock" xmlns:w16se="http://schemas.microsoft.com/office/word/2015/wordml/symex" xmlns:wpg="http://schemas.microsoft.com/office/word/2010/wordprocessingGroup" xmlns:wpi="http://schemas.microsoft.com/office/word/2010/wordprocessingInk" xmlns:wne="http://schemas.microsoft.com/office/word/2006/wordml" xmlns:wps="http://schemas.microsoft.com/office/word/2010/wordprocessingShape" mc:Ignorable="w14 w15 w16se w16cid w16 w16cex w16sdtdh w16sdtfl w16du wp14">
   <w:p>
     <w:pPr>
       <w:pStyle w:val="Header"/>
@@ -1438,7 +1479,7 @@
     <w:r>
       <w:tab/>
       <w:tab/>
-      <w:t>2026-06-17</w:t>
+      <w:t>2026-06-18</w:t>
       <w:br/>
       <w:br/>
     </w:r>
@@ -1455,7 +1496,7 @@
 </file>
 
 <file path=word/numbering.xml><?xml version="1.0" encoding="utf-8"?>
-<w:numbering xmlns:wpc="http://schemas.microsoft.com/office/word/2010/wordprocessingCanvas" xmlns:cx="http://schemas.microsoft.com/office/drawing/2014/chartex" xmlns:cx1="http://schemas.microsoft.com/office/drawing/2015/9/8/chartex" xmlns:cx2="http://schemas.microsoft.com/office/drawing/2015/10/21/chartex" xmlns:cx3="http://schemas.microsoft.com/office/drawing/2016/5/9/chartex" xmlns:cx4="http://schemas.microsoft.com/office/drawing/2016/5/10/chartex" xmlns:cx5="http://schemas.microsoft.com/office/drawing/2016/5/11/chartex" xmlns:cx6="http://schemas.microsoft.com/office/drawing/2016/5/12/chartex" xmlns:cx7="http://schemas.microsoft.com/office/drawing/2016/5/13/chartex" xmlns:cx8="http://schemas.microsoft.com/office/drawing/2016/5/14/chartex" xmlns:mc="http://schemas.openxmlformats.org/markup-compatibility/2006" xmlns:aink="http://schemas.microsoft.com/office/drawing/2016/ink" xmlns:am3d="http://schemas.microsoft.com/office/drawing/2017/model3d" xmlns:o="urn:schemas-microsoft-com:office:office" xmlns:oel="http://schemas.microsoft.com/office/2019/extlst" xmlns:r="http://schemas.openxmlformats.org/officeDocument/2006/relationships" xmlns:m="http://schemas.openxmlformats.org/officeDocument/2006/math" xmlns:v="urn:schemas-microsoft-com:vml" xmlns:wp14="http://schemas.microsoft.com/office/word/2010/wordprocessingDrawing" xmlns:wp="http://schemas.openxmlformats.org/drawingml/2006/wordprocessingDrawing" xmlns:w10="urn:schemas-microsoft-com:office:word" xmlns:w="http://schemas.openxmlformats.org/wordprocessingml/2006/main" xmlns:w14="http://schemas.microsoft.com/office/word/2010/wordml" xmlns:w15="http://schemas.microsoft.com/office/word/2012/wordml" xmlns:w16cex="http://schemas.microsoft.com/office/word/2018/wordml/cex" xmlns:w16cid="http://schemas.microsoft.com/office/word/2016/wordml/cid" xmlns:w16="http://schemas.microsoft.com/office/word/2018/wordml" xmlns:w16sdtdh="http://schemas.microsoft.com/office/word/2020/wordml/sdtdatahash" xmlns:w16se="http://schemas.microsoft.com/office/word/2015/wordml/symex" xmlns:wpg="http://schemas.microsoft.com/office/word/2010/wordprocessingGroup" xmlns:wpi="http://schemas.microsoft.com/office/word/2010/wordprocessingInk" xmlns:wne="http://schemas.microsoft.com/office/word/2006/wordml" xmlns:wps="http://schemas.microsoft.com/office/word/2010/wordprocessingShape" mc:Ignorable="w14 w15 w16se w16cid w16 w16cex w16sdtdh wp14">
+<w:numbering xmlns:wpc="http://schemas.microsoft.com/office/word/2010/wordprocessingCanvas" xmlns:cx="http://schemas.microsoft.com/office/drawing/2014/chartex" xmlns:cx1="http://schemas.microsoft.com/office/drawing/2015/9/8/chartex" xmlns:cx2="http://schemas.microsoft.com/office/drawing/2015/10/21/chartex" xmlns:cx3="http://schemas.microsoft.com/office/drawing/2016/5/9/chartex" xmlns:cx4="http://schemas.microsoft.com/office/drawing/2016/5/10/chartex" xmlns:cx5="http://schemas.microsoft.com/office/drawing/2016/5/11/chartex" xmlns:cx6="http://schemas.microsoft.com/office/drawing/2016/5/12/chartex" xmlns:cx7="http://schemas.microsoft.com/office/drawing/2016/5/13/chartex" xmlns:cx8="http://schemas.microsoft.com/office/drawing/2016/5/14/chartex" xmlns:mc="http://schemas.openxmlformats.org/markup-compatibility/2006" xmlns:aink="http://schemas.microsoft.com/office/drawing/2016/ink" xmlns:am3d="http://schemas.microsoft.com/office/drawing/2017/model3d" xmlns:o="urn:schemas-microsoft-com:office:office" xmlns:oel="http://schemas.microsoft.com/office/2019/extlst" xmlns:r="http://schemas.openxmlformats.org/officeDocument/2006/relationships" xmlns:m="http://schemas.openxmlformats.org/officeDocument/2006/math" xmlns:v="urn:schemas-microsoft-com:vml" xmlns:wp14="http://schemas.microsoft.com/office/word/2010/wordprocessingDrawing" xmlns:wp="http://schemas.openxmlformats.org/drawingml/2006/wordprocessingDrawing" xmlns:w10="urn:schemas-microsoft-com:office:word" xmlns:w="http://schemas.openxmlformats.org/wordprocessingml/2006/main" xmlns:w14="http://schemas.microsoft.com/office/word/2010/wordml" xmlns:w15="http://schemas.microsoft.com/office/word/2012/wordml" xmlns:w16cex="http://schemas.microsoft.com/office/word/2018/wordml/cex" xmlns:w16cid="http://schemas.microsoft.com/office/word/2016/wordml/cid" xmlns:w16="http://schemas.microsoft.com/office/word/2018/wordml" xmlns:w16du="http://schemas.microsoft.com/office/word/2023/wordml/word16du" xmlns:w16sdtdh="http://schemas.microsoft.com/office/word/2020/wordml/sdtdatahash" xmlns:w16sdtfl="http://schemas.microsoft.com/office/word/2024/wordml/sdtformatlock" xmlns:w16se="http://schemas.microsoft.com/office/word/2015/wordml/symex" xmlns:wpg="http://schemas.microsoft.com/office/word/2010/wordprocessingGroup" xmlns:wpi="http://schemas.microsoft.com/office/word/2010/wordprocessingInk" xmlns:wne="http://schemas.microsoft.com/office/word/2006/wordml" xmlns:wps="http://schemas.microsoft.com/office/word/2010/wordprocessingShape" mc:Ignorable="w14 w15 w16se w16cid w16 w16cex w16sdtdh w16sdtfl w16du wp14">
   <w:abstractNum w:abstractNumId="0" w15:restartNumberingAfterBreak="0">
     <w:nsid w:val="FFFFFF7C"/>
     <w:multiLevelType w:val="singleLevel"/>
@@ -1658,7 +1699,7 @@
 </file>
 
 <file path=word/styles.xml><?xml version="1.0" encoding="utf-8"?>
-<w:styles xmlns:mc="http://schemas.openxmlformats.org/markup-compatibility/2006" xmlns:r="http://schemas.openxmlformats.org/officeDocument/2006/relationships" xmlns:w="http://schemas.openxmlformats.org/wordprocessingml/2006/main" xmlns:w14="http://schemas.microsoft.com/office/word/2010/wordml" xmlns:w15="http://schemas.microsoft.com/office/word/2012/wordml" xmlns:w16cex="http://schemas.microsoft.com/office/word/2018/wordml/cex" xmlns:w16cid="http://schemas.microsoft.com/office/word/2016/wordml/cid" xmlns:w16="http://schemas.microsoft.com/office/word/2018/wordml" xmlns:w16sdtdh="http://schemas.microsoft.com/office/word/2020/wordml/sdtdatahash" xmlns:w16se="http://schemas.microsoft.com/office/word/2015/wordml/symex" mc:Ignorable="w14 w15 w16se w16cid w16 w16cex w16sdtdh">
+<w:styles xmlns:mc="http://schemas.openxmlformats.org/markup-compatibility/2006" xmlns:r="http://schemas.openxmlformats.org/officeDocument/2006/relationships" xmlns:w="http://schemas.openxmlformats.org/wordprocessingml/2006/main" xmlns:w14="http://schemas.microsoft.com/office/word/2010/wordml" xmlns:w15="http://schemas.microsoft.com/office/word/2012/wordml" xmlns:w16cex="http://schemas.microsoft.com/office/word/2018/wordml/cex" xmlns:w16cid="http://schemas.microsoft.com/office/word/2016/wordml/cid" xmlns:w16="http://schemas.microsoft.com/office/word/2018/wordml" xmlns:w16du="http://schemas.microsoft.com/office/word/2023/wordml/word16du" xmlns:w16sdtdh="http://schemas.microsoft.com/office/word/2020/wordml/sdtdatahash" xmlns:w16sdtfl="http://schemas.microsoft.com/office/word/2024/wordml/sdtformatlock" xmlns:w16se="http://schemas.microsoft.com/office/word/2015/wordml/symex" mc:Ignorable="w14 w15 w16se w16cid w16 w16cex w16sdtdh w16sdtfl w16du">
   <w:docDefaults>
     <w:rPrDefault>
       <w:rPr>
@@ -2416,7 +2457,7 @@
     <w:link w:val="TitleChar"/>
     <w:uiPriority w:val="10"/>
     <w:qFormat/>
-    <w:rsid w:val="007106C8"/>
+    <w:rsid w:val="00E854FA"/>
     <w:pPr>
       <w:spacing w:after="300" w:line="240" w:lineRule="auto"/>
       <w:contextualSpacing/>
@@ -2426,7 +2467,7 @@
       <w:rFonts w:eastAsiaTheme="majorEastAsia" w:cstheme="majorBidi"/>
       <w:spacing w:val="5"/>
       <w:kern w:val="28"/>
-      <w:sz w:val="52"/>
+      <w:sz w:val="40"/>
       <w:szCs w:val="52"/>
       <w:lang w:val="sv-SE" w:eastAsia="en-US" w:bidi="ar-SA"/>
     </w:rPr>
@@ -2436,12 +2477,12 @@
     <w:basedOn w:val="DefaultParagraphFont"/>
     <w:link w:val="Title"/>
     <w:uiPriority w:val="10"/>
-    <w:rsid w:val="007106C8"/>
+    <w:rsid w:val="00E854FA"/>
     <w:rPr>
       <w:rFonts w:ascii="Times New Roman" w:eastAsiaTheme="majorEastAsia" w:hAnsi="Times New Roman" w:cstheme="majorBidi"/>
       <w:spacing w:val="5"/>
       <w:kern w:val="28"/>
-      <w:sz w:val="52"/>
+      <w:sz w:val="40"/>
       <w:szCs w:val="52"/>
       <w:lang w:val="sv-SE" w:eastAsia="en-US" w:bidi="ar-SA"/>
     </w:rPr>

--- a/klagomål/A 63008-2025 FSC-klagomål.docx
+++ b/klagomål/A 63008-2025 FSC-klagomål.docx
@@ -1479,7 +1479,7 @@
     <w:r>
       <w:tab/>
       <w:tab/>
-      <w:t>2026-06-18</w:t>
+      <w:t>2026-06-19</w:t>
       <w:br/>
       <w:br/>
     </w:r>

--- a/klagomål/A 63008-2025 FSC-klagomål.docx
+++ b/klagomål/A 63008-2025 FSC-klagomål.docx
@@ -1479,7 +1479,7 @@
     <w:r>
       <w:tab/>
       <w:tab/>
-      <w:t>2026-06-19</w:t>
+      <w:t>2026-06-20</w:t>
       <w:br/>
       <w:br/>
     </w:r>

--- a/klagomål/A 63008-2025 FSC-klagomål.docx
+++ b/klagomål/A 63008-2025 FSC-klagomål.docx
@@ -168,38 +168,7 @@
     </w:p>
     <w:p>
       <w:r>
-        <w:t>Detta dokument behandlar höga naturvärden i avverkningsanmälan A 63008-2025 i Uppsala kommun som inkom 2025-12-18 och omfattar 12,2 ha.</w:t>
-      </w:r>
-    </w:p>
-    <w:p>
-      <w:r>
-        <w:t>Nedan presenteras fynd av naturvårdsarter och fridlysta arter som gjorts i det avverkningsanmälda området, samt relevanta utdrag ur standarderna för FSC, Chain of Custody, Controlled Wood och PEFC. I BILAGA 1 finns artfakta om fridlysta arter.</w:t>
-      </w:r>
-    </w:p>
-    <w:p>
-      <w:r>
-        <w:t>Vi förväntar oss att ni återkommer med ett skriftligt svar på vårt klagomål och även beskriver vilka korrigerande åtgärder ni satt in för att rätta till identifierade brister i er efterlevnad av den svenska FSC standarden.</w:t>
-      </w:r>
-    </w:p>
-    <w:p>
-      <w:pPr>
-        <w:pStyle w:val="Heading1"/>
-      </w:pPr>
-      <w:r>
-        <w:t>Naturvårdsarter</w:t>
-      </w:r>
-    </w:p>
-    <w:p>
-      <w:r>
-        <w:t>I och inom 25 meter från avverkningsanmälan har följande 19 naturvårdsarter hittats: gyllenspindling (VU), gullpudra (NT, T), rosenticka (NT, T), rynkskinn (NT, T), talltita (NT, §4), ullticka (NT, T), vedtrappmossa (NT, T), vårärt (NT, T), björksplintborre (S), brandticka (S), bronshjon (S, T), granbräken (S), grön sköldmossa (S, T, §8), rödgul trumpetsvamp (S), stubbspretmossa (S, T), svavelriska (S), blåsippa (T, §9), spillkråka (T, §4) och revlummer (§9). Av dessa är 8 rödlistade. För rödlistade arter har rödlistekategorin angivits inom parentes. Arter som är signalarter enligt Skogsstyrelsen har markerats med (S). Typiska arter inom Natura 2000 som är kopplade till skogsekosystem har markerats med (T). För fridlysta arter anges även paragrafen i Artskyddsförordningen som arten är fridlyst enligt.</w:t>
-      </w:r>
-    </w:p>
-    <w:p>
-      <w:r>
-        <w:t>De påträffade naturvårdsarterna är ett tydligt kvitto på att det rör sig om en skog med höga naturvärden.</w:t>
-      </w:r>
-      <w:r>
-        <w:t xml:space="preserve"> I Figur 1 visas fyndplatser för naturvårdsarter i området, som finns registrerade på Artportalen.</w:t>
+        <w:t>Detta klagomål behandlar höga naturvärden i avverkningsanmälan A 63008-2025 i Uppsala kommun som inkom 2025-12-18 och omfattar 12,2 ha.</w:t>
       </w:r>
     </w:p>
     <w:p>
@@ -247,7 +216,417 @@
         <w:spacing w:after="240"/>
       </w:pPr>
       <w:r>
-        <w:t>Figur 1. Fyndplatser för naturvårdsarter i och inom 25 meter från avverkningsanmälan (röd linje). Markörer utan svart kant är placerade på fyndplatsen. Markörer med svart kant är placerade vid sidan av fyndplatsen och har ett svart streck som visar fyndplatsens exakta position. Kartans mittpunktskoordinat är N 6664104, E 631761 i SWEREF 99 TM.</w:t>
+        <w:t>Figur 1. Fyndplatser för naturvårdsarter i och inom 25 meter från avverkningsanmälan. Markörer utan svart kant är placerade på fyndplatsen. Markörer med svart kant är placerade vid sidan av fyndplatsen har ett svart streck som visar fyndplatsens exakta position. Kartans mittpunktskoordinat är N 6664104, E 631761 i SWEREF 99 TM.</w:t>
+      </w:r>
+    </w:p>
+    <w:p>
+      <w:r>
+        <w:t>I och inom 25 meter från avverkningsanmälan finns fynd av 19 naturvårdsarter, varav 8 är rödlistade, 5 är fridlysta, 11 är typiska (T) och 8 är signalarter (S): gyllenspindling (VU), gullpudra (NT, T), rosenticka (NT, T), rynkskinn (NT, T), talltita (NT, §4), ullticka (NT, T), vedtrappmossa (NT, T), vårärt (NT, T), björksplintborre (S), brandticka (S), bronshjon (S, T), granbräken (S), grön sköldmossa (S, T, §8), rödgul trumpetsvamp (S), stubbspretmossa (S, T), svavelriska (S), blåsippa (T, §9), spillkråka (T, §4) och revlummer (§9). Se Figur 1.</w:t>
+      </w:r>
+    </w:p>
+    <w:p>
+      <w:r>
+        <w:t>Nedan presenteras relevanta utdrag ur standarderna för FSC, Chain of Custody, Controlled Wood och PEFC.</w:t>
+      </w:r>
+    </w:p>
+    <w:p>
+      <w:r>
+        <w:t>Vi förväntar oss att ni återkommer med ett skriftligt svar på vårt klagomål och även beskriver vilka korrigerande åtgärder ni satt in för att rätta till identifierade brister i er efterlevnad av den svenska FSC standarden.</w:t>
+      </w:r>
+    </w:p>
+    <w:p>
+      <w:pPr>
+        <w:pStyle w:val="Heading1"/>
+      </w:pPr>
+      <w:r>
+        <w:t>Naturvårdsarter och fridlysta arter</w:t>
+      </w:r>
+    </w:p>
+    <w:p>
+      <w:r>
+        <w:t>Nedan följer beskrivningar av de naturvårdsarter och fridlysta arter som har sina livsmiljöer och växtplatser i den avverkningsanmälda skogen. Se även ytterligare artfakta i BILAGA 1. De påträffade naturvårdsarterna är ett tydligt kvitto på att det rör sig om en skog med höga naturvärden.</w:t>
+      </w:r>
+    </w:p>
+    <w:p>
+      <w:r>
+        <w:rPr>
+          <w:b/>
+        </w:rPr>
+        <w:t>Gyllenspindling (VU)</w:t>
+      </w:r>
+      <w:r>
+        <w:t xml:space="preserve"> bildar mykorrhiza med gran i ängsgranskog på kalkrik mark, mer sällan med tall i kalktallskog. Minskningstakten uppgår till 30 % inom 50 år och överstiger gränsvärdet för Sårbar (VU) enligt A-kriteriet. Skogsbruk med kalavverkning, markberedning etc. är ogynnsamt för arten. Barrskog på kalkrik mark är en synnerligen skyddsvärd biotop varav fler områden behöver skyddas (SLU Artdatabanken, 2024).</w:t>
+      </w:r>
+    </w:p>
+    <w:p>
+      <w:r>
+        <w:rPr>
+          <w:b/>
+        </w:rPr>
+        <w:t>Gullpudra (NT)</w:t>
+      </w:r>
+      <w:r>
+        <w:t xml:space="preserve"> växer sparsamt främst i källpåverkad sumpskog i södra och mellersta Sverige norrut till Jämtland-Västernorrland. Kommer in på rödlistan för första gången 2025 till följd av en stark minskning (&gt;50%) i Riksskogstaxeringens data. Minskningstakten överstiger gränsvärdet för Starkt hotad (EN) enligt A-kriteriet.  Då minskningen har en stor osäkerhet så nedgraderas rödlistekategorin två steg till Nära hotad. Gullpudra är typisk art för </w:t>
+      </w:r>
+      <w:r>
+        <w:rPr>
+          <w:i/>
+        </w:rPr>
+        <w:t xml:space="preserve">9080 Lövsumpskog, 7160 Källor och källkärr </w:t>
+      </w:r>
+      <w:r>
+        <w:t>och</w:t>
+      </w:r>
+      <w:r>
+        <w:rPr>
+          <w:i/>
+        </w:rPr>
+        <w:t xml:space="preserve"> 7310 Aapamyrar</w:t>
+      </w:r>
+      <w:r>
+        <w:t xml:space="preserve"> (SLU Artdatabanken, 2026).</w:t>
+      </w:r>
+    </w:p>
+    <w:p>
+      <w:r>
+        <w:rPr>
+          <w:b/>
+        </w:rPr>
+        <w:t>Rosenticka (NT)</w:t>
+      </w:r>
+      <w:r>
+        <w:t xml:space="preserve">, rödlistad som nära hotad, ingår i en karaktäristisk association av vedsvampar som växer på gamla, grova granlågor i urskogsartade barrskogar. Den är placerad i toppen av Skogsstyrelsens värdepyramid för bedömning av skog med höga naturvärden och indikerar ett granskogsekosystem med långvarig kontinuitet av grova lågor. Artens beroende av grova granlågor innebär att alla skogsskötselåtgärder på eller i omedelbar närhet av lokalerna utgör ett hot på lång sikt. Det är angeläget att populationerna inte ytterligare glesas ut och ett tillräckligt antal områden där arten nu finns måste sparas för framtiden. Rosenticka är typisk art för </w:t>
+      </w:r>
+      <w:r>
+        <w:rPr>
+          <w:i/>
+        </w:rPr>
+        <w:t xml:space="preserve">9010 Taiga </w:t>
+      </w:r>
+      <w:r>
+        <w:t xml:space="preserve">och </w:t>
+      </w:r>
+      <w:r>
+        <w:rPr>
+          <w:i/>
+        </w:rPr>
+        <w:t>9050 Näringsrik granskog</w:t>
+      </w:r>
+      <w:r>
+        <w:t xml:space="preserve"> (Nitare &amp; Skogsstyrelsen, 2019; SLU Artdatabanken, 2024).</w:t>
+      </w:r>
+    </w:p>
+    <w:p>
+      <w:r>
+        <w:rPr>
+          <w:b/>
+        </w:rPr>
+        <w:t>Rynkskinn (NT)</w:t>
+      </w:r>
+      <w:r>
+        <w:t xml:space="preserve"> är en vednedbrytare som växer på grova granlågor och ingår i en karaktäristisk association av vedsvampar knutna till urskogsartade barrskogar. Den har klassificerats som en “urskogsindikator” och är placerad i toppen av Skogsstyrelsens värdepyramid för bedömning av skog med höga naturvärden. Allt tyder på att rynkskinn är mycket känslig för skogliga ingrepp och lokalerna, som oftast har höga biologiska kvaliteter, bör lämnas till fri utveckling. Rynkskinn är typisk art för </w:t>
+      </w:r>
+      <w:r>
+        <w:rPr>
+          <w:i/>
+        </w:rPr>
+        <w:t xml:space="preserve">9010 Taiga, 9050 Näringsrik granskog </w:t>
+      </w:r>
+      <w:r>
+        <w:t>och</w:t>
+      </w:r>
+      <w:r>
+        <w:rPr>
+          <w:i/>
+        </w:rPr>
+        <w:t xml:space="preserve"> 9030 Landhöjningsskog</w:t>
+      </w:r>
+      <w:r>
+        <w:t xml:space="preserve"> (Nitare &amp; Skogsstyrelsen, 2019; SLU Artdatabanken, 2026).</w:t>
+      </w:r>
+    </w:p>
+    <w:p>
+      <w:r>
+        <w:rPr>
+          <w:b/>
+        </w:rPr>
+        <w:t>Talltita (NT, §4)</w:t>
+      </w:r>
+      <w:r>
+        <w:t>, rödlistad som nära hotad och prioriterad art i Skogsvårdslagen, har häckningsrevir i anmälan. Arten har minskat kraftigt de senaste 30 åren och minskningstakten innevarande 10-årsperiod beräknas till 20 (10–30) %. Talltitan är synnerligen trogen sitt cirka 15 hektar stora revir och är beroende av flerskiktade olikåldriga skogar för att kunna föda upp sina ungar. Talltitan försvinner om dess livsmiljö kalavverkas (Eggers &amp; Low, 2014; Ekman, 1979; Griesser et al, 2007; Klein, 2020; Siffczyk et al, 2003; SLU Artdatabanken, 2021).</w:t>
+      </w:r>
+    </w:p>
+    <w:p>
+      <w:r>
+        <w:rPr>
+          <w:b/>
+        </w:rPr>
+        <w:t>Ullticka (NT)</w:t>
+      </w:r>
+      <w:r>
+        <w:t xml:space="preserve"> är knuten till restbestånd av barrnaturskog och förekommer med ett tydligt optimum i orörda eller måttligt påverkade gamla granskogar där det föreligger viss kontinuitet av grov död ved. Ullticka är en bra signalart inom hela sitt utbredningsområde och i södra Sverige är den sällsynt och en god signalart för skyddsvärda granskogsmiljöer. Den hotas av avverkning och fragmentering av naturskog och äldre granskog med lång trädkontinuitet. På ullticka kan ibland ulltickeporing (VU) påträffas - det är en sällsynt ticka som nyligen delats upp i de tre olika arterna ulltickeporing </w:t>
+      </w:r>
+      <w:r>
+        <w:rPr>
+          <w:i/>
+        </w:rPr>
+        <w:t xml:space="preserve">Skeletocutis brevispora </w:t>
+      </w:r>
+      <w:r>
+        <w:t>(VU)</w:t>
+      </w:r>
+      <w:r>
+        <w:rPr>
+          <w:i/>
+        </w:rPr>
+        <w:t>, Skeletocutis delicata</w:t>
+      </w:r>
+      <w:r>
+        <w:t xml:space="preserve"> (VU)</w:t>
+      </w:r>
+      <w:r>
+        <w:rPr>
+          <w:i/>
+        </w:rPr>
+        <w:t xml:space="preserve"> och Skeletocutis exilis</w:t>
+      </w:r>
+      <w:r>
+        <w:t xml:space="preserve"> (NT). Ullticka är typisk art för </w:t>
+      </w:r>
+      <w:r>
+        <w:rPr>
+          <w:i/>
+        </w:rPr>
+        <w:t xml:space="preserve">9010 Taiga, 9050 Näringsrik granskog </w:t>
+      </w:r>
+      <w:r>
+        <w:t xml:space="preserve">och </w:t>
+      </w:r>
+      <w:r>
+        <w:rPr>
+          <w:i/>
+        </w:rPr>
+        <w:t>9030 Landhöjningsskog</w:t>
+      </w:r>
+      <w:r>
+        <w:t xml:space="preserve"> (SLU Artdatabanken, 2026; Nitare &amp; Skogsstyrelsen, 2019; Miettinen &amp; Niemelä, 2018).</w:t>
+      </w:r>
+    </w:p>
+    <w:p>
+      <w:r>
+        <w:rPr>
+          <w:b/>
+        </w:rPr>
+        <w:t xml:space="preserve">Vedtrappmossa (NT) </w:t>
+      </w:r>
+      <w:r>
+        <w:t xml:space="preserve">växer på död ved, främst i gammal granskog. Den förekommer knappast alls i fjällnära barrskogar utan finns i skogslandskapet nedom fjällen och framför allt i landets södra delar är den en mycket bra signalart för barrnaturskog med höga naturvärden. Skogsavverkning och brist på grov död ved i skogen är de allvarligaste hoten och den överlever inte kalhyggesbruk. Lokaler med sluten granskog, tillräckligt stora för att säkerställa ett kontinuerligt tillskott på grova lågor, bör undantas från storskaligt skogsbruk. Vedtrappmossa är typisk art för </w:t>
+      </w:r>
+      <w:r>
+        <w:rPr>
+          <w:i/>
+        </w:rPr>
+        <w:t>9010 Taiga</w:t>
+      </w:r>
+      <w:r>
+        <w:t xml:space="preserve"> (SLU Artdatabanken, 2024).</w:t>
+      </w:r>
+    </w:p>
+    <w:p>
+      <w:r>
+        <w:rPr>
+          <w:b/>
+        </w:rPr>
+        <w:t>Vårärt (NT)</w:t>
+      </w:r>
+      <w:r>
+        <w:t xml:space="preserve"> är en kalkgynnad mullväxt som är knuten till rik lundartad vegetation och har sin huvudsakliga förekomst i sydliga kalklövskogar, lövängen och hässlen. Den har även viktiga förekomster av reliktkaraktär i örtrika kalkgranskogar på frisk eller något fuktig mark i mellersta Sverige. Vårärt är en extra betydelsefull signalart i boreala och boreonemorala kalkgranskogar, då dessa förekomster nu är starkt fragmenterade och troligen visar på en flertusenårig ekologisk kontinuitet där spridning och etablering kan ha skett under postglaciala värmetiden. Arten tål inte dagens storskaliga skogsbruksmetoder och den kommer in på rödlistan för första gången 2025 till följd av en kraftig minskning (&gt;50%) i Riksskogstaxeringens data. Vårärt är typisk art för </w:t>
+      </w:r>
+      <w:r>
+        <w:rPr>
+          <w:i/>
+        </w:rPr>
+        <w:t xml:space="preserve">9050 Näringsrik granskog, 9020 Nordlig ädellövskog, 9160 Näringsrik ekskog </w:t>
+      </w:r>
+      <w:r>
+        <w:t xml:space="preserve">och </w:t>
+      </w:r>
+      <w:r>
+        <w:rPr>
+          <w:i/>
+        </w:rPr>
+        <w:t>9180 Ädellövskog i branter</w:t>
+      </w:r>
+      <w:r>
+        <w:t xml:space="preserve"> (Nitare &amp; Skogsstyrelsen, 2019; SLU Artdatabanken, 2026).</w:t>
+      </w:r>
+    </w:p>
+    <w:p>
+      <w:r>
+        <w:rPr>
+          <w:b/>
+        </w:rPr>
+        <w:t xml:space="preserve">Björksplintborre </w:t>
+      </w:r>
+      <w:r>
+        <w:t>är en skalbagge vars larvutveckling sker i bark på nyligen döda björkar, både stående träd och vindfällen. En prydlig rad med runda ventilationshål i barken ovanför modergången är synnerligen karaktäristiskt. Arten är knuten till lövrika blandskogar med en hög andel gamla träd, och starkt gynnad av naturliga störningar som torka, översvämningar, brand och stormfällningar. Talrika gnagspår kan tyda på biotoper med höga naturvärden, exempelvis för ovanliga hackspettar och andra, mer sällsynta vedinsekter. Larverna är omtyckt hackspettsföda (SLU Artdatabanken, 2025).</w:t>
+      </w:r>
+    </w:p>
+    <w:p>
+      <w:r>
+        <w:rPr>
+          <w:b/>
+        </w:rPr>
+        <w:t xml:space="preserve">Brandticka </w:t>
+      </w:r>
+      <w:r>
+        <w:t>förekommer främst i olikåldrig fuktig granskog med mycket död ved, ofta i kärrkanter eller vid bäckar på lokaler med hög luftfuktighet. Växer huvudsakligen på grova granlågor, någon enstaka gång på tall, asp eller björk, och verkar knuten till ved som först rötats av klibbticka. Arten var tidigare rödlistad men en sentida ökning, bland annat i barkborreangripna granplanteringar i sydligaste Skandinavien har förändrat hotbilden. Populationen i landet kan påverkas negativt av kalavverkning och ett skogsbruk som innebär att mängden grova granlågor minskar. Även dikning och gallring som leder till ett torrare mikroklimat på växtplatserna kan ha negativ inverkan. För att säkerställa en gynnsam bevarandestatus på sikt bör områdesskydd av artens livsmiljöer upprättas på ett sätt som tryggar livskraftiga populationer på landskapsnivå. Vid skogsbruk bör grov död ved och skyddszoner vid kärr och vattendrag lämnas, och träd tillåtas åldras och dö på ett sätt som skapar kontinuerlig tillgång på livsmiljöer (SLU Artdatabanken, 2025).</w:t>
+      </w:r>
+    </w:p>
+    <w:p>
+      <w:r>
+        <w:rPr>
+          <w:b/>
+        </w:rPr>
+        <w:t>Bronshjon</w:t>
+      </w:r>
+      <w:r>
+        <w:t xml:space="preserve"> är en skalbagge vars larvutveckling sker under grov bark på stammar av döda eller döende barrträd, främst gran, i mindre omfattning tall. Arten är knuten till äldre, naturskogslik granskog med inslag av torkande träd. Bronshjon är typisk art för </w:t>
+      </w:r>
+      <w:r>
+        <w:rPr>
+          <w:i/>
+        </w:rPr>
+        <w:t>9010 Taiga</w:t>
+      </w:r>
+      <w:r>
+        <w:t xml:space="preserve"> (SLU Artdatabanken, 2025).</w:t>
+      </w:r>
+    </w:p>
+    <w:p>
+      <w:r>
+        <w:rPr>
+          <w:b/>
+        </w:rPr>
+        <w:t>Grön sköldmossa (§8)</w:t>
+      </w:r>
+      <w:r>
+        <w:t xml:space="preserve"> är typisk art för </w:t>
+      </w:r>
+      <w:r>
+        <w:rPr>
+          <w:i/>
+        </w:rPr>
+        <w:t xml:space="preserve">9010 Taiga </w:t>
+      </w:r>
+      <w:r>
+        <w:t>och</w:t>
+      </w:r>
+      <w:r>
+        <w:rPr>
+          <w:i/>
+        </w:rPr>
+        <w:t xml:space="preserve"> 9750 Svämlövskog</w:t>
+      </w:r>
+      <w:r>
+        <w:t xml:space="preserve"> och omfattas av EU:s art- och habitatdirektiv bilaga 2 vilket innebär att det finns ett uttalat intresse inom Europeiska unionen att bevara arten. Grön sköldmossa kräver skog som har ett speciellt mikroklimat med hög och jämn luftfuktighet i kombination med rik tillgång på död ved (Nitare &amp; Skogsstyrelsen, 2019; SLU Artdatabanken, 2025). I praktiken handlar det om åtminstone 50 meter med skyddande skog för att undvika uttorkning av marken (Hallingbäck, personligt meddelande 2022-02-24). Grön sköldmossa är en ansvarsart för Sverige då en särskilt stor andel av Europas population finns i landet. Mark- och miljööverdomstolen (MÖD) har i mål nr M 2019-20 (18 februari 2019) slagit fast att grön sköldmossa (§8) är dispenspliktig och att exemplar av arten inte får skadas utan dispens (MÖD, mål nr M 2019-20).</w:t>
+      </w:r>
+    </w:p>
+    <w:p>
+      <w:r>
+        <w:rPr>
+          <w:b/>
+        </w:rPr>
+        <w:t xml:space="preserve">Rödgul trumpetsvamp </w:t>
+      </w:r>
+      <w:r>
+        <w:t>signalerar kalkrika barrsumpskogar eller avgränsade små mineralrika ytor i barrskogslandskapet, vilka normalt har höga naturvärden. I urbergsbygder är den en bra signalart på känsliga skogsbiotoper (Nitare &amp; Skogsstyrelsen, 2019).</w:t>
+      </w:r>
+    </w:p>
+    <w:p>
+      <w:r>
+        <w:rPr>
+          <w:b/>
+        </w:rPr>
+        <w:t>Stubbspretmossa</w:t>
+      </w:r>
+      <w:r>
+        <w:t xml:space="preserve"> växer på ved i rika löv- och barrskogar med relativt hög luftfuktighet och indikerar fuktiga skogsmiljöer med gott om murken ved och ofta höga naturvärden. Stubbspretmossa är typisk art för </w:t>
+      </w:r>
+      <w:r>
+        <w:rPr>
+          <w:i/>
+        </w:rPr>
+        <w:t>9020 Nordlig ädellövskog</w:t>
+      </w:r>
+      <w:r>
+        <w:t xml:space="preserve"> (SLU Artdatabanken, 2024).</w:t>
+      </w:r>
+    </w:p>
+    <w:p>
+      <w:r>
+        <w:rPr>
+          <w:b/>
+        </w:rPr>
+        <w:t>Blåsippa (§9)</w:t>
+      </w:r>
+      <w:r>
+        <w:t xml:space="preserve"> är typisk art för </w:t>
+      </w:r>
+      <w:r>
+        <w:rPr>
+          <w:i/>
+        </w:rPr>
+        <w:t>9050 Näringsrik granskog, 9020 Nordlig ädellövskog</w:t>
+      </w:r>
+      <w:r>
+        <w:t xml:space="preserve"> och </w:t>
+      </w:r>
+      <w:r>
+        <w:rPr>
+          <w:i/>
+        </w:rPr>
+        <w:t>8240 Karsthällmarker</w:t>
+      </w:r>
+      <w:r>
+        <w:t xml:space="preserve"> (SLU Artdatabanken, 2025).</w:t>
+      </w:r>
+    </w:p>
+    <w:p>
+      <w:r>
+        <w:rPr>
+          <w:b/>
+        </w:rPr>
+        <w:t>Spillkråka (§4)</w:t>
+      </w:r>
+      <w:r>
+        <w:t xml:space="preserve"> omfattas av bilaga 1 i EU:s fågeldirektiv och är typisk art för </w:t>
+      </w:r>
+      <w:r>
+        <w:rPr>
+          <w:i/>
+        </w:rPr>
+        <w:t xml:space="preserve">9010 Taiga </w:t>
+      </w:r>
+      <w:r>
+        <w:t>och</w:t>
+      </w:r>
+      <w:r>
+        <w:rPr>
+          <w:i/>
+        </w:rPr>
+        <w:t xml:space="preserve"> 9740 Skogsbevuxen myr</w:t>
+      </w:r>
+      <w:r>
+        <w:t>. Den behöver grova träd, främst tall, asp och bok som boträd. Skogsbruk med korta omloppstider och täta, homogena ungskogar utgör det största hotet. Spillkråka är en nyckelart i skogliga miljöer vars övergivna bohål utnyttjas av flera andra hålhäckande fågelarter och fladdermöss, däribland pärluggla (EN, §4), knipa (§4), salskrake (§4) och skogsduva (§4). Hökuggla (VU, §4) och slaguggla (§4) häckar ofta i högstubbar som brutits av i höjd med ett gammalt spillkråkebo (SLU Artdatabanken, 2026; Skogsstyrelsen, 2016).</w:t>
+      </w:r>
+    </w:p>
+    <w:p>
+      <w:pPr>
+        <w:pStyle w:val="Heading1"/>
+      </w:pPr>
+      <w:r>
+        <w:t>Certifiering</w:t>
       </w:r>
     </w:p>
     <w:p>
@@ -255,26 +634,18 @@
         <w:pStyle w:val="Heading2"/>
       </w:pPr>
       <w:r>
-        <w:t>Fridlysta arter</w:t>
+        <w:t>Ur FSC-standarden</w:t>
       </w:r>
     </w:p>
     <w:p>
-      <w:r>
-        <w:t>Följande fridlysta arter har sina livsmiljöer och växtplatser i den avverkningsanmälda skogen: talltita (NT, §4), grön sköldmossa (S, T, §8), blåsippa (T, §9), spillkråka (T, §4) och revlummer (§9).</w:t>
-      </w:r>
-    </w:p>
-    <w:p>
-      <w:r>
-        <w:t xml:space="preserve">Observera att medlemsländerna är skyldiga att agera i enlighet med EU:s fågeldirektiv där det uttryckligen står att direktivet gäller för fåglar samt för deras ägg, bon och </w:t>
-      </w:r>
       <w:r>
         <w:rPr>
           <w:b/>
         </w:rPr>
-        <w:t xml:space="preserve">livsmiljöer </w:t>
-      </w:r>
-      <w:r>
-        <w:t>(artikel 1). Vidare att de åtgärder som vidtas inte får leda till en försämring av den nuvarande situationen beträffande bevarandet av de fågelarter som avses i artikel 1 (artikel 13). Fågeldirektivet är styrande för tillsynsansvariga myndigheters ärendehantering, ställningstaganden och beslutsfattande.</w:t>
+        <w:t xml:space="preserve">PRINCIP 1: LAGEFTERLEVNAD: </w:t>
+      </w:r>
+      <w:r>
+        <w:t>Certifikatsinnehavaren ska följa alla tillämpliga lagar, förordningar och nationellt ratificerade internationella avtal, konventioner och överenskommelser.</w:t>
       </w:r>
     </w:p>
     <w:p>
@@ -282,102 +653,81 @@
         <w:rPr>
           <w:b/>
         </w:rPr>
-        <w:t>Blåsippa (§9)</w:t>
-      </w:r>
-      <w:r>
-        <w:t xml:space="preserve"> är typisk art för </w:t>
+        <w:t xml:space="preserve">1.3.1 </w:t>
+      </w:r>
+      <w:r>
+        <w:t>Tillämpliga lagar och föreskrifter för brukandet av skogen följs.</w:t>
+      </w:r>
+    </w:p>
+    <w:p>
+      <w:pPr>
+        <w:pStyle w:val="ListBullet"/>
+      </w:pPr>
+      <w:r>
+        <w:rPr>
+          <w:b/>
+          <w:i/>
+        </w:rPr>
+        <w:t xml:space="preserve">Kommentar: </w:t>
+      </w:r>
+      <w:r>
+        <w:t>I den avverkningsanmälda skogen har fridlysta arter sina livsmiljöer och växtplatser. Att skada de fridlysta arternas livsmiljöer, växtplatser eller ekologiska funktion är inte tillåtet enligt artskyddsförordningen.</w:t>
       </w:r>
       <w:r>
         <w:rPr>
           <w:i/>
         </w:rPr>
-        <w:t>9050 Näringsrik granskog, 9020 Nordlig ädellövskog</w:t>
-      </w:r>
-      <w:r>
-        <w:t xml:space="preserve"> och </w:t>
+        <w:t xml:space="preserve"> EU:s medlemsländer och skogsbolag är skyldiga att agera i enlighet med EU:s fågeldirektiv där det uttryckligen står att direktivet gäller för fåglar samt för deras ägg, bon och </w:t>
+      </w:r>
+      <w:r>
+        <w:rPr>
+          <w:b/>
+          <w:i/>
+        </w:rPr>
+        <w:t xml:space="preserve">livsmiljöer </w:t>
+      </w:r>
+      <w:r>
+        <w:t>(artikel 1). Vidare att de åtgärder som vidtas inte får leda till en försämring av den nuvarande situationen beträffande bevarandet av de fågelarter som avses i artikel 1 (artikel 13).</w:t>
+      </w:r>
+    </w:p>
+    <w:p>
+      <w:r>
+        <w:rPr>
+          <w:b/>
+        </w:rPr>
+        <w:t xml:space="preserve">6.4 </w:t>
+      </w:r>
+      <w:r>
+        <w:t>Certifikatsinnehavaren ska skydda sällsynta arter och hotade arter samt deras livsmiljöer inom skogsbruksenheten. Det ska ske genom avsättningar, andra skyddade områden och genom att skapa konnektivitet och/eller genom andra direkta åtgärder som gynnar dessa arters överlevnad och livskraft. Åtgärderna ska stå i förhållande till brukandets skala, intensitet och risk, samt till sällsynta och hotade arters bevarandestatus och ekologiska krav. Certifikatsinnehavaren ska beakta den geografiska spridningen och ekologiska krav hos sällsynta och hotade arter utanför skogsbruksenhetens gränser när beslut om åtgärder inom skogsbruksenheten ska fattas.</w:t>
+      </w:r>
+    </w:p>
+    <w:p>
+      <w:r>
+        <w:rPr>
+          <w:b/>
+        </w:rPr>
+        <w:t xml:space="preserve">6.4.3 </w:t>
+      </w:r>
+      <w:r>
+        <w:t>Bevarandeåtgärder genomförs för de kända förekomster av rödlistade arter som påverkas av skogsbruk.</w:t>
+      </w:r>
+    </w:p>
+    <w:p>
+      <w:pPr>
+        <w:pStyle w:val="ListBullet"/>
+      </w:pPr>
+      <w:r>
+        <w:rPr>
+          <w:b/>
+          <w:i/>
+        </w:rPr>
+        <w:t xml:space="preserve">Kommentar: </w:t>
       </w:r>
       <w:r>
         <w:rPr>
           <w:i/>
         </w:rPr>
-        <w:t>8240 Karsthällmarker</w:t>
-      </w:r>
-      <w:r>
-        <w:t xml:space="preserve"> (SLU Artdatabanken, 2025).</w:t>
-      </w:r>
-    </w:p>
-    <w:p>
-      <w:r>
-        <w:rPr>
-          <w:b/>
-        </w:rPr>
-        <w:t>Grön sköldmossa (§8)</w:t>
-      </w:r>
-      <w:r>
-        <w:t xml:space="preserve"> är typisk art för </w:t>
-      </w:r>
-      <w:r>
-        <w:rPr>
-          <w:i/>
-        </w:rPr>
-        <w:t xml:space="preserve">9010 Taiga </w:t>
-      </w:r>
-      <w:r>
-        <w:t>och</w:t>
-      </w:r>
-      <w:r>
-        <w:rPr>
-          <w:i/>
-        </w:rPr>
-        <w:t xml:space="preserve"> 9750 Svämlövskog</w:t>
-      </w:r>
-      <w:r>
-        <w:t xml:space="preserve"> och omfattas av EU:s art- och habitatdirektiv bilaga 2 vilket innebär att det finns ett uttalat intresse inom Europeiska unionen att bevara arten. Grön sköldmossa kräver skog som har ett speciellt mikroklimat med hög och jämn luftfuktighet i kombination med rik tillgång på död ved (Nitare &amp; Skogsstyrelsen, 2019; SLU Artdatabanken, 2025). I praktiken handlar det om åtminstone 50 meter med skyddande skog för att undvika uttorkning av marken (Hallingbäck, personligt meddelande 2022-02-24). Grön sköldmossa är en ansvarsart för Sverige då en särskilt stor andel av Europas population finns i landet. Mark- och miljööverdomstolen (MÖD) har i mål nr M 2019-20 (18 februari 2019) slagit fast att grön sköldmossa (§8) är dispenspliktig och att exemplar av arten inte får skadas utan dispens (MÖD, mål nr M 2019-20).</w:t>
-      </w:r>
-    </w:p>
-    <w:p>
-      <w:r>
-        <w:rPr>
-          <w:b/>
-        </w:rPr>
-        <w:t>Spillkråka (§4)</w:t>
-      </w:r>
-      <w:r>
-        <w:t xml:space="preserve"> omfattas av bilaga 1 i EU:s fågeldirektiv och är typisk art för </w:t>
-      </w:r>
-      <w:r>
-        <w:rPr>
-          <w:i/>
-        </w:rPr>
-        <w:t xml:space="preserve">9010 Taiga </w:t>
-      </w:r>
-      <w:r>
-        <w:t>och</w:t>
-      </w:r>
-      <w:r>
-        <w:rPr>
-          <w:i/>
-        </w:rPr>
-        <w:t xml:space="preserve"> 9740 Skogsbevuxen myr</w:t>
-      </w:r>
-      <w:r>
-        <w:t>. Den behöver grova träd, främst tall, asp och bok som boträd. Skogsbruk med korta omloppstider och täta, homogena ungskogar utgör det största hotet. Spillkråka är en nyckelart i skogliga miljöer vars övergivna bohål utnyttjas av flera andra hålhäckande fågelarter och fladdermöss, däribland pärluggla (EN, §4), knipa (§4), salskrake (§4) och skogsduva (§4). Hökuggla (VU, §4) och slaguggla (§4) häckar ofta i högstubbar som brutits av i höjd med ett gammalt spillkråkebo (SLU Artdatabanken, 2026; Skogsstyrelsen, 2016).</w:t>
-      </w:r>
-    </w:p>
-    <w:p>
-      <w:r>
-        <w:rPr>
-          <w:b/>
-        </w:rPr>
-        <w:t>Talltita (NT, §4)</w:t>
-      </w:r>
-      <w:r>
-        <w:t>, rödlistad som nära hotad och prioriterad art i Skogsvårdslagen, har häckningsrevir i anmälan. Arten har minskat kraftigt de senaste 30 åren och minskningstakten innevarande 10-årsperiod beräknas till 20 (10–30) %. Talltitan är synnerligen trogen sitt cirka 15 hektar stora revir och är beroende av flerskiktade olikåldriga skogar för att kunna föda upp sina ungar. Talltitan försvinner om dess livsmiljö kalavverkas (Eggers &amp; Low, 2014; Ekman, 1979; Griesser et al, 2007; Klein, 2020; Siffczyk et al, 2003; SLU Artdatabanken, 2021).</w:t>
-      </w:r>
-    </w:p>
-    <w:p>
-      <w:r>
-        <w:t>I BILAGA 1 finns mer detaljerad information om ekologi samt krav på livsmiljö hos fridlysta arter.</w:t>
+        <w:t>I det avverkningsanmälda skogsområdet har 19 naturvårdsarter varav 8 rödlistade arter sina livsmiljöer och växtplatser.</w:t>
       </w:r>
     </w:p>
     <w:p>
@@ -385,7 +735,7 @@
         <w:pStyle w:val="Heading2"/>
       </w:pPr>
       <w:r>
-        <w:t>Övriga naturvårdsarter</w:t>
+        <w:t>Ur Chain of Custody Certification (FSC-STD-40-004 ver 3.0)</w:t>
       </w:r>
     </w:p>
     <w:p>
@@ -393,275 +743,144 @@
         <w:rPr>
           <w:b/>
         </w:rPr>
-        <w:t xml:space="preserve">Björksplintborre </w:t>
-      </w:r>
-      <w:r>
-        <w:t>är en skalbagge vars larvutveckling sker i bark på nyligen döda björkar, både stående träd och vindfällen. En prydlig rad med runda ventilationshål i barken ovanför modergången är synnerligen karaktäristiskt. Arten är knuten till lövrika blandskogar med en hög andel gamla träd, och starkt gynnad av naturliga störningar som torka, översvämningar, brand och stormfällningar. Talrika gnagspår kan tyda på biotoper med höga naturvärden, exempelvis för ovanliga hackspettar och andra, mer sällsynta vedinsekter. Larverna är omtyckt hackspettsföda (SLU Artdatabanken, 2025).</w:t>
+        <w:t xml:space="preserve">1.3 </w:t>
+      </w:r>
+      <w:r>
+        <w:t xml:space="preserve">The organization shall commit to the FSC values as defined in FSC-POL-01-004 Policy for the Association of Organizations with FSC. </w:t>
       </w:r>
     </w:p>
     <w:p>
+      <w:pPr>
+        <w:pStyle w:val="Heading2"/>
+      </w:pPr>
+      <w:r>
+        <w:t>Ur FSC:s policy för associerade organisationer (FSC-POL-01-004)</w:t>
+      </w:r>
+    </w:p>
+    <w:p>
+      <w:r>
+        <w:t xml:space="preserve">Som “Chain of Custody”-certifierad organisation är skogsbolaget bunden av de fastställda reglerna i Del 1 Punkt 1 c) i Policy för organisationer associerade med FSC (FSC-POL-01-004 V2-0 EN + SVE version 2012-03-02): </w:t>
+      </w:r>
+    </w:p>
+    <w:p>
+      <w:pPr>
+        <w:pStyle w:val="ListNumber"/>
+      </w:pPr>
+      <w:r>
+        <w:t>De organisationer FSC kan acceptera association med får inte direkt eller indirekt ha några kopplingar till nedanstående, oacceptabla aktiviteter:</w:t>
+      </w:r>
+    </w:p>
+    <w:p>
+      <w:pPr>
+        <w:ind w:left="357"/>
+      </w:pPr>
+      <w:r>
+        <w:t>a) Olaglig skogsavverkning och handel med olagligt avverkat virke eller skogsprodukter</w:t>
+      </w:r>
+    </w:p>
+    <w:p>
+      <w:pPr>
+        <w:ind w:left="357"/>
+      </w:pPr>
+      <w:r>
+        <w:t>...</w:t>
+      </w:r>
+    </w:p>
+    <w:p>
+      <w:pPr>
+        <w:ind w:left="357"/>
+      </w:pPr>
+      <w:r>
+        <w:t>c) Skogsbruk som förstör höga naturvärden</w:t>
+      </w:r>
+    </w:p>
+    <w:p>
+      <w:pPr>
+        <w:ind w:left="357"/>
+      </w:pPr>
+      <w:r>
+        <w:t>d) Betydande omvandling av skog till plantager eller annan, icke skoglig, markanvändning</w:t>
+      </w:r>
+    </w:p>
+    <w:p>
+      <w:pPr>
+        <w:pStyle w:val="ListBullet"/>
+      </w:pPr>
       <w:r>
         <w:rPr>
           <w:b/>
+          <w:i/>
         </w:rPr>
-        <w:t xml:space="preserve">Brandticka </w:t>
-      </w:r>
-      <w:r>
-        <w:t>förekommer främst i olikåldrig fuktig granskog med mycket död ved, ofta i kärrkanter eller vid bäckar på lokaler med hög luftfuktighet. Växer huvudsakligen på grova granlågor, någon enstaka gång på tall, asp eller björk, och verkar knuten till ved som först rötats av klibbticka. Arten var tidigare rödlistad men en sentida ökning, bland annat i barkborreangripna granplanteringar i sydligaste Skandinavien har förändrat hotbilden. Populationen i landet kan påverkas negativt av kalavverkning och ett skogsbruk som innebär att mängden grova granlågor minskar. Även dikning och gallring som leder till ett torrare mikroklimat på växtplatserna kan ha negativ inverkan. För att säkerställa en gynnsam bevarandestatus på sikt bör områdesskydd av artens livsmiljöer upprättas på ett sätt som tryggar livskraftiga populationer på landskapsnivå. Vid skogsbruk bör grov död ved och skyddszoner vid kärr och vattendrag lämnas, och träd tillåtas åldras och dö på ett sätt som skapar kontinuerlig tillgång på livsmiljöer (SLU Artdatabanken, 2025).</w:t>
-      </w:r>
-    </w:p>
-    <w:p>
-      <w:r>
-        <w:rPr>
-          <w:b/>
-        </w:rPr>
-        <w:t>Bronshjon</w:t>
-      </w:r>
-      <w:r>
-        <w:t xml:space="preserve"> är en skalbagge vars larvutveckling sker under grov bark på stammar av döda eller döende barrträd, främst gran, i mindre omfattning tall. Arten är knuten till äldre, naturskogslik granskog med inslag av torkande träd. Bronshjon är typisk art för </w:t>
+        <w:t xml:space="preserve">Kommentar: </w:t>
       </w:r>
       <w:r>
         <w:rPr>
           <w:i/>
         </w:rPr>
-        <w:t>9010 Taiga</w:t>
-      </w:r>
-      <w:r>
-        <w:t xml:space="preserve"> (SLU Artdatabanken, 2025).</w:t>
+        <w:t>Avverkning av skog med höga naturvärden samt skada på fridlysta arter strider både mot FSC Controlled Wood-standarden och FSC:s policy for associerade organisationer.</w:t>
       </w:r>
     </w:p>
     <w:p>
+      <w:pPr>
+        <w:pStyle w:val="Heading2"/>
+      </w:pPr>
+      <w:r>
+        <w:t>Ur FSC Controlled Wood (FSC-STD-40-005)</w:t>
+      </w:r>
+    </w:p>
+    <w:p>
+      <w:r>
+        <w:t>Virke som inte accepteras i FSC-märkta produkter (oacceptabelt ursprung) enligt FSC Controlled Wood (FSC-STD-40-005):</w:t>
+      </w:r>
+    </w:p>
+    <w:p>
+      <w:pPr>
+        <w:pStyle w:val="ListNumber"/>
+      </w:pPr>
+      <w:r>
+        <w:t>Illegalt avverkat virke.</w:t>
+      </w:r>
+    </w:p>
+    <w:p>
+      <w:pPr>
+        <w:pStyle w:val="ListNumber"/>
+      </w:pPr>
+      <w:r>
+        <w:t>...</w:t>
+      </w:r>
+    </w:p>
+    <w:p>
+      <w:pPr>
+        <w:pStyle w:val="ListNumber"/>
+      </w:pPr>
+      <w:r>
+        <w:t>Virke från avverkningar som hotar höga naturvärden.</w:t>
+      </w:r>
+    </w:p>
+    <w:p>
+      <w:pPr>
+        <w:pStyle w:val="ListNumber"/>
+      </w:pPr>
+      <w:r>
+        <w:t>Virke från skog som konverteras till plantager eller icke-skogligt bruk.</w:t>
+      </w:r>
+    </w:p>
+    <w:p>
+      <w:pPr>
+        <w:pStyle w:val="ListBullet"/>
+      </w:pPr>
       <w:r>
         <w:rPr>
           <w:b/>
+          <w:i/>
         </w:rPr>
-        <w:t>Gullpudra (NT)</w:t>
-      </w:r>
-      <w:r>
-        <w:t xml:space="preserve"> växer sparsamt främst i källpåverkad sumpskog i södra och mellersta Sverige norrut till Jämtland-Västernorrland. Kommer in på rödlistan för första gången 2025 till följd av en stark minskning (&gt;50%) i Riksskogstaxeringens data. Minskningstakten överstiger gränsvärdet för Starkt hotad (EN) enligt A-kriteriet.  Då minskningen har en stor osäkerhet så nedgraderas rödlistekategorin två steg till Nära hotad. Gullpudra är typisk art för </w:t>
+        <w:t xml:space="preserve">Kommentar: </w:t>
       </w:r>
       <w:r>
         <w:rPr>
           <w:i/>
         </w:rPr>
-        <w:t xml:space="preserve">9080 Lövsumpskog, 7160 Källor och källkärr </w:t>
-      </w:r>
-      <w:r>
-        <w:t>och</w:t>
-      </w:r>
-      <w:r>
-        <w:rPr>
-          <w:i/>
-        </w:rPr>
-        <w:t xml:space="preserve"> 7310 Aapamyrar</w:t>
-      </w:r>
-      <w:r>
-        <w:t xml:space="preserve"> (SLU Artdatabanken, 2026).</w:t>
-      </w:r>
-    </w:p>
-    <w:p>
-      <w:r>
-        <w:rPr>
-          <w:b/>
-        </w:rPr>
-        <w:t>Gyllenspindling (VU)</w:t>
-      </w:r>
-      <w:r>
-        <w:t xml:space="preserve"> bildar mykorrhiza med gran i ängsgranskog på kalkrik mark, mer sällan med tall i kalktallskog. Minskningstakten uppgår till 30 % inom 50 år och överstiger gränsvärdet för Sårbar (VU) enligt A-kriteriet. Skogsbruk med kalavverkning, markberedning etc. är ogynnsamt för arten. Barrskog på kalkrik mark är en synnerligen skyddsvärd biotop varav fler områden behöver skyddas (SLU Artdatabanken, 2024).</w:t>
-      </w:r>
-    </w:p>
-    <w:p>
-      <w:r>
-        <w:rPr>
-          <w:b/>
-        </w:rPr>
-        <w:t>Rosenticka (NT)</w:t>
-      </w:r>
-      <w:r>
-        <w:t xml:space="preserve">, rödlistad som nära hotad, ingår i en karaktäristisk association av vedsvampar som växer på gamla, grova granlågor i urskogsartade barrskogar. Den är placerad i toppen av Skogsstyrelsens värdepyramid för bedömning av skog med höga naturvärden och indikerar ett granskogsekosystem med långvarig kontinuitet av grova lågor. Artens beroende av grova granlågor innebär att alla skogsskötselåtgärder på eller i omedelbar närhet av lokalerna utgör ett hot på lång sikt. Det är angeläget att populationerna inte ytterligare glesas ut och ett tillräckligt antal områden där arten nu finns måste sparas för framtiden. Rosenticka är typisk art för </w:t>
-      </w:r>
-      <w:r>
-        <w:rPr>
-          <w:i/>
-        </w:rPr>
-        <w:t xml:space="preserve">9010 Taiga </w:t>
-      </w:r>
-      <w:r>
-        <w:t xml:space="preserve">och </w:t>
-      </w:r>
-      <w:r>
-        <w:rPr>
-          <w:i/>
-        </w:rPr>
-        <w:t>9050 Näringsrik granskog</w:t>
-      </w:r>
-      <w:r>
-        <w:t xml:space="preserve"> (Nitare &amp; Skogsstyrelsen, 2019; SLU Artdatabanken, 2024).</w:t>
-      </w:r>
-    </w:p>
-    <w:p>
-      <w:r>
-        <w:rPr>
-          <w:b/>
-        </w:rPr>
-        <w:t>Rynkskinn (NT)</w:t>
-      </w:r>
-      <w:r>
-        <w:t xml:space="preserve"> är en vednedbrytare som växer på grova granlågor och ingår i en karaktäristisk association av vedsvampar knutna till urskogsartade barrskogar. Den har klassificerats som en “urskogsindikator” och är placerad i toppen av Skogsstyrelsens värdepyramid för bedömning av skog med höga naturvärden. Allt tyder på att rynkskinn är mycket känslig för skogliga ingrepp och lokalerna, som oftast har höga biologiska kvaliteter, bör lämnas till fri utveckling. Rynkskinn är typisk art för </w:t>
-      </w:r>
-      <w:r>
-        <w:rPr>
-          <w:i/>
-        </w:rPr>
-        <w:t xml:space="preserve">9010 Taiga, 9050 Näringsrik granskog </w:t>
-      </w:r>
-      <w:r>
-        <w:t>och</w:t>
-      </w:r>
-      <w:r>
-        <w:rPr>
-          <w:i/>
-        </w:rPr>
-        <w:t xml:space="preserve"> 9030 Landhöjningsskog</w:t>
-      </w:r>
-      <w:r>
-        <w:t xml:space="preserve"> (Nitare &amp; Skogsstyrelsen, 2019; SLU Artdatabanken, 2026).</w:t>
-      </w:r>
-    </w:p>
-    <w:p>
-      <w:r>
-        <w:rPr>
-          <w:b/>
-        </w:rPr>
-        <w:t xml:space="preserve">Rödgul trumpetsvamp </w:t>
-      </w:r>
-      <w:r>
-        <w:t>signalerar kalkrika barrsumpskogar eller avgränsade små mineralrika ytor i barrskogslandskapet, vilka normalt har höga naturvärden. I urbergsbygder är den en bra signalart på känsliga skogsbiotoper (Nitare &amp; Skogsstyrelsen, 2019).</w:t>
-      </w:r>
-    </w:p>
-    <w:p>
-      <w:r>
-        <w:rPr>
-          <w:b/>
-        </w:rPr>
-        <w:t>Stubbspretmossa</w:t>
-      </w:r>
-      <w:r>
-        <w:t xml:space="preserve"> växer på ved i rika löv- och barrskogar med relativt hög luftfuktighet och indikerar fuktiga skogsmiljöer med gott om murken ved och ofta höga naturvärden. Stubbspretmossa är typisk art för </w:t>
-      </w:r>
-      <w:r>
-        <w:rPr>
-          <w:i/>
-        </w:rPr>
-        <w:t>9020 Nordlig ädellövskog</w:t>
-      </w:r>
-      <w:r>
-        <w:t xml:space="preserve"> (SLU Artdatabanken, 2024).</w:t>
-      </w:r>
-    </w:p>
-    <w:p>
-      <w:r>
-        <w:rPr>
-          <w:b/>
-        </w:rPr>
-        <w:t>Ullticka (NT)</w:t>
-      </w:r>
-      <w:r>
-        <w:t xml:space="preserve"> är knuten till restbestånd av barrnaturskog och förekommer med ett tydligt optimum i orörda eller måttligt påverkade gamla granskogar där det föreligger viss kontinuitet av grov död ved. Ullticka är en bra signalart inom hela sitt utbredningsområde och i södra Sverige är den sällsynt och en god signalart för skyddsvärda granskogsmiljöer. Den hotas av avverkning och fragmentering av naturskog och äldre granskog med lång trädkontinuitet. På ullticka kan ibland ulltickeporing (VU) påträffas - det är en sällsynt ticka som nyligen delats upp i de tre olika arterna ulltickeporing </w:t>
-      </w:r>
-      <w:r>
-        <w:rPr>
-          <w:i/>
-        </w:rPr>
-        <w:t xml:space="preserve">Skeletocutis brevispora </w:t>
-      </w:r>
-      <w:r>
-        <w:t>(VU)</w:t>
-      </w:r>
-      <w:r>
-        <w:rPr>
-          <w:i/>
-        </w:rPr>
-        <w:t>, Skeletocutis delicata</w:t>
-      </w:r>
-      <w:r>
-        <w:t xml:space="preserve"> (VU)</w:t>
-      </w:r>
-      <w:r>
-        <w:rPr>
-          <w:i/>
-        </w:rPr>
-        <w:t xml:space="preserve"> och Skeletocutis exilis</w:t>
-      </w:r>
-      <w:r>
-        <w:t xml:space="preserve"> (NT). Ullticka är typisk art för </w:t>
-      </w:r>
-      <w:r>
-        <w:rPr>
-          <w:i/>
-        </w:rPr>
-        <w:t xml:space="preserve">9010 Taiga, 9050 Näringsrik granskog </w:t>
-      </w:r>
-      <w:r>
-        <w:t xml:space="preserve">och </w:t>
-      </w:r>
-      <w:r>
-        <w:rPr>
-          <w:i/>
-        </w:rPr>
-        <w:t>9030 Landhöjningsskog</w:t>
-      </w:r>
-      <w:r>
-        <w:t xml:space="preserve"> (SLU Artdatabanken, 2026; Nitare &amp; Skogsstyrelsen, 2019; Miettinen &amp; Niemelä, 2018).</w:t>
-      </w:r>
-    </w:p>
-    <w:p>
-      <w:r>
-        <w:rPr>
-          <w:b/>
-        </w:rPr>
-        <w:t xml:space="preserve">Vedtrappmossa (NT) </w:t>
-      </w:r>
-      <w:r>
-        <w:t xml:space="preserve">växer på död ved, främst i gammal granskog. Den förekommer knappast alls i fjällnära barrskogar utan finns i skogslandskapet nedom fjällen och framför allt i landets södra delar är den en mycket bra signalart för barrnaturskog med höga naturvärden. Skogsavverkning och brist på grov död ved i skogen är de allvarligaste hoten och den överlever inte kalhyggesbruk. Lokaler med sluten granskog, tillräckligt stora för att säkerställa ett kontinuerligt tillskott på grova lågor, bör undantas från storskaligt skogsbruk. Vedtrappmossa är typisk art för </w:t>
-      </w:r>
-      <w:r>
-        <w:rPr>
-          <w:i/>
-        </w:rPr>
-        <w:t>9010 Taiga</w:t>
-      </w:r>
-      <w:r>
-        <w:t xml:space="preserve"> (SLU Artdatabanken, 2024).</w:t>
-      </w:r>
-    </w:p>
-    <w:p>
-      <w:r>
-        <w:rPr>
-          <w:b/>
-        </w:rPr>
-        <w:t>Vårärt (NT)</w:t>
-      </w:r>
-      <w:r>
-        <w:t xml:space="preserve"> är en kalkgynnad mullväxt som är knuten till rik lundartad vegetation och har sin huvudsakliga förekomst i sydliga kalklövskogar, lövängen och hässlen. Den har även viktiga förekomster av reliktkaraktär i örtrika kalkgranskogar på frisk eller något fuktig mark i mellersta Sverige. Vårärt är en extra betydelsefull signalart i boreala och boreonemorala kalkgranskogar, då dessa förekomster nu är starkt fragmenterade och troligen visar på en flertusenårig ekologisk kontinuitet där spridning och etablering kan ha skett under postglaciala värmetiden. Arten tål inte dagens storskaliga skogsbruksmetoder och den kommer in på rödlistan för första gången 2025 till följd av en kraftig minskning (&gt;50%) i Riksskogstaxeringens data. Vårärt är typisk art för </w:t>
-      </w:r>
-      <w:r>
-        <w:rPr>
-          <w:i/>
-        </w:rPr>
-        <w:t xml:space="preserve">9050 Näringsrik granskog, 9020 Nordlig ädellövskog, 9160 Näringsrik ekskog </w:t>
-      </w:r>
-      <w:r>
-        <w:t xml:space="preserve">och </w:t>
-      </w:r>
-      <w:r>
-        <w:rPr>
-          <w:i/>
-        </w:rPr>
-        <w:t>9180 Ädellövskog i branter</w:t>
-      </w:r>
-      <w:r>
-        <w:t xml:space="preserve"> (Nitare &amp; Skogsstyrelsen, 2019; SLU Artdatabanken, 2026).</w:t>
+        <w:t>Avverkning av skog med höga naturvärden samt skada på fridlysta arter strider både mot FSC Controlled Wood-standarden och FSC:s policy for associerade organisationer.</w:t>
       </w:r>
     </w:p>
     <w:p>
@@ -669,7 +888,71 @@
         <w:pStyle w:val="Heading1"/>
       </w:pPr>
       <w:r>
-        <w:t>Certifiering</w:t>
+        <w:t>Ur PEFC-standarden gällande lagefterlevnad</w:t>
+      </w:r>
+    </w:p>
+    <w:p>
+      <w:r>
+        <w:t>PEFC-standarden förutsätter att tillämplig svensk lagstiftning följs. Det är utsedd tillsynsmyndighet som ansvarar för tillsyn av lagens efterlevnad. PEFC-standarden återger innehållet i vissa certifieringskritiska lag- och föreskriftskrav vilka ska ingå i granskning av PEFC-systemets efterlevnad.</w:t>
+      </w:r>
+    </w:p>
+    <w:p>
+      <w:pPr>
+        <w:pStyle w:val="ListBullet"/>
+      </w:pPr>
+      <w:r>
+        <w:rPr>
+          <w:b/>
+          <w:i/>
+        </w:rPr>
+        <w:t xml:space="preserve">Kommentar: </w:t>
+      </w:r>
+      <w:r>
+        <w:rPr>
+          <w:i/>
+        </w:rPr>
+        <w:t>I den avverkningsanmälda skogen har fridlysta arter sina livsmiljöer och växtplatser. Att skada de fridlysta arternas livsmiljöer, växtplatser eller ekologiska funktion är inte tillåtet enligt artskyddsförordningen</w:t>
+      </w:r>
+    </w:p>
+    <w:p>
+      <w:r>
+        <w:br w:type="page"/>
+      </w:r>
+    </w:p>
+    <w:p>
+      <w:pPr>
+        <w:pStyle w:val="Title"/>
+      </w:pPr>
+      <w:r>
+        <w:t>BILAGA 1 – Fridlysta arter</w:t>
+      </w:r>
+    </w:p>
+    <w:p>
+      <w:pPr>
+        <w:pStyle w:val="Heading1"/>
+      </w:pPr>
+      <w:r>
+        <w:t>Talltita – ekologi samt krav på livsmiljön</w:t>
+      </w:r>
+    </w:p>
+    <w:p>
+      <w:r>
+        <w:t>Talltita är rödlistad som NT, fridlyst och prioriterad art i Skogsvårdslagen. Den omfattas av EU:s fågeldirektiv. Arten har minskat kraftigt de senaste 30 åren och minskningstakten innevarande 10-årsperiod beräknas till 20 (10–30) % (SLU Artdatabanken, 2022).</w:t>
+      </w:r>
+    </w:p>
+    <w:p>
+      <w:r>
+        <w:t>Talltita föredrar större sammanhängande barrskogar, och finns såväl i tallskog som granskog och i lövblandad barrskog. Skogens struktur är viktig och ska helst vara flerskiktad med riklig underväxt av mindre granar, björk och andra lövträd och buskar. Tillgång på murknande högstubbar är särskilt viktig, eftersom talltitan helst själv hackar ut sitt bohål (SLU Artdatabanken, 2022).</w:t>
+      </w:r>
+    </w:p>
+    <w:p>
+      <w:r>
+        <w:t>Det finns flera studier som visar att talltita är känslig för gallring och inte överlever när dess livsmiljö kalavverkas (Eggers and Low, 2014; Griesser et al., 2007; Klein, 2020). Talltitans revir är förhållandevis stora, 10–20 hektar och arten missgynnas när skogen fragmenteras. Kalavverkning av större delar av reviret innebär att det överges (Artdatabanken, 2021).</w:t>
+      </w:r>
+    </w:p>
+    <w:p>
+      <w:r>
+        <w:t>Talltitan är synnerligen trogen sitt revir så länge paret lever och biotopen förblir intakt. Paret stannar i sitt revir året om. En förlust av ett revir har därför en stor inverkan på den lokala populationen och trakthyggesbruket anses vara orsak till den svenska populationens kraftiga minskning. Talltiteparets revirtrohet innebär att närhelst under året man observerar en adult talltita så ingår denna plats i reviret (Siffczyk et al., 2003; Ekman, 1979).</w:t>
       </w:r>
     </w:p>
     <w:p>
@@ -677,297 +960,91 @@
         <w:pStyle w:val="Heading2"/>
       </w:pPr>
       <w:r>
-        <w:t>Ur FSC-standarden</w:t>
+        <w:t>Referenser – talltita</w:t>
       </w:r>
     </w:p>
     <w:p>
       <w:r>
-        <w:rPr>
-          <w:b/>
-        </w:rPr>
-        <w:t xml:space="preserve">PRINCIP 1: LAGEFTERLEVNAD: </w:t>
-      </w:r>
-      <w:r>
-        <w:t>Certifikatsinnehavaren ska följa alla tillämpliga lagar, förordningar och nationellt ratificerade internationella avtal, konventioner och överenskommelser.</w:t>
-      </w:r>
-    </w:p>
-    <w:p>
-      <w:r>
-        <w:rPr>
-          <w:b/>
-        </w:rPr>
-        <w:t xml:space="preserve">1.3.1 </w:t>
-      </w:r>
-      <w:r>
-        <w:t>Tillämpliga lagar och föreskrifter för brukandet av skogen följs.</w:t>
-      </w:r>
-    </w:p>
-    <w:p>
-      <w:pPr>
-        <w:pStyle w:val="ListBullet"/>
-      </w:pPr>
-      <w:r>
-        <w:rPr>
-          <w:b/>
-          <w:i/>
-        </w:rPr>
-        <w:t xml:space="preserve">Kommentar: </w:t>
-      </w:r>
-      <w:r>
-        <w:t>I den avverkningsanmälda skogen har fridlysta arter sina livsmiljöer och växtplatser. Att skada de fridlysta arternas livsmiljöer, växtplatser eller ekologiska funktion är inte tillåtet enligt artskyddsförordningen.</w:t>
+        <w:t xml:space="preserve">Eggers, S., Low, M., 2014. </w:t>
       </w:r>
       <w:r>
         <w:rPr>
           <w:i/>
         </w:rPr>
-        <w:t xml:space="preserve"> EU:s medlemsländer och skogsbolag är skyldiga att agera i enlighet med EU:s fågeldirektiv där det uttryckligen står att direktivet gäller för fåglar samt för deras ägg, bon och </w:t>
-      </w:r>
-      <w:r>
-        <w:rPr>
-          <w:b/>
-          <w:i/>
-        </w:rPr>
-        <w:t xml:space="preserve">livsmiljöer </w:t>
-      </w:r>
-      <w:r>
-        <w:t>(artikel 1). Vidare att de åtgärder som vidtas inte får leda till en försämring av den nuvarande situationen beträffande bevarandet av de fågelarter som avses i artikel 1 (artikel 13).</w:t>
+        <w:t xml:space="preserve">Differential demographic responses of sympatric Parids to vegetation management in boreal forest. </w:t>
+      </w:r>
+      <w:r>
+        <w:t>For. Ecol. Manage. 319, 169–175.</w:t>
       </w:r>
     </w:p>
     <w:p>
       <w:r>
-        <w:rPr>
-          <w:b/>
-        </w:rPr>
-        <w:t xml:space="preserve">6.4 </w:t>
-      </w:r>
-      <w:r>
-        <w:t>Certifikatsinnehavaren ska skydda sällsynta arter och hotade arter samt deras livsmiljöer inom skogsbruksenheten. Det ska ske genom avsättningar, andra skyddade områden och genom att skapa konnektivitet och/eller genom andra direkta åtgärder som gynnar dessa arters överlevnad och livskraft. Åtgärderna ska stå i förhållande till brukandets skala, intensitet och risk, samt till sällsynta och hotade arters bevarandestatus och ekologiska krav. Certifikatsinnehavaren ska beakta den geografiska spridningen och ekologiska krav hos sällsynta och hotade arter utanför skogsbruksenhetens gränser när beslut om åtgärder inom skogsbruksenheten ska fattas.</w:t>
-      </w:r>
-    </w:p>
-    <w:p>
-      <w:r>
-        <w:rPr>
-          <w:b/>
-        </w:rPr>
-        <w:t xml:space="preserve">6.4.3 </w:t>
-      </w:r>
-      <w:r>
-        <w:t>Bevarandeåtgärder genomförs för de kända förekomster av rödlistade arter som påverkas av skogsbruk.</w:t>
-      </w:r>
-    </w:p>
-    <w:p>
-      <w:pPr>
-        <w:pStyle w:val="ListBullet"/>
-      </w:pPr>
-      <w:r>
-        <w:rPr>
-          <w:b/>
-          <w:i/>
-        </w:rPr>
-        <w:t xml:space="preserve">Kommentar: </w:t>
+        <w:t xml:space="preserve">Ekman, J., 1979. </w:t>
       </w:r>
       <w:r>
         <w:rPr>
           <w:i/>
         </w:rPr>
-        <w:t>I det avverkningsanmälda skogsområdet har 19 naturvårdsarter varav 8 rödlistade arter sina livsmiljöer och växtplatser.</w:t>
+        <w:t xml:space="preserve">Coherence, composition and territories of winter social groups of the Willow Tit Parus montanus and the Crested Tit P. cristatus. </w:t>
+      </w:r>
+      <w:r>
+        <w:t>Ornis Scandinavica, 10, pp 56–68</w:t>
       </w:r>
     </w:p>
     <w:p>
-      <w:pPr>
-        <w:pStyle w:val="Heading2"/>
-      </w:pPr>
-      <w:r>
-        <w:t>Ur Chain of Custody Certification (FSC-STD-40-004 ver 3.0)</w:t>
-      </w:r>
-    </w:p>
-    <w:p>
-      <w:r>
-        <w:rPr>
-          <w:b/>
-        </w:rPr>
-        <w:t xml:space="preserve">1.3 </w:t>
-      </w:r>
-      <w:r>
-        <w:t xml:space="preserve">The organization shall commit to the FSC values as defined in FSC-POL-01-004 Policy for the Association of Organizations with FSC. </w:t>
-      </w:r>
-    </w:p>
-    <w:p>
-      <w:pPr>
-        <w:pStyle w:val="Heading2"/>
-      </w:pPr>
-      <w:r>
-        <w:t>Ur FSC:s policy för associerade organisationer (FSC-POL-01-004)</w:t>
-      </w:r>
-    </w:p>
-    <w:p>
-      <w:r>
-        <w:t xml:space="preserve">Som “Chain of Custody”-certifierad organisation är skogsbolaget bunden av de fastställda reglerna i Del 1 Punkt 1 c) i Policy för organisationer associerade med FSC (FSC-POL-01-004 V2-0 EN + SVE version 2012-03-02): </w:t>
-      </w:r>
-    </w:p>
-    <w:p>
-      <w:pPr>
-        <w:pStyle w:val="ListNumber"/>
-      </w:pPr>
-      <w:r>
-        <w:t>De organisationer FSC kan acceptera association med får inte direkt eller indirekt ha några kopplingar till nedanstående, oacceptabla aktiviteter:</w:t>
-      </w:r>
-    </w:p>
-    <w:p>
-      <w:pPr>
-        <w:ind w:left="357"/>
-      </w:pPr>
-      <w:r>
-        <w:t>a) Olaglig skogsavverkning och handel med olagligt avverkat virke eller skogsprodukter</w:t>
-      </w:r>
-    </w:p>
-    <w:p>
-      <w:pPr>
-        <w:ind w:left="357"/>
-      </w:pPr>
-      <w:r>
-        <w:t>...</w:t>
-      </w:r>
-    </w:p>
-    <w:p>
-      <w:pPr>
-        <w:ind w:left="357"/>
-      </w:pPr>
-      <w:r>
-        <w:t>c) Skogsbruk som förstör höga naturvärden</w:t>
-      </w:r>
-    </w:p>
-    <w:p>
-      <w:pPr>
-        <w:ind w:left="357"/>
-      </w:pPr>
-      <w:r>
-        <w:t>d) Betydande omvandling av skog till plantager eller annan, icke skoglig, markanvändning</w:t>
-      </w:r>
-    </w:p>
-    <w:p>
-      <w:pPr>
-        <w:pStyle w:val="ListBullet"/>
-      </w:pPr>
-      <w:r>
-        <w:rPr>
-          <w:b/>
-          <w:i/>
-        </w:rPr>
-        <w:t xml:space="preserve">Kommentar: </w:t>
+      <w:r>
+        <w:t xml:space="preserve">Griesser, M., Nystrand, M., Eggers, S., Ekman, J., 2007. </w:t>
       </w:r>
       <w:r>
         <w:rPr>
           <w:i/>
         </w:rPr>
-        <w:t>Avverkning av skog med höga naturvärden samt skada på fridlysta arter strider både mot FSC Controlled Wood-standarden och FSC:s policy for associerade organisationer.</w:t>
+        <w:t xml:space="preserve">Impact of forestry practices on fitness correlates and population productivity in an open-nesting bird species. </w:t>
+      </w:r>
+      <w:r>
+        <w:t>Conserv. Biol. 21, 767–774. https://doi.org/10.1111/j.1523- 1739.2007.00675.x</w:t>
       </w:r>
     </w:p>
     <w:p>
-      <w:pPr>
-        <w:pStyle w:val="Heading2"/>
-      </w:pPr>
-      <w:r>
-        <w:t>Ur FSC Controlled Wood (FSC-STD-40-005)</w:t>
-      </w:r>
-    </w:p>
-    <w:p>
-      <w:r>
-        <w:t>Virke som inte accepteras i FSC-märkta produkter (oacceptabelt ursprung) enligt FSC Controlled Wood (FSC-STD-40-005):</w:t>
-      </w:r>
-    </w:p>
-    <w:p>
-      <w:pPr>
-        <w:pStyle w:val="ListNumber"/>
-      </w:pPr>
-      <w:r>
-        <w:t>Illegalt avverkat virke.</w:t>
-      </w:r>
-    </w:p>
-    <w:p>
-      <w:pPr>
-        <w:pStyle w:val="ListNumber"/>
-      </w:pPr>
-      <w:r>
-        <w:t>...</w:t>
-      </w:r>
-    </w:p>
-    <w:p>
-      <w:pPr>
-        <w:pStyle w:val="ListNumber"/>
-      </w:pPr>
-      <w:r>
-        <w:t>Virke från avverkningar som hotar höga naturvärden.</w:t>
-      </w:r>
-    </w:p>
-    <w:p>
-      <w:pPr>
-        <w:pStyle w:val="ListNumber"/>
-      </w:pPr>
-      <w:r>
-        <w:t>Virke från skog som konverteras till plantager eller icke-skogligt bruk.</w:t>
-      </w:r>
-    </w:p>
-    <w:p>
-      <w:pPr>
-        <w:pStyle w:val="ListBullet"/>
-      </w:pPr>
-      <w:r>
-        <w:rPr>
-          <w:b/>
-          <w:i/>
-        </w:rPr>
-        <w:t xml:space="preserve">Kommentar: </w:t>
+      <w:r>
+        <w:t xml:space="preserve">Klein, J., 2020. </w:t>
       </w:r>
       <w:r>
         <w:rPr>
           <w:i/>
         </w:rPr>
-        <w:t>Avverkning av skog med höga naturvärden samt skada på fridlysta arter strider både mot FSC Controlled Wood-standarden och FSC:s policy for associerade organisationer.</w:t>
+        <w:t xml:space="preserve">The forgotten forest – On thinning, retention, and biodiversity in the boreal forest. </w:t>
+      </w:r>
+      <w:r>
+        <w:t>Doctoral Thesis No. 2020:50</w:t>
       </w:r>
     </w:p>
     <w:p>
-      <w:pPr>
-        <w:pStyle w:val="Heading1"/>
-      </w:pPr>
-      <w:r>
-        <w:t>Ur PEFC-standarden gällande lagefterlevnad</w:t>
-      </w:r>
-    </w:p>
-    <w:p>
-      <w:r>
-        <w:t>PEFC-standarden förutsätter att tillämplig svensk lagstiftning följs. Det är utsedd tillsynsmyndighet som ansvarar för tillsyn av lagens efterlevnad. PEFC-standarden återger innehållet i vissa certifieringskritiska lag- och föreskriftskrav vilka ska ingå i granskning av PEFC-systemets efterlevnad.</w:t>
-      </w:r>
-    </w:p>
-    <w:p>
-      <w:pPr>
-        <w:pStyle w:val="ListBullet"/>
-      </w:pPr>
-      <w:r>
-        <w:rPr>
-          <w:b/>
-          <w:i/>
-        </w:rPr>
-        <w:t xml:space="preserve">Kommentar: </w:t>
+      <w:r>
+        <w:t xml:space="preserve">Siffczyk, C., Brotons, L., Kangas, K., Orell, M., 2003. </w:t>
       </w:r>
       <w:r>
         <w:rPr>
           <w:i/>
         </w:rPr>
-        <w:t>I den avverkningsanmälda skogen har fridlysta arter sina livsmiljöer och växtplatser. Att skada de fridlysta arternas livsmiljöer, växtplatser eller ekologiska funktion är inte tillåtet enligt artskyddsförordningen</w:t>
+        <w:t xml:space="preserve">Home range size of willow tits. </w:t>
+      </w:r>
+      <w:r>
+        <w:t>Oecologica, 136, 635–642 (2003)</w:t>
       </w:r>
     </w:p>
     <w:p>
       <w:r>
-        <w:br w:type="page"/>
-      </w:r>
-    </w:p>
-    <w:p>
-      <w:pPr>
-        <w:pStyle w:val="Title"/>
-      </w:pPr>
-      <w:r>
-        <w:t>BILAGA 1 – Fridlysta arter</w:t>
+        <w:t xml:space="preserve">SLU Artdatabanken, 2021. </w:t>
+      </w:r>
+      <w:r>
+        <w:rPr>
+          <w:i/>
+        </w:rPr>
+        <w:t xml:space="preserve">Artfaktablad. Naturvård – artfakta. </w:t>
+      </w:r>
+      <w:r>
+        <w:t>SLU Artdatabanken, Uppsala</w:t>
       </w:r>
     </w:p>
     <w:p>
@@ -1229,126 +1306,6 @@
       </w:r>
       <w:r>
         <w:t>SLU Artdatabanken, Uppsala.</w:t>
-      </w:r>
-    </w:p>
-    <w:p>
-      <w:pPr>
-        <w:pStyle w:val="Heading1"/>
-      </w:pPr>
-      <w:r>
-        <w:t>Talltita – ekologi samt krav på livsmiljön</w:t>
-      </w:r>
-    </w:p>
-    <w:p>
-      <w:r>
-        <w:t>Talltita är rödlistad som NT, fridlyst och prioriterad art i Skogsvårdslagen. Den omfattas av EU:s fågeldirektiv. Arten har minskat kraftigt de senaste 30 åren och minskningstakten innevarande 10-årsperiod beräknas till 20 (10–30) % (SLU Artdatabanken, 2022).</w:t>
-      </w:r>
-    </w:p>
-    <w:p>
-      <w:r>
-        <w:t>Talltita föredrar större sammanhängande barrskogar, och finns såväl i tallskog som granskog och i lövblandad barrskog. Skogens struktur är viktig och ska helst vara flerskiktad med riklig underväxt av mindre granar, björk och andra lövträd och buskar. Tillgång på murknande högstubbar är särskilt viktig, eftersom talltitan helst själv hackar ut sitt bohål (SLU Artdatabanken, 2022).</w:t>
-      </w:r>
-    </w:p>
-    <w:p>
-      <w:r>
-        <w:t>Det finns flera studier som visar att talltita är känslig för gallring och inte överlever när dess livsmiljö kalavverkas (Eggers and Low, 2014; Griesser et al., 2007; Klein, 2020). Talltitans revir är förhållandevis stora, 10–20 hektar och arten missgynnas när skogen fragmenteras. Kalavverkning av större delar av reviret innebär att det överges (Artdatabanken, 2021).</w:t>
-      </w:r>
-    </w:p>
-    <w:p>
-      <w:r>
-        <w:t>Talltitan är synnerligen trogen sitt revir så länge paret lever och biotopen förblir intakt. Paret stannar i sitt revir året om. En förlust av ett revir har därför en stor inverkan på den lokala populationen och trakthyggesbruket anses vara orsak till den svenska populationens kraftiga minskning. Talltiteparets revirtrohet innebär att närhelst under året man observerar en adult talltita så ingår denna plats i reviret (Siffczyk et al., 2003; Ekman, 1979).</w:t>
-      </w:r>
-    </w:p>
-    <w:p>
-      <w:pPr>
-        <w:pStyle w:val="Heading2"/>
-      </w:pPr>
-      <w:r>
-        <w:t>Referenser – talltita</w:t>
-      </w:r>
-    </w:p>
-    <w:p>
-      <w:r>
-        <w:t xml:space="preserve">Eggers, S., Low, M., 2014. </w:t>
-      </w:r>
-      <w:r>
-        <w:rPr>
-          <w:i/>
-        </w:rPr>
-        <w:t xml:space="preserve">Differential demographic responses of sympatric Parids to vegetation management in boreal forest. </w:t>
-      </w:r>
-      <w:r>
-        <w:t>For. Ecol. Manage. 319, 169–175.</w:t>
-      </w:r>
-    </w:p>
-    <w:p>
-      <w:r>
-        <w:t xml:space="preserve">Ekman, J., 1979. </w:t>
-      </w:r>
-      <w:r>
-        <w:rPr>
-          <w:i/>
-        </w:rPr>
-        <w:t xml:space="preserve">Coherence, composition and territories of winter social groups of the Willow Tit Parus montanus and the Crested Tit P. cristatus. </w:t>
-      </w:r>
-      <w:r>
-        <w:t>Ornis Scandinavica, 10, pp 56–68</w:t>
-      </w:r>
-    </w:p>
-    <w:p>
-      <w:r>
-        <w:t xml:space="preserve">Griesser, M., Nystrand, M., Eggers, S., Ekman, J., 2007. </w:t>
-      </w:r>
-      <w:r>
-        <w:rPr>
-          <w:i/>
-        </w:rPr>
-        <w:t xml:space="preserve">Impact of forestry practices on fitness correlates and population productivity in an open-nesting bird species. </w:t>
-      </w:r>
-      <w:r>
-        <w:t>Conserv. Biol. 21, 767–774. https://doi.org/10.1111/j.1523- 1739.2007.00675.x</w:t>
-      </w:r>
-    </w:p>
-    <w:p>
-      <w:r>
-        <w:t xml:space="preserve">Klein, J., 2020. </w:t>
-      </w:r>
-      <w:r>
-        <w:rPr>
-          <w:i/>
-        </w:rPr>
-        <w:t xml:space="preserve">The forgotten forest – On thinning, retention, and biodiversity in the boreal forest. </w:t>
-      </w:r>
-      <w:r>
-        <w:t>Doctoral Thesis No. 2020:50</w:t>
-      </w:r>
-    </w:p>
-    <w:p>
-      <w:r>
-        <w:t xml:space="preserve">Siffczyk, C., Brotons, L., Kangas, K., Orell, M., 2003. </w:t>
-      </w:r>
-      <w:r>
-        <w:rPr>
-          <w:i/>
-        </w:rPr>
-        <w:t xml:space="preserve">Home range size of willow tits. </w:t>
-      </w:r>
-      <w:r>
-        <w:t>Oecologica, 136, 635–642 (2003)</w:t>
-      </w:r>
-    </w:p>
-    <w:p>
-      <w:r>
-        <w:t xml:space="preserve">SLU Artdatabanken, 2021. </w:t>
-      </w:r>
-      <w:r>
-        <w:rPr>
-          <w:i/>
-        </w:rPr>
-        <w:t xml:space="preserve">Artfaktablad. Naturvård – artfakta. </w:t>
-      </w:r>
-      <w:r>
-        <w:t>SLU Artdatabanken, Uppsala</w:t>
       </w:r>
     </w:p>
     <w:sectPr>
@@ -1479,7 +1436,7 @@
     <w:r>
       <w:tab/>
       <w:tab/>
-      <w:t>2026-06-20</w:t>
+      <w:t>2026-06-21</w:t>
       <w:br/>
       <w:br/>
     </w:r>

--- a/klagomål/A 63008-2025 FSC-klagomål.docx
+++ b/klagomål/A 63008-2025 FSC-klagomål.docx
@@ -1436,7 +1436,7 @@
     <w:r>
       <w:tab/>
       <w:tab/>
-      <w:t>2026-06-21</w:t>
+      <w:t>2026-06-22</w:t>
       <w:br/>
       <w:br/>
     </w:r>

--- a/klagomål/A 63008-2025 FSC-klagomål.docx
+++ b/klagomål/A 63008-2025 FSC-klagomål.docx
@@ -1436,7 +1436,7 @@
     <w:r>
       <w:tab/>
       <w:tab/>
-      <w:t>2026-06-22</w:t>
+      <w:t>2026-06-23</w:t>
       <w:br/>
       <w:br/>
     </w:r>

--- a/klagomål/A 63008-2025 FSC-klagomål.docx
+++ b/klagomål/A 63008-2025 FSC-klagomål.docx
@@ -1436,7 +1436,7 @@
     <w:r>
       <w:tab/>
       <w:tab/>
-      <w:t>2026-06-23</w:t>
+      <w:t>2026-06-24</w:t>
       <w:br/>
       <w:br/>
     </w:r>

--- a/klagomål/A 63008-2025 FSC-klagomål.docx
+++ b/klagomål/A 63008-2025 FSC-klagomål.docx
@@ -1436,7 +1436,7 @@
     <w:r>
       <w:tab/>
       <w:tab/>
-      <w:t>2026-06-24</w:t>
+      <w:t>2026-06-25</w:t>
       <w:br/>
       <w:br/>
     </w:r>

--- a/klagomål/A 63008-2025 FSC-klagomål.docx
+++ b/klagomål/A 63008-2025 FSC-klagomål.docx
@@ -1436,7 +1436,7 @@
     <w:r>
       <w:tab/>
       <w:tab/>
-      <w:t>2026-06-25</w:t>
+      <w:t>2026-06-26</w:t>
       <w:br/>
       <w:br/>
     </w:r>

--- a/klagomål/A 63008-2025 FSC-klagomål.docx
+++ b/klagomål/A 63008-2025 FSC-klagomål.docx
@@ -1436,7 +1436,7 @@
     <w:r>
       <w:tab/>
       <w:tab/>
-      <w:t>2026-06-26</w:t>
+      <w:t>2026-06-27</w:t>
       <w:br/>
       <w:br/>
     </w:r>

--- a/klagomål/A 63008-2025 FSC-klagomål.docx
+++ b/klagomål/A 63008-2025 FSC-klagomål.docx
@@ -1436,7 +1436,7 @@
     <w:r>
       <w:tab/>
       <w:tab/>
-      <w:t>2026-06-27</w:t>
+      <w:t>2026-06-28</w:t>
       <w:br/>
       <w:br/>
     </w:r>

--- a/klagomål/A 63008-2025 FSC-klagomål.docx
+++ b/klagomål/A 63008-2025 FSC-klagomål.docx
@@ -1436,7 +1436,7 @@
     <w:r>
       <w:tab/>
       <w:tab/>
-      <w:t>2026-06-28</w:t>
+      <w:t>2026-06-29</w:t>
       <w:br/>
       <w:br/>
     </w:r>

--- a/klagomål/A 63008-2025 FSC-klagomål.docx
+++ b/klagomål/A 63008-2025 FSC-klagomål.docx
@@ -1436,7 +1436,7 @@
     <w:r>
       <w:tab/>
       <w:tab/>
-      <w:t>2026-06-29</w:t>
+      <w:t>2026-06-30</w:t>
       <w:br/>
       <w:br/>
     </w:r>

--- a/klagomål/A 63008-2025 FSC-klagomål.docx
+++ b/klagomål/A 63008-2025 FSC-klagomål.docx
@@ -1436,7 +1436,7 @@
     <w:r>
       <w:tab/>
       <w:tab/>
-      <w:t>2026-06-30</w:t>
+      <w:t>2026-07-01</w:t>
       <w:br/>
       <w:br/>
     </w:r>

--- a/klagomål/A 63008-2025 FSC-klagomål.docx
+++ b/klagomål/A 63008-2025 FSC-klagomål.docx
@@ -1436,7 +1436,7 @@
     <w:r>
       <w:tab/>
       <w:tab/>
-      <w:t>2026-07-01</w:t>
+      <w:t>2026-07-02</w:t>
       <w:br/>
       <w:br/>
     </w:r>

--- a/klagomål/A 63008-2025 FSC-klagomål.docx
+++ b/klagomål/A 63008-2025 FSC-klagomål.docx
@@ -1436,7 +1436,7 @@
     <w:r>
       <w:tab/>
       <w:tab/>
-      <w:t>2026-07-13</w:t>
+      <w:t>2026-07-14</w:t>
       <w:br/>
       <w:br/>
     </w:r>

--- a/klagomål/A 63008-2025 FSC-klagomål.docx
+++ b/klagomål/A 63008-2025 FSC-klagomål.docx
@@ -1436,7 +1436,7 @@
     <w:r>
       <w:tab/>
       <w:tab/>
-      <w:t>2026-07-14</w:t>
+      <w:t>2026-07-15</w:t>
       <w:br/>
       <w:br/>
     </w:r>

--- a/klagomål/A 63008-2025 FSC-klagomål.docx
+++ b/klagomål/A 63008-2025 FSC-klagomål.docx
@@ -1436,7 +1436,7 @@
     <w:r>
       <w:tab/>
       <w:tab/>
-      <w:t>2026-07-15</w:t>
+      <w:t>2026-07-16</w:t>
       <w:br/>
       <w:br/>
     </w:r>

--- a/klagomål/A 63008-2025 FSC-klagomål.docx
+++ b/klagomål/A 63008-2025 FSC-klagomål.docx
@@ -1436,7 +1436,7 @@
     <w:r>
       <w:tab/>
       <w:tab/>
-      <w:t>2026-07-16</w:t>
+      <w:t>2026-07-17</w:t>
       <w:br/>
       <w:br/>
     </w:r>

--- a/klagomål/A 63008-2025 FSC-klagomål.docx
+++ b/klagomål/A 63008-2025 FSC-klagomål.docx
@@ -1436,7 +1436,7 @@
     <w:r>
       <w:tab/>
       <w:tab/>
-      <w:t>2026-07-17</w:t>
+      <w:t>2026-07-18</w:t>
       <w:br/>
       <w:br/>
     </w:r>

--- a/klagomål/A 63008-2025 FSC-klagomål.docx
+++ b/klagomål/A 63008-2025 FSC-klagomål.docx
@@ -1436,7 +1436,7 @@
     <w:r>
       <w:tab/>
       <w:tab/>
-      <w:t>2026-07-18</w:t>
+      <w:t>2026-07-19</w:t>
       <w:br/>
       <w:br/>
     </w:r>

--- a/klagomål/A 63008-2025 FSC-klagomål.docx
+++ b/klagomål/A 63008-2025 FSC-klagomål.docx
@@ -1436,7 +1436,7 @@
     <w:r>
       <w:tab/>
       <w:tab/>
-      <w:t>2026-07-19</w:t>
+      <w:t>2026-07-20</w:t>
       <w:br/>
       <w:br/>
     </w:r>

--- a/klagomål/A 63008-2025 FSC-klagomål.docx
+++ b/klagomål/A 63008-2025 FSC-klagomål.docx
@@ -1436,7 +1436,7 @@
     <w:r>
       <w:tab/>
       <w:tab/>
-      <w:t>2026-07-20</w:t>
+      <w:t>2026-07-21</w:t>
       <w:br/>
       <w:br/>
     </w:r>

--- a/klagomål/A 63008-2025 FSC-klagomål.docx
+++ b/klagomål/A 63008-2025 FSC-klagomål.docx
@@ -1436,7 +1436,7 @@
     <w:r>
       <w:tab/>
       <w:tab/>
-      <w:t>2026-07-21</w:t>
+      <w:t>2026-07-22</w:t>
       <w:br/>
       <w:br/>
     </w:r>

--- a/klagomål/A 63008-2025 FSC-klagomål.docx
+++ b/klagomål/A 63008-2025 FSC-klagomål.docx
@@ -1436,7 +1436,7 @@
     <w:r>
       <w:tab/>
       <w:tab/>
-      <w:t>2026-07-22</w:t>
+      <w:t>2026-07-23</w:t>
       <w:br/>
       <w:br/>
     </w:r>

--- a/klagomål/A 63008-2025 FSC-klagomål.docx
+++ b/klagomål/A 63008-2025 FSC-klagomål.docx
@@ -1436,7 +1436,7 @@
     <w:r>
       <w:tab/>
       <w:tab/>
-      <w:t>2026-07-23</w:t>
+      <w:t>2026-07-24</w:t>
       <w:br/>
       <w:br/>
     </w:r>

--- a/klagomål/A 63008-2025 FSC-klagomål.docx
+++ b/klagomål/A 63008-2025 FSC-klagomål.docx
@@ -216,7 +216,7 @@
         <w:spacing w:after="240"/>
       </w:pPr>
       <w:r>
-        <w:t>Figur 1. Fyndplatser för naturvårdsarter i och inom 25 meter från avverkningsanmälan. Markörer utan svart kant är placerade på fyndplatsen. Markörer med svart kant är placerade vid sidan av fyndplatsen har ett svart streck som visar fyndplatsens exakta position. Kartans mittpunktskoordinat är N 6664104, E 631761 i SWEREF 99 TM.</w:t>
+        <w:t>Figur 1. Fyndplatser för naturvårdsarter i och inom 25 meter från avverkningsanmälan. Markörer utan svart kant är placerade på fyndplatsen. Markörer med svart kant är placerade vid sidan av fyndplatsen och har ett svart streck som visar fyndplatsens exakta position. Kartans mittpunktskoordinat är N 6664104, E 631761 i SWEREF 99 TM.</w:t>
       </w:r>
     </w:p>
     <w:p>
@@ -1436,7 +1436,7 @@
     <w:r>
       <w:tab/>
       <w:tab/>
-      <w:t>2026-08-14</w:t>
+      <w:t>2026-08-15</w:t>
       <w:br/>
       <w:br/>
     </w:r>

--- a/klagomål/A 63008-2025 FSC-klagomål.docx
+++ b/klagomål/A 63008-2025 FSC-klagomål.docx
@@ -1436,7 +1436,7 @@
     <w:r>
       <w:tab/>
       <w:tab/>
-      <w:t>2026-08-15</w:t>
+      <w:t>2026-08-16</w:t>
       <w:br/>
       <w:br/>
     </w:r>

--- a/klagomål/A 63008-2025 FSC-klagomål.docx
+++ b/klagomål/A 63008-2025 FSC-klagomål.docx
@@ -1436,7 +1436,7 @@
     <w:r>
       <w:tab/>
       <w:tab/>
-      <w:t>2026-08-16</w:t>
+      <w:t>2026-08-17</w:t>
       <w:br/>
       <w:br/>
     </w:r>

--- a/klagomål/A 63008-2025 FSC-klagomål.docx
+++ b/klagomål/A 63008-2025 FSC-klagomål.docx
@@ -1436,7 +1436,7 @@
     <w:r>
       <w:tab/>
       <w:tab/>
-      <w:t>2026-08-17</w:t>
+      <w:t>2026-08-18</w:t>
       <w:br/>
       <w:br/>
     </w:r>

--- a/klagomål/A 63008-2025 FSC-klagomål.docx
+++ b/klagomål/A 63008-2025 FSC-klagomål.docx
@@ -1436,7 +1436,7 @@
     <w:r>
       <w:tab/>
       <w:tab/>
-      <w:t>2026-08-18</w:t>
+      <w:t>2026-08-19</w:t>
       <w:br/>
       <w:br/>
     </w:r>

--- a/klagomål/A 63008-2025 FSC-klagomål.docx
+++ b/klagomål/A 63008-2025 FSC-klagomål.docx
@@ -1436,7 +1436,7 @@
     <w:r>
       <w:tab/>
       <w:tab/>
-      <w:t>2026-08-19</w:t>
+      <w:t>2026-08-20</w:t>
       <w:br/>
       <w:br/>
     </w:r>

--- a/klagomål/A 63008-2025 FSC-klagomål.docx
+++ b/klagomål/A 63008-2025 FSC-klagomål.docx
@@ -1436,7 +1436,7 @@
     <w:r>
       <w:tab/>
       <w:tab/>
-      <w:t>2026-08-20</w:t>
+      <w:t>2026-08-21</w:t>
       <w:br/>
       <w:br/>
     </w:r>

--- a/klagomål/A 63008-2025 FSC-klagomål.docx
+++ b/klagomål/A 63008-2025 FSC-klagomål.docx
@@ -1436,7 +1436,7 @@
     <w:r>
       <w:tab/>
       <w:tab/>
-      <w:t>2026-08-21</w:t>
+      <w:t>2026-08-22</w:t>
       <w:br/>
       <w:br/>
     </w:r>

--- a/klagomål/A 63008-2025 FSC-klagomål.docx
+++ b/klagomål/A 63008-2025 FSC-klagomål.docx
@@ -1436,7 +1436,7 @@
     <w:r>
       <w:tab/>
       <w:tab/>
-      <w:t>2026-08-22</w:t>
+      <w:t>2026-08-23</w:t>
       <w:br/>
       <w:br/>
     </w:r>

--- a/klagomål/A 63008-2025 FSC-klagomål.docx
+++ b/klagomål/A 63008-2025 FSC-klagomål.docx
@@ -1436,7 +1436,7 @@
     <w:r>
       <w:tab/>
       <w:tab/>
-      <w:t>2026-08-23</w:t>
+      <w:t>2026-08-24</w:t>
       <w:br/>
       <w:br/>
     </w:r>

--- a/klagomål/A 63008-2025 FSC-klagomål.docx
+++ b/klagomål/A 63008-2025 FSC-klagomål.docx
@@ -1436,7 +1436,7 @@
     <w:r>
       <w:tab/>
       <w:tab/>
-      <w:t>2026-08-24</w:t>
+      <w:t>2026-08-25</w:t>
       <w:br/>
       <w:br/>
     </w:r>

--- a/klagomål/A 63008-2025 FSC-klagomål.docx
+++ b/klagomål/A 63008-2025 FSC-klagomål.docx
@@ -1436,7 +1436,7 @@
     <w:r>
       <w:tab/>
       <w:tab/>
-      <w:t>2026-08-25</w:t>
+      <w:t>2026-08-26</w:t>
       <w:br/>
       <w:br/>
     </w:r>

--- a/klagomål/A 63008-2025 FSC-klagomål.docx
+++ b/klagomål/A 63008-2025 FSC-klagomål.docx
@@ -1436,7 +1436,7 @@
     <w:r>
       <w:tab/>
       <w:tab/>
-      <w:t>2026-08-26</w:t>
+      <w:t>2026-08-27</w:t>
       <w:br/>
       <w:br/>
     </w:r>

--- a/klagomål/A 63008-2025 FSC-klagomål.docx
+++ b/klagomål/A 63008-2025 FSC-klagomål.docx
@@ -1436,7 +1436,7 @@
     <w:r>
       <w:tab/>
       <w:tab/>
-      <w:t>2026-08-27</w:t>
+      <w:t>2026-08-28</w:t>
       <w:br/>
       <w:br/>
     </w:r>

--- a/klagomål/A 63008-2025 FSC-klagomål.docx
+++ b/klagomål/A 63008-2025 FSC-klagomål.docx
@@ -1436,7 +1436,7 @@
     <w:r>
       <w:tab/>
       <w:tab/>
-      <w:t>2026-08-28</w:t>
+      <w:t>2026-08-29</w:t>
       <w:br/>
       <w:br/>
     </w:r>

--- a/klagomål/A 63008-2025 FSC-klagomål.docx
+++ b/klagomål/A 63008-2025 FSC-klagomål.docx
@@ -1436,7 +1436,7 @@
     <w:r>
       <w:tab/>
       <w:tab/>
-      <w:t>2026-08-29</w:t>
+      <w:t>2026-08-31</w:t>
       <w:br/>
       <w:br/>
     </w:r>

--- a/klagomål/A 63008-2025 FSC-klagomål.docx
+++ b/klagomål/A 63008-2025 FSC-klagomål.docx
@@ -1436,7 +1436,7 @@
     <w:r>
       <w:tab/>
       <w:tab/>
-      <w:t>2026-08-31</w:t>
+      <w:t>2026-09-01</w:t>
       <w:br/>
       <w:br/>
     </w:r>

--- a/klagomål/A 63008-2025 FSC-klagomål.docx
+++ b/klagomål/A 63008-2025 FSC-klagomål.docx
@@ -1436,7 +1436,7 @@
     <w:r>
       <w:tab/>
       <w:tab/>
-      <w:t>2026-09-01</w:t>
+      <w:t>2026-09-02</w:t>
       <w:br/>
       <w:br/>
     </w:r>

--- a/klagomål/A 63008-2025 FSC-klagomål.docx
+++ b/klagomål/A 63008-2025 FSC-klagomål.docx
@@ -1436,7 +1436,7 @@
     <w:r>
       <w:tab/>
       <w:tab/>
-      <w:t>2026-09-02</w:t>
+      <w:t>2026-09-03</w:t>
       <w:br/>
       <w:br/>
     </w:r>

--- a/klagomål/A 63008-2025 FSC-klagomål.docx
+++ b/klagomål/A 63008-2025 FSC-klagomål.docx
@@ -1436,7 +1436,7 @@
     <w:r>
       <w:tab/>
       <w:tab/>
-      <w:t>2026-09-03</w:t>
+      <w:t>2026-09-04</w:t>
       <w:br/>
       <w:br/>
     </w:r>

--- a/klagomål/A 63008-2025 FSC-klagomål.docx
+++ b/klagomål/A 63008-2025 FSC-klagomål.docx
@@ -1436,7 +1436,7 @@
     <w:r>
       <w:tab/>
       <w:tab/>
-      <w:t>2026-09-04</w:t>
+      <w:t>2026-09-05</w:t>
       <w:br/>
       <w:br/>
     </w:r>

--- a/klagomål/A 63008-2025 FSC-klagomål.docx
+++ b/klagomål/A 63008-2025 FSC-klagomål.docx
@@ -1436,7 +1436,7 @@
     <w:r>
       <w:tab/>
       <w:tab/>
-      <w:t>2026-09-05</w:t>
+      <w:t>2026-09-06</w:t>
       <w:br/>
       <w:br/>
     </w:r>

--- a/klagomål/A 63008-2025 FSC-klagomål.docx
+++ b/klagomål/A 63008-2025 FSC-klagomål.docx
@@ -1436,7 +1436,7 @@
     <w:r>
       <w:tab/>
       <w:tab/>
-      <w:t>2026-09-06</w:t>
+      <w:t>2026-09-07</w:t>
       <w:br/>
       <w:br/>
     </w:r>

--- a/klagomål/A 63008-2025 FSC-klagomål.docx
+++ b/klagomål/A 63008-2025 FSC-klagomål.docx
@@ -1436,7 +1436,7 @@
     <w:r>
       <w:tab/>
       <w:tab/>
-      <w:t>2026-09-07</w:t>
+      <w:t>2026-09-08</w:t>
       <w:br/>
       <w:br/>
     </w:r>

--- a/klagomål/A 63008-2025 FSC-klagomål.docx
+++ b/klagomål/A 63008-2025 FSC-klagomål.docx
@@ -1436,7 +1436,7 @@
     <w:r>
       <w:tab/>
       <w:tab/>
-      <w:t>2026-09-08</w:t>
+      <w:t>2026-09-09</w:t>
       <w:br/>
       <w:br/>
     </w:r>

--- a/klagomål/A 63008-2025 FSC-klagomål.docx
+++ b/klagomål/A 63008-2025 FSC-klagomål.docx
@@ -1436,7 +1436,7 @@
     <w:r>
       <w:tab/>
       <w:tab/>
-      <w:t>2026-09-09</w:t>
+      <w:t>2026-09-10</w:t>
       <w:br/>
       <w:br/>
     </w:r>

--- a/klagomål/A 63008-2025 FSC-klagomål.docx
+++ b/klagomål/A 63008-2025 FSC-klagomål.docx
@@ -1436,7 +1436,7 @@
     <w:r>
       <w:tab/>
       <w:tab/>
-      <w:t>2026-09-10</w:t>
+      <w:t>2026-09-11</w:t>
       <w:br/>
       <w:br/>
     </w:r>

--- a/klagomål/A 63008-2025 FSC-klagomål.docx
+++ b/klagomål/A 63008-2025 FSC-klagomål.docx
@@ -1436,7 +1436,7 @@
     <w:r>
       <w:tab/>
       <w:tab/>
-      <w:t>2026-09-11</w:t>
+      <w:t>2026-09-12</w:t>
       <w:br/>
       <w:br/>
     </w:r>
